--- a/academia/artigos/globaledu/globaledu_local.docx
+++ b/academia/artigos/globaledu/globaledu_local.docx
@@ -121,6 +121,7 @@
         <w:jc w:val="center"/>
         <w:rPr>
           <w:i/>
+          <w:lang w:val="pt-BR"/>
         </w:rPr>
       </w:pPr>
       <w:proofErr w:type="spellStart"/>
@@ -129,62 +130,46 @@
         <w:rPr>
           <w:i/>
           <w:vertAlign w:val="superscript"/>
+          <w:lang w:val="pt-BR"/>
         </w:rPr>
         <w:t>a</w:t>
       </w:r>
       <w:r>
         <w:rPr>
           <w:i/>
+          <w:lang w:val="pt-BR"/>
         </w:rPr>
         <w:t>PIPCA</w:t>
-      </w:r>
-      <w:proofErr w:type="spellEnd"/>
-      <w:r>
-        <w:rPr>
-          <w:i/>
-        </w:rPr>
-        <w:t>/</w:t>
-      </w:r>
-      <w:proofErr w:type="spellStart"/>
-      <w:r>
-        <w:rPr>
-          <w:i/>
-        </w:rPr>
-        <w:t>Unisinos</w:t>
       </w:r>
       <w:proofErr w:type="spellEnd"/>
       <w:proofErr w:type="gramEnd"/>
       <w:r>
         <w:rPr>
           <w:i/>
-        </w:rPr>
-        <w:t xml:space="preserve">, São </w:t>
+          <w:lang w:val="pt-BR"/>
+        </w:rPr>
+        <w:t>/</w:t>
       </w:r>
       <w:proofErr w:type="spellStart"/>
       <w:r>
         <w:rPr>
           <w:i/>
-        </w:rPr>
-        <w:t>Leopoldo</w:t>
+          <w:lang w:val="pt-BR"/>
+        </w:rPr>
+        <w:t>Unisinos</w:t>
       </w:r>
       <w:proofErr w:type="spellEnd"/>
       <w:r>
         <w:rPr>
           <w:i/>
-        </w:rPr>
-        <w:t xml:space="preserve">, RS, </w:t>
-      </w:r>
-      <w:proofErr w:type="spellStart"/>
+          <w:lang w:val="pt-BR"/>
+        </w:rPr>
+        <w:t>, São Leopoldo, RS, Brasil</w:t>
+      </w:r>
       <w:r>
         <w:rPr>
           <w:i/>
-        </w:rPr>
-        <w:t>Brasil</w:t>
-      </w:r>
-      <w:proofErr w:type="spellEnd"/>
-      <w:r>
-        <w:rPr>
-          <w:i/>
+          <w:lang w:val="pt-BR"/>
         </w:rPr>
         <w:br/>
       </w:r>
@@ -193,12 +178,14 @@
         <w:rPr>
           <w:i/>
           <w:vertAlign w:val="superscript"/>
+          <w:lang w:val="pt-BR"/>
         </w:rPr>
         <w:t>b</w:t>
       </w:r>
       <w:r>
         <w:rPr>
           <w:i/>
+          <w:lang w:val="pt-BR"/>
         </w:rPr>
         <w:t>UniLasalle</w:t>
       </w:r>
@@ -206,23 +193,19 @@
       <w:r>
         <w:rPr>
           <w:i/>
-        </w:rPr>
-        <w:t xml:space="preserve">, Canoas, RS, </w:t>
-      </w:r>
-      <w:proofErr w:type="spellStart"/>
-      <w:r>
-        <w:rPr>
-          <w:i/>
-        </w:rPr>
-        <w:t>Brasil</w:t>
-      </w:r>
-      <w:proofErr w:type="spellEnd"/>
+          <w:lang w:val="pt-BR"/>
+        </w:rPr>
+        <w:t>, Canoas, RS, Brasil</w:t>
+      </w:r>
     </w:p>
     <w:p>
       <w:pPr>
         <w:pBdr>
           <w:bottom w:val="single" w:sz="4" w:space="1" w:color="auto"/>
         </w:pBdr>
+        <w:rPr>
+          <w:lang w:val="pt-BR"/>
+        </w:rPr>
       </w:pPr>
     </w:p>
     <w:p>
@@ -305,9 +288,11 @@
     <w:p>
       <w:pPr>
         <w:sectPr>
+          <w:footerReference w:type="first" r:id="rId8"/>
           <w:pgSz w:w="11906" w:h="16838"/>
-          <w:pgMar w:top="720" w:right="720" w:bottom="720" w:left="720" w:header="708" w:footer="708" w:gutter="0"/>
+          <w:pgMar w:top="720" w:right="720" w:bottom="720" w:left="720" w:header="680" w:footer="737" w:gutter="0"/>
           <w:cols w:space="708"/>
+          <w:titlePg/>
           <w:docGrid w:linePitch="360"/>
         </w:sectPr>
       </w:pPr>
@@ -407,11 +392,7 @@
         <w:t xml:space="preserve"> is structured in</w:t>
       </w:r>
       <w:r>
-        <w:t xml:space="preserve">to layers </w:t>
-      </w:r>
-      <w:r>
-        <w:lastRenderedPageBreak/>
-        <w:t xml:space="preserve">(detailed in section </w:t>
+        <w:t xml:space="preserve">to layers (detailed in section </w:t>
       </w:r>
       <w:r>
         <w:fldChar w:fldCharType="begin"/>
@@ -492,7 +473,11 @@
         <w:t>.</w:t>
       </w:r>
       <w:r>
-        <w:t xml:space="preserve"> The ISAM project focuses on the building and management of large-scale ubiquitous computing </w:t>
+        <w:t xml:space="preserve"> The ISAM </w:t>
+      </w:r>
+      <w:r>
+        <w:lastRenderedPageBreak/>
+        <w:t xml:space="preserve">project focuses on the building and management of large-scale ubiquitous computing </w:t>
       </w:r>
       <w:proofErr w:type="gramStart"/>
       <w:r>
@@ -772,11 +757,7 @@
         <w:t xml:space="preserve"> </w:t>
       </w:r>
       <w:r>
-        <w:t xml:space="preserve">is fundamentally about increasing learners' capability to carry their own learning environment along with them. </w:t>
-      </w:r>
-      <w:r>
-        <w:lastRenderedPageBreak/>
-        <w:t>M-learning is the natural evolution of e-learning, and has the potential to make learning even more widely accessible. However, considering the ubiquitous view, mobile computers are still not embedded in the learners' surrounding environment, and as such they cannot seamlessly obtain contextual information.</w:t>
+        <w:t>is fundamentally about increasing learners' capability to carry their own learning environment along with them. M-learning is the natural evolution of e-learning, and has the potential to make learning even more widely accessible. However, considering the ubiquitous view, mobile computers are still not embedded in the learners' surrounding environment, and as such they cannot seamlessly obtain contextual information.</w:t>
       </w:r>
     </w:p>
     <w:p>
@@ -812,7 +793,11 @@
         <w:t xml:space="preserve"> </w:t>
       </w:r>
       <w:r>
-        <w:t>can use embedded devices that communicate mutually to explore the context, and dynamically build models of their environments. It is considered that while the learner is moving with his/her mobile device, the system dynamically supports his/her learning by communicating with embedded computers in the environment. The opportunities made available by the context can be used to improve the learning experience.</w:t>
+        <w:t xml:space="preserve">can use embedded devices that communicate mutually to explore the context, and dynamically build models of their environments. It is considered that while the learner is moving with his/her mobile device, the system dynamically supports his/her learning by communicating with embedded </w:t>
+      </w:r>
+      <w:r>
+        <w:lastRenderedPageBreak/>
+        <w:t>computers in the environment. The opportunities made available by the context can be used to improve the learning experience.</w:t>
       </w:r>
     </w:p>
     <w:p>
@@ -969,7 +954,7 @@
       <w:r>
         <w:rPr>
           <w:noProof/>
-          <w:lang w:eastAsia="pt-BR" w:bidi="ar-SA"/>
+          <w:lang w:val="pt-BR" w:eastAsia="pt-BR" w:bidi="ar-SA"/>
         </w:rPr>
         <w:drawing>
           <wp:inline distT="0" distB="0" distL="0" distR="0">
@@ -989,7 +974,7 @@
                     </pic:cNvPicPr>
                   </pic:nvPicPr>
                   <pic:blipFill>
-                    <a:blip r:embed="rId8"/>
+                    <a:blip r:embed="rId9" cstate="print"/>
                     <a:srcRect r="4991" b="17453"/>
                     <a:stretch>
                       <a:fillRect/>
@@ -1049,7 +1034,6 @@
     </w:p>
     <w:p>
       <w:r>
-        <w:lastRenderedPageBreak/>
         <w:t>The </w:t>
       </w:r>
       <w:r>
@@ -1065,7 +1049,11 @@
     </w:p>
     <w:p>
       <w:r>
-        <w:t>The Runtime Layer is a middleware which supports the execution of educational applications, providing the system with necessary features, such as perception of contextual elements, code migration and communication mechanisms.</w:t>
+        <w:t xml:space="preserve">The Runtime Layer is a middleware which supports the execution of educational applications, providing the system </w:t>
+      </w:r>
+      <w:r>
+        <w:lastRenderedPageBreak/>
+        <w:t>with necessary features, such as perception of contextual elements, code migration and communication mechanisms.</w:t>
       </w:r>
     </w:p>
     <w:p>
@@ -1162,7 +1150,6 @@
     </w:p>
     <w:p>
       <w:r>
-        <w:lastRenderedPageBreak/>
         <w:t>The </w:t>
       </w:r>
       <w:r>
@@ -1235,7 +1222,7 @@
                     </pic:cNvPicPr>
                   </pic:nvPicPr>
                   <pic:blipFill>
-                    <a:blip r:embed="rId9"/>
+                    <a:blip r:embed="rId10" cstate="print"/>
                     <a:srcRect/>
                     <a:stretch>
                       <a:fillRect/>
@@ -1316,7 +1303,11 @@
       </w:r>
       <w:proofErr w:type="gramEnd"/>
       <w:r>
-        <w:t xml:space="preserve"> In this case, the service takes two actions: (1) notifies other learners in the corresponding context (Location Context), and (2) sends to the new learner adapted information about the current context he/she is in. User profiles are compared in order to define learners with the same goals, competencies and preferences, whose information the learner may access for contact or not.</w:t>
+        <w:t xml:space="preserve"> In this case, the service takes two actions: (1) notifies other learners in the corresponding context (Location Context), and (2) sends to the new learner adapted information about the current context he/she is in. User profiles are compared </w:t>
+      </w:r>
+      <w:r>
+        <w:lastRenderedPageBreak/>
+        <w:t>in order to define learners with the same goals, competencies and preferences, whose information the learner may access for contact or not.</w:t>
       </w:r>
     </w:p>
     <w:p>
@@ -1385,7 +1376,7 @@
                     </pic:cNvPicPr>
                   </pic:nvPicPr>
                   <pic:blipFill>
-                    <a:blip r:embed="rId10"/>
+                    <a:blip r:embed="rId11" cstate="print"/>
                     <a:srcRect b="8987"/>
                     <a:stretch>
                       <a:fillRect/>
@@ -1440,7 +1431,6 @@
     </w:p>
     <w:p>
       <w:r>
-        <w:lastRenderedPageBreak/>
         <w:t>With this, learners can ask explicit information about the Social Context they are part of. He can also extend the search for information to other contexts. This can be useful in the case of finding learning objects related to the learner's goals, for instance.</w:t>
       </w:r>
     </w:p>
@@ -1652,7 +1642,11 @@
         <w:fldChar w:fldCharType="end"/>
       </w:r>
       <w:r>
-        <w:t>). Each cell has a base and the cells are connected to support the ubiquitous environment. A cell manages nodes such as desktops and mobile devices which can be connected either by wired or wireless networks.</w:t>
+        <w:t xml:space="preserve">). Each cell has a base and the cells are connected to </w:t>
+      </w:r>
+      <w:r>
+        <w:lastRenderedPageBreak/>
+        <w:t>support the ubiquitous environment. A cell manages nodes such as desktops and mobile devices which can be connected either by wired or wireless networks.</w:t>
       </w:r>
     </w:p>
     <w:p>
@@ -1664,7 +1658,6 @@
           <w:noProof/>
           <w:lang w:val="pt-BR" w:eastAsia="pt-BR" w:bidi="ar-SA"/>
         </w:rPr>
-        <w:lastRenderedPageBreak/>
         <w:drawing>
           <wp:inline distT="0" distB="0" distL="0" distR="0">
             <wp:extent cx="3065145" cy="2845435"/>
@@ -1683,7 +1676,7 @@
                     </pic:cNvPicPr>
                   </pic:nvPicPr>
                   <pic:blipFill>
-                    <a:blip r:embed="rId11"/>
+                    <a:blip r:embed="rId12" cstate="print"/>
                     <a:srcRect/>
                     <a:stretch>
                       <a:fillRect/>
@@ -1986,11 +1979,7 @@
         <w:t>Communication System</w:t>
       </w:r>
       <w:r>
-        <w:t xml:space="preserve">, used to establish communication between the different </w:t>
-      </w:r>
-      <w:r>
-        <w:lastRenderedPageBreak/>
-        <w:t>parts of LOCAL, and between the system and its users; (7) </w:t>
+        <w:t>, used to establish communication between the different parts of LOCAL, and between the system and its users; (7) </w:t>
       </w:r>
       <w:r>
         <w:rPr>
@@ -2012,6 +2001,7 @@
           <w:noProof/>
           <w:lang w:val="pt-BR" w:eastAsia="pt-BR" w:bidi="ar-SA"/>
         </w:rPr>
+        <w:lastRenderedPageBreak/>
         <w:drawing>
           <wp:inline distT="0" distB="0" distL="0" distR="0">
             <wp:extent cx="2700020" cy="1699260"/>
@@ -2030,7 +2020,7 @@
                     </pic:cNvPicPr>
                   </pic:nvPicPr>
                   <pic:blipFill>
-                    <a:blip r:embed="rId12"/>
+                    <a:blip r:embed="rId13" cstate="print"/>
                     <a:srcRect l="3229" t="3990" r="3149" b="12653"/>
                     <a:stretch>
                       <a:fillRect/>
@@ -2197,11 +2187,7 @@
       </w:r>
       <w:proofErr w:type="spellEnd"/>
       <w:r>
-        <w:t xml:space="preserve"> PAs are executed in the learner's devices, mapped to the LOCAL Personal Assistant. The Location System and the Event System are used to support the Context Management Module. Context Management Module is supported by the Learning Object Repository and the Profile Management by the </w:t>
-      </w:r>
-      <w:r>
-        <w:lastRenderedPageBreak/>
-        <w:t>User Profiles System. Communication Support Module is mapped to the LOCAL Communication System. Other Support Modules are not used.</w:t>
+        <w:t xml:space="preserve"> PAs are executed in the learner's devices, mapped to the LOCAL Personal Assistant. The Location System and the Event System are used to support the Context Management Module. Context Management Module is supported by the Learning Object Repository and the Profile Management by the User Profiles System. Communication Support Module is mapped to the LOCAL Communication System. Other Support Modules are not used.</w:t>
       </w:r>
     </w:p>
     <w:p>
@@ -2213,6 +2199,7 @@
           <w:noProof/>
           <w:lang w:val="pt-BR" w:eastAsia="pt-BR" w:bidi="ar-SA"/>
         </w:rPr>
+        <w:lastRenderedPageBreak/>
         <w:drawing>
           <wp:inline distT="0" distB="0" distL="0" distR="0">
             <wp:extent cx="2933700" cy="3248025"/>
@@ -2231,7 +2218,7 @@
                     </pic:cNvPicPr>
                   </pic:nvPicPr>
                   <pic:blipFill>
-                    <a:blip r:embed="rId13"/>
+                    <a:blip r:embed="rId14" cstate="print"/>
                     <a:srcRect/>
                     <a:stretch>
                       <a:fillRect/>
@@ -2477,7 +2464,6 @@
           <w:noProof/>
           <w:lang w:val="pt-BR" w:eastAsia="pt-BR" w:bidi="ar-SA"/>
         </w:rPr>
-        <w:lastRenderedPageBreak/>
         <w:drawing>
           <wp:inline distT="0" distB="0" distL="0" distR="0">
             <wp:extent cx="2760345" cy="1621790"/>
@@ -2496,7 +2482,7 @@
                     </pic:cNvPicPr>
                   </pic:nvPicPr>
                   <pic:blipFill>
-                    <a:blip r:embed="rId14"/>
+                    <a:blip r:embed="rId15" cstate="print"/>
                     <a:srcRect l="4300" t="22536" r="22102" b="20270"/>
                     <a:stretch>
                       <a:fillRect/>
@@ -2551,6 +2537,7 @@
     </w:p>
     <w:p>
       <w:r>
+        <w:lastRenderedPageBreak/>
         <w:t>The persistent data (</w:t>
       </w:r>
       <w:r>
@@ -2750,11 +2737,7 @@
         <w:t>personal assistant</w:t>
       </w:r>
       <w:r>
-        <w:t xml:space="preserve"> (PA) is the module which accompanies the learner in its mobile device. It allows users to stay connected to the system, while providing </w:t>
-      </w:r>
-      <w:r>
-        <w:lastRenderedPageBreak/>
-        <w:t>a certain degree of independence. The PA presents the following functionalities:</w:t>
+        <w:t> (PA) is the module which accompanies the learner in its mobile device. It allows users to stay connected to the system, while providing a certain degree of independence. The PA presents the following functionalities:</w:t>
       </w:r>
     </w:p>
     <w:p>
@@ -2813,6 +2796,7 @@
         <w:pStyle w:val="Heading3"/>
       </w:pPr>
       <w:r>
+        <w:lastRenderedPageBreak/>
         <w:t>Learning Objects</w:t>
       </w:r>
     </w:p>
@@ -2901,7 +2885,6 @@
           <w:noProof/>
           <w:lang w:val="pt-BR" w:eastAsia="pt-BR" w:bidi="ar-SA"/>
         </w:rPr>
-        <w:lastRenderedPageBreak/>
         <w:drawing>
           <wp:inline distT="0" distB="0" distL="0" distR="0">
             <wp:extent cx="2943225" cy="1781175"/>
@@ -2920,7 +2903,7 @@
                     </pic:cNvPicPr>
                   </pic:nvPicPr>
                   <pic:blipFill>
-                    <a:blip r:embed="rId15"/>
+                    <a:blip r:embed="rId16" cstate="print"/>
                     <a:srcRect t="9735" b="10667"/>
                     <a:stretch>
                       <a:fillRect/>
@@ -3066,7 +3049,7 @@
                     </pic:cNvPicPr>
                   </pic:nvPicPr>
                   <pic:blipFill>
-                    <a:blip r:embed="rId16"/>
+                    <a:blip r:embed="rId17" cstate="print"/>
                     <a:srcRect t="14401" b="16269"/>
                     <a:stretch>
                       <a:fillRect/>
@@ -3122,6 +3105,7 @@
         <w:pStyle w:val="Heading3"/>
       </w:pPr>
       <w:r>
+        <w:lastRenderedPageBreak/>
         <w:t>Communication System &amp; Events</w:t>
       </w:r>
     </w:p>
@@ -3161,7 +3145,6 @@
         </w:numPr>
       </w:pPr>
       <w:r>
-        <w:lastRenderedPageBreak/>
         <w:t>Sending messages to a specific context (everyone in the context receives the notification).</w:t>
       </w:r>
     </w:p>
@@ -3292,7 +3275,7 @@
                     </pic:cNvPicPr>
                   </pic:nvPicPr>
                   <pic:blipFill>
-                    <a:blip r:embed="rId17"/>
+                    <a:blip r:embed="rId18" cstate="print"/>
                     <a:srcRect t="11469" b="6801"/>
                     <a:stretch>
                       <a:fillRect/>
@@ -3434,11 +3417,11 @@
       </w:r>
       <w:proofErr w:type="spellEnd"/>
       <w:r>
-        <w:t xml:space="preserve"> hx4700 and tablet PCs tc1100. It reads potency information from the four wireless access points and forwards it to the location system. The system uses this </w:t>
+        <w:t xml:space="preserve"> hx4700 </w:t>
       </w:r>
       <w:r>
         <w:lastRenderedPageBreak/>
-        <w:t xml:space="preserve">information to determine the position of users' mobile devices. The profile system was implemented using </w:t>
+        <w:t xml:space="preserve">and tablet PCs tc1100. It reads potency information from the four wireless access points and forwards it to the location system. The system uses this information to determine the position of users' mobile devices. The profile system was implemented using </w:t>
       </w:r>
       <w:proofErr w:type="spellStart"/>
       <w:r>
@@ -3454,6 +3437,10 @@
         <w:keepNext/>
       </w:pPr>
       <w:r>
+        <w:rPr>
+          <w:noProof/>
+          <w:lang w:val="pt-BR" w:eastAsia="pt-BR" w:bidi="ar-SA"/>
+        </w:rPr>
         <w:drawing>
           <wp:inline distT="0" distB="0" distL="0" distR="0">
             <wp:extent cx="3098165" cy="1679032"/>
@@ -3472,7 +3459,7 @@
                     </pic:cNvPicPr>
                   </pic:nvPicPr>
                   <pic:blipFill>
-                    <a:blip r:embed="rId18" cstate="print"/>
+                    <a:blip r:embed="rId19" cstate="print"/>
                     <a:srcRect/>
                     <a:stretch>
                       <a:fillRect/>
@@ -3542,6 +3529,13 @@
         <w:t>The first moment occurs before the lesson. The professor sets an appointment consisting of a message with the subject of the upcoming debate, as well as a list of online resources. This appointment spans the whole duration of the lesson. This message is tied to room 216, where the debate will occur. The second moment corresponds to the start of the lesson. Seven students enter the classroom, and are promptly detected by the location system. They receive the appointed message. In the third moment, the professor requests the formation of groups for debating. The groups are formed according with similarity between user interests for "Programming Languages". In this particular case, three groups were formed: one (A) with four students interested in Java; the second (B) with two students interested in C# and another one (C) with just one student, interested in C++. The debate starts, where each group presents the pros and cons of each language. At this time, two students come late. Both receive the appointed message, and are also informed about what group they should participate in. One enters group A, and the other one enters group C. In the fourth moment, another late student arrives, and receives the appointed messages. However, the debate had already ended, and he is not directed to any group. The fifth moment occurs after the ending of the lesson. The system registers student attendance via sampled location data. A student is considered present if he was in the classroom for at least 60% of the meeting's duration. The last student was considered absent.</w:t>
       </w:r>
     </w:p>
+    <w:p>
+      <w:r>
+        <w:t>The initial technological results proved that it was possible to: (1) create groups of students via profile and physical location data; (2) distribute material based on their profiles and in the debate theme; (3) automatically handle student attendances in the classroom, based on location data.</w:t>
+      </w:r>
+    </w:p>
+    <w:p/>
+    <w:p/>
     <w:p/>
     <w:p/>
     <w:tbl>
@@ -3576,7 +3570,7 @@
           </w:tcPr>
           <w:p>
             <w:pPr>
-              <w:spacing w:after="120" w:line="240" w:lineRule="auto"/>
+              <w:spacing w:line="240" w:lineRule="auto"/>
               <w:ind w:firstLine="0"/>
               <w:jc w:val="center"/>
               <w:rPr>
@@ -3593,7 +3587,6 @@
                 <w:sz w:val="18"/>
                 <w:szCs w:val="18"/>
               </w:rPr>
-              <w:lastRenderedPageBreak/>
               <w:t>#</w:t>
             </w:r>
           </w:p>
@@ -3612,7 +3605,7 @@
               <w:tabs>
                 <w:tab w:val="left" w:pos="286"/>
               </w:tabs>
-              <w:spacing w:after="120" w:line="240" w:lineRule="auto"/>
+              <w:spacing w:line="240" w:lineRule="auto"/>
               <w:ind w:firstLine="2"/>
               <w:jc w:val="center"/>
               <w:rPr>
@@ -3642,7 +3635,7 @@
           </w:tcPr>
           <w:p>
             <w:pPr>
-              <w:spacing w:after="120" w:line="240" w:lineRule="auto"/>
+              <w:spacing w:line="240" w:lineRule="auto"/>
               <w:ind w:firstLine="0"/>
               <w:jc w:val="center"/>
               <w:rPr>
@@ -3672,7 +3665,7 @@
           </w:tcPr>
           <w:p>
             <w:pPr>
-              <w:spacing w:after="120" w:line="240" w:lineRule="auto"/>
+              <w:spacing w:line="240" w:lineRule="auto"/>
               <w:ind w:right="38" w:hanging="3"/>
               <w:rPr>
                 <w:rFonts w:cs="Times New Roman"/>
@@ -3701,7 +3694,7 @@
           </w:tcPr>
           <w:p>
             <w:pPr>
-              <w:spacing w:after="120" w:line="240" w:lineRule="auto"/>
+              <w:spacing w:line="240" w:lineRule="auto"/>
               <w:ind w:firstLine="7"/>
               <w:rPr>
                 <w:rFonts w:cs="Times New Roman"/>
@@ -3731,7 +3724,6 @@
               <w:top w:val="single" w:sz="4" w:space="0" w:color="auto"/>
               <w:bottom w:val="single" w:sz="4" w:space="0" w:color="auto"/>
             </w:tcBorders>
-            <w:vAlign w:val="center"/>
           </w:tcPr>
           <w:p>
             <w:pPr>
@@ -3765,7 +3757,6 @@
               <w:top w:val="single" w:sz="4" w:space="0" w:color="auto"/>
               <w:bottom w:val="single" w:sz="4" w:space="0" w:color="auto"/>
             </w:tcBorders>
-            <w:vAlign w:val="center"/>
           </w:tcPr>
           <w:p>
             <w:pPr>
@@ -3798,7 +3789,6 @@
               <w:top w:val="single" w:sz="4" w:space="0" w:color="auto"/>
               <w:bottom w:val="single" w:sz="4" w:space="0" w:color="auto"/>
             </w:tcBorders>
-            <w:vAlign w:val="center"/>
           </w:tcPr>
           <w:p>
             <w:pPr>
@@ -3828,12 +3818,12 @@
               <w:top w:val="single" w:sz="4" w:space="0" w:color="auto"/>
               <w:bottom w:val="single" w:sz="4" w:space="0" w:color="auto"/>
             </w:tcBorders>
-            <w:vAlign w:val="center"/>
           </w:tcPr>
           <w:p>
             <w:pPr>
               <w:spacing w:line="240" w:lineRule="auto"/>
               <w:ind w:right="38" w:hanging="3"/>
+              <w:jc w:val="center"/>
               <w:rPr>
                 <w:rFonts w:cs="Times New Roman"/>
                 <w:sz w:val="18"/>
@@ -3893,7 +3883,6 @@
             <w:tcBorders>
               <w:top w:val="single" w:sz="4" w:space="0" w:color="auto"/>
             </w:tcBorders>
-            <w:vAlign w:val="center"/>
           </w:tcPr>
           <w:p>
             <w:pPr>
@@ -3926,7 +3915,6 @@
             <w:tcBorders>
               <w:top w:val="single" w:sz="4" w:space="0" w:color="auto"/>
             </w:tcBorders>
-            <w:vAlign w:val="center"/>
           </w:tcPr>
           <w:p>
             <w:pPr>
@@ -3958,7 +3946,6 @@
             <w:tcBorders>
               <w:top w:val="single" w:sz="4" w:space="0" w:color="auto"/>
             </w:tcBorders>
-            <w:vAlign w:val="center"/>
           </w:tcPr>
           <w:p>
             <w:pPr>
@@ -3987,12 +3974,12 @@
             <w:tcBorders>
               <w:top w:val="single" w:sz="4" w:space="0" w:color="auto"/>
             </w:tcBorders>
-            <w:vAlign w:val="center"/>
           </w:tcPr>
           <w:p>
             <w:pPr>
               <w:spacing w:line="240" w:lineRule="auto"/>
               <w:ind w:right="38" w:hanging="3"/>
+              <w:jc w:val="center"/>
               <w:rPr>
                 <w:rFonts w:cs="Times New Roman"/>
                 <w:sz w:val="18"/>
@@ -4063,313 +4050,6 @@
           <w:tcPr>
             <w:tcW w:w="341" w:type="dxa"/>
             <w:vMerge/>
-            <w:vAlign w:val="center"/>
-          </w:tcPr>
-          <w:p>
-            <w:pPr>
-              <w:autoSpaceDE w:val="0"/>
-              <w:autoSpaceDN w:val="0"/>
-              <w:spacing w:after="120" w:line="240" w:lineRule="auto"/>
-              <w:ind w:firstLine="0"/>
-              <w:jc w:val="center"/>
-              <w:rPr>
-                <w:rFonts w:cs="Times New Roman"/>
-                <w:b/>
-                <w:sz w:val="18"/>
-                <w:szCs w:val="18"/>
-              </w:rPr>
-            </w:pPr>
-          </w:p>
-        </w:tc>
-        <w:tc>
-          <w:tcPr>
-            <w:tcW w:w="567" w:type="dxa"/>
-            <w:vAlign w:val="center"/>
-          </w:tcPr>
-          <w:p>
-            <w:pPr>
-              <w:tabs>
-                <w:tab w:val="left" w:pos="286"/>
-              </w:tabs>
-              <w:spacing w:after="120" w:line="240" w:lineRule="auto"/>
-              <w:ind w:firstLine="2"/>
-              <w:jc w:val="center"/>
-              <w:rPr>
-                <w:rFonts w:cs="Times New Roman"/>
-                <w:sz w:val="18"/>
-                <w:szCs w:val="18"/>
-              </w:rPr>
-            </w:pPr>
-            <w:r>
-              <w:rPr>
-                <w:rFonts w:cs="Times New Roman"/>
-                <w:sz w:val="18"/>
-                <w:szCs w:val="18"/>
-              </w:rPr>
-              <w:t>07:30</w:t>
-            </w:r>
-          </w:p>
-        </w:tc>
-        <w:tc>
-          <w:tcPr>
-            <w:tcW w:w="567" w:type="dxa"/>
-            <w:vAlign w:val="center"/>
-          </w:tcPr>
-          <w:p>
-            <w:pPr>
-              <w:spacing w:after="120" w:line="240" w:lineRule="auto"/>
-              <w:ind w:firstLine="0"/>
-              <w:jc w:val="center"/>
-              <w:rPr>
-                <w:rFonts w:cs="Times New Roman"/>
-                <w:sz w:val="18"/>
-                <w:szCs w:val="18"/>
-              </w:rPr>
-            </w:pPr>
-            <w:r>
-              <w:rPr>
-                <w:rFonts w:cs="Times New Roman"/>
-                <w:sz w:val="18"/>
-                <w:szCs w:val="18"/>
-              </w:rPr>
-              <w:t>07:30</w:t>
-            </w:r>
-          </w:p>
-        </w:tc>
-        <w:tc>
-          <w:tcPr>
-            <w:tcW w:w="874" w:type="dxa"/>
-            <w:vAlign w:val="center"/>
-          </w:tcPr>
-          <w:p>
-            <w:pPr>
-              <w:spacing w:after="120" w:line="240" w:lineRule="auto"/>
-              <w:ind w:right="38" w:hanging="3"/>
-              <w:rPr>
-                <w:rFonts w:cs="Times New Roman"/>
-                <w:sz w:val="18"/>
-                <w:szCs w:val="18"/>
-              </w:rPr>
-            </w:pPr>
-            <w:r>
-              <w:rPr>
-                <w:rFonts w:cs="Times New Roman"/>
-                <w:sz w:val="18"/>
-                <w:szCs w:val="18"/>
-              </w:rPr>
-              <w:t>LOCAL</w:t>
-            </w:r>
-          </w:p>
-        </w:tc>
-        <w:tc>
-          <w:tcPr>
-            <w:tcW w:w="2670" w:type="dxa"/>
-            <w:vAlign w:val="center"/>
-          </w:tcPr>
-          <w:p>
-            <w:pPr>
-              <w:autoSpaceDE w:val="0"/>
-              <w:autoSpaceDN w:val="0"/>
-              <w:spacing w:after="120" w:line="240" w:lineRule="auto"/>
-              <w:ind w:firstLine="7"/>
-              <w:rPr>
-                <w:rFonts w:cs="Times New Roman"/>
-                <w:sz w:val="18"/>
-                <w:szCs w:val="18"/>
-              </w:rPr>
-            </w:pPr>
-            <w:r>
-              <w:rPr>
-                <w:rFonts w:cs="Times New Roman"/>
-                <w:i/>
-                <w:sz w:val="18"/>
-                <w:szCs w:val="18"/>
-              </w:rPr>
-              <w:t>Location System</w:t>
-            </w:r>
-            <w:r>
-              <w:rPr>
-                <w:rFonts w:cs="Times New Roman"/>
-                <w:sz w:val="18"/>
-                <w:szCs w:val="18"/>
-              </w:rPr>
-              <w:t xml:space="preserve"> begins tracking user location.</w:t>
-            </w:r>
-          </w:p>
-        </w:tc>
-      </w:tr>
-      <w:tr>
-        <w:trPr>
-          <w:trHeight w:val="496"/>
-        </w:trPr>
-        <w:tc>
-          <w:tcPr>
-            <w:tcW w:w="341" w:type="dxa"/>
-            <w:vMerge/>
-            <w:tcBorders>
-              <w:bottom w:val="single" w:sz="4" w:space="0" w:color="auto"/>
-            </w:tcBorders>
-            <w:vAlign w:val="center"/>
-          </w:tcPr>
-          <w:p>
-            <w:pPr>
-              <w:autoSpaceDE w:val="0"/>
-              <w:autoSpaceDN w:val="0"/>
-              <w:spacing w:after="120" w:line="240" w:lineRule="auto"/>
-              <w:ind w:firstLine="0"/>
-              <w:jc w:val="center"/>
-              <w:rPr>
-                <w:rFonts w:cs="Times New Roman"/>
-                <w:b/>
-                <w:sz w:val="18"/>
-                <w:szCs w:val="18"/>
-              </w:rPr>
-            </w:pPr>
-          </w:p>
-        </w:tc>
-        <w:tc>
-          <w:tcPr>
-            <w:tcW w:w="567" w:type="dxa"/>
-            <w:tcBorders>
-              <w:bottom w:val="single" w:sz="4" w:space="0" w:color="auto"/>
-            </w:tcBorders>
-            <w:vAlign w:val="center"/>
-          </w:tcPr>
-          <w:p>
-            <w:pPr>
-              <w:tabs>
-                <w:tab w:val="left" w:pos="286"/>
-              </w:tabs>
-              <w:spacing w:after="120" w:line="240" w:lineRule="auto"/>
-              <w:ind w:firstLine="2"/>
-              <w:jc w:val="center"/>
-              <w:rPr>
-                <w:rFonts w:cs="Times New Roman"/>
-                <w:sz w:val="18"/>
-                <w:szCs w:val="18"/>
-              </w:rPr>
-            </w:pPr>
-            <w:r>
-              <w:rPr>
-                <w:rFonts w:cs="Times New Roman"/>
-                <w:sz w:val="18"/>
-                <w:szCs w:val="18"/>
-              </w:rPr>
-              <w:t>07:30</w:t>
-            </w:r>
-          </w:p>
-        </w:tc>
-        <w:tc>
-          <w:tcPr>
-            <w:tcW w:w="567" w:type="dxa"/>
-            <w:tcBorders>
-              <w:bottom w:val="single" w:sz="4" w:space="0" w:color="auto"/>
-            </w:tcBorders>
-            <w:vAlign w:val="center"/>
-          </w:tcPr>
-          <w:p>
-            <w:pPr>
-              <w:spacing w:after="120" w:line="240" w:lineRule="auto"/>
-              <w:ind w:firstLine="0"/>
-              <w:jc w:val="center"/>
-              <w:rPr>
-                <w:rFonts w:cs="Times New Roman"/>
-                <w:sz w:val="18"/>
-                <w:szCs w:val="18"/>
-              </w:rPr>
-            </w:pPr>
-            <w:r>
-              <w:rPr>
-                <w:rFonts w:cs="Times New Roman"/>
-                <w:sz w:val="18"/>
-                <w:szCs w:val="18"/>
-              </w:rPr>
-              <w:t>07:30</w:t>
-            </w:r>
-          </w:p>
-        </w:tc>
-        <w:tc>
-          <w:tcPr>
-            <w:tcW w:w="874" w:type="dxa"/>
-            <w:tcBorders>
-              <w:bottom w:val="single" w:sz="4" w:space="0" w:color="auto"/>
-            </w:tcBorders>
-            <w:vAlign w:val="center"/>
-          </w:tcPr>
-          <w:p>
-            <w:pPr>
-              <w:autoSpaceDE w:val="0"/>
-              <w:autoSpaceDN w:val="0"/>
-              <w:spacing w:after="120" w:line="240" w:lineRule="auto"/>
-              <w:ind w:right="38" w:hanging="3"/>
-              <w:rPr>
-                <w:rFonts w:cs="Times New Roman"/>
-                <w:sz w:val="18"/>
-                <w:szCs w:val="18"/>
-              </w:rPr>
-            </w:pPr>
-            <w:r>
-              <w:rPr>
-                <w:rFonts w:cs="Times New Roman"/>
-                <w:sz w:val="18"/>
-                <w:szCs w:val="18"/>
-              </w:rPr>
-              <w:t>LOCAL</w:t>
-            </w:r>
-          </w:p>
-        </w:tc>
-        <w:tc>
-          <w:tcPr>
-            <w:tcW w:w="2670" w:type="dxa"/>
-            <w:tcBorders>
-              <w:bottom w:val="single" w:sz="4" w:space="0" w:color="auto"/>
-            </w:tcBorders>
-            <w:vAlign w:val="center"/>
-          </w:tcPr>
-          <w:p>
-            <w:pPr>
-              <w:autoSpaceDE w:val="0"/>
-              <w:autoSpaceDN w:val="0"/>
-              <w:spacing w:after="120" w:line="240" w:lineRule="auto"/>
-              <w:ind w:firstLine="7"/>
-              <w:rPr>
-                <w:rFonts w:cs="Times New Roman"/>
-                <w:sz w:val="18"/>
-                <w:szCs w:val="18"/>
-              </w:rPr>
-            </w:pPr>
-            <w:r>
-              <w:rPr>
-                <w:rFonts w:cs="Times New Roman"/>
-                <w:i/>
-                <w:sz w:val="18"/>
-                <w:szCs w:val="18"/>
-              </w:rPr>
-              <w:t>Communication System</w:t>
-            </w:r>
-            <w:r>
-              <w:rPr>
-                <w:rFonts w:cs="Times New Roman"/>
-                <w:sz w:val="18"/>
-                <w:szCs w:val="18"/>
-              </w:rPr>
-              <w:t xml:space="preserve"> sends the previously appointed message to all users in room 216.</w:t>
-            </w:r>
-          </w:p>
-        </w:tc>
-      </w:tr>
-      <w:tr>
-        <w:trPr>
-          <w:trHeight w:val="388"/>
-        </w:trPr>
-        <w:tc>
-          <w:tcPr>
-            <w:tcW w:w="341" w:type="dxa"/>
-            <w:vMerge w:val="restart"/>
-            <w:tcBorders>
-              <w:top w:val="single" w:sz="4" w:space="0" w:color="auto"/>
-            </w:tcBorders>
-            <w:vAlign w:val="center"/>
           </w:tcPr>
           <w:p>
             <w:pPr>
@@ -4385,24 +4065,11 @@
                 <w:szCs w:val="18"/>
               </w:rPr>
             </w:pPr>
-            <w:r>
-              <w:rPr>
-                <w:rFonts w:cs="Times New Roman"/>
-                <w:b/>
-                <w:sz w:val="18"/>
-                <w:szCs w:val="18"/>
-              </w:rPr>
-              <w:t>3</w:t>
-            </w:r>
           </w:p>
         </w:tc>
         <w:tc>
           <w:tcPr>
             <w:tcW w:w="567" w:type="dxa"/>
-            <w:tcBorders>
-              <w:top w:val="single" w:sz="4" w:space="0" w:color="auto"/>
-            </w:tcBorders>
-            <w:vAlign w:val="center"/>
           </w:tcPr>
           <w:p>
             <w:pPr>
@@ -4424,17 +4091,13 @@
                 <w:sz w:val="18"/>
                 <w:szCs w:val="18"/>
               </w:rPr>
-              <w:t>08:00</w:t>
+              <w:t>07:30</w:t>
             </w:r>
           </w:p>
         </w:tc>
         <w:tc>
           <w:tcPr>
             <w:tcW w:w="567" w:type="dxa"/>
-            <w:tcBorders>
-              <w:top w:val="single" w:sz="4" w:space="0" w:color="auto"/>
-            </w:tcBorders>
-            <w:vAlign w:val="center"/>
           </w:tcPr>
           <w:p>
             <w:pPr>
@@ -4453,46 +4116,38 @@
                 <w:sz w:val="18"/>
                 <w:szCs w:val="18"/>
               </w:rPr>
-              <w:t>08:10</w:t>
+              <w:t>07:30</w:t>
             </w:r>
           </w:p>
         </w:tc>
         <w:tc>
           <w:tcPr>
             <w:tcW w:w="874" w:type="dxa"/>
-            <w:tcBorders>
-              <w:top w:val="single" w:sz="4" w:space="0" w:color="auto"/>
-            </w:tcBorders>
-            <w:vAlign w:val="center"/>
-          </w:tcPr>
-          <w:p>
-            <w:pPr>
-              <w:autoSpaceDE w:val="0"/>
-              <w:autoSpaceDN w:val="0"/>
+          </w:tcPr>
+          <w:p>
+            <w:pPr>
               <w:spacing w:line="240" w:lineRule="auto"/>
               <w:ind w:right="38" w:hanging="3"/>
-              <w:rPr>
-                <w:rFonts w:cs="Times New Roman"/>
-                <w:sz w:val="18"/>
-                <w:szCs w:val="18"/>
-              </w:rPr>
-            </w:pPr>
-            <w:r>
-              <w:rPr>
-                <w:rFonts w:cs="Times New Roman"/>
-                <w:sz w:val="18"/>
-                <w:szCs w:val="18"/>
-              </w:rPr>
-              <w:t>Professor</w:t>
+              <w:jc w:val="center"/>
+              <w:rPr>
+                <w:rFonts w:cs="Times New Roman"/>
+                <w:sz w:val="18"/>
+                <w:szCs w:val="18"/>
+              </w:rPr>
+            </w:pPr>
+            <w:r>
+              <w:rPr>
+                <w:rFonts w:cs="Times New Roman"/>
+                <w:sz w:val="18"/>
+                <w:szCs w:val="18"/>
+              </w:rPr>
+              <w:t>LOCAL</w:t>
             </w:r>
           </w:p>
         </w:tc>
         <w:tc>
           <w:tcPr>
             <w:tcW w:w="2670" w:type="dxa"/>
-            <w:tcBorders>
-              <w:top w:val="single" w:sz="4" w:space="0" w:color="auto"/>
-            </w:tcBorders>
             <w:vAlign w:val="center"/>
           </w:tcPr>
           <w:p>
@@ -4510,23 +4165,34 @@
             <w:r>
               <w:rPr>
                 <w:rFonts w:cs="Times New Roman"/>
-                <w:sz w:val="18"/>
-                <w:szCs w:val="18"/>
-              </w:rPr>
-              <w:t>Professor asks for the creation of groups for the debate.</w:t>
+                <w:i/>
+                <w:sz w:val="18"/>
+                <w:szCs w:val="18"/>
+              </w:rPr>
+              <w:t>Location System</w:t>
+            </w:r>
+            <w:r>
+              <w:rPr>
+                <w:rFonts w:cs="Times New Roman"/>
+                <w:sz w:val="18"/>
+                <w:szCs w:val="18"/>
+              </w:rPr>
+              <w:t xml:space="preserve"> begins tracking user location.</w:t>
             </w:r>
           </w:p>
         </w:tc>
       </w:tr>
       <w:tr>
         <w:trPr>
-          <w:trHeight w:val="560"/>
+          <w:trHeight w:val="496"/>
         </w:trPr>
         <w:tc>
           <w:tcPr>
             <w:tcW w:w="341" w:type="dxa"/>
             <w:vMerge/>
-            <w:vAlign w:val="center"/>
+            <w:tcBorders>
+              <w:bottom w:val="single" w:sz="4" w:space="0" w:color="auto"/>
+            </w:tcBorders>
           </w:tcPr>
           <w:p>
             <w:pPr>
@@ -4547,7 +4213,9 @@
         <w:tc>
           <w:tcPr>
             <w:tcW w:w="567" w:type="dxa"/>
-            <w:vAlign w:val="center"/>
+            <w:tcBorders>
+              <w:bottom w:val="single" w:sz="4" w:space="0" w:color="auto"/>
+            </w:tcBorders>
           </w:tcPr>
           <w:p>
             <w:pPr>
@@ -4569,14 +4237,16 @@
                 <w:sz w:val="18"/>
                 <w:szCs w:val="18"/>
               </w:rPr>
-              <w:t>08:10</w:t>
+              <w:t>07:30</w:t>
             </w:r>
           </w:p>
         </w:tc>
         <w:tc>
           <w:tcPr>
             <w:tcW w:w="567" w:type="dxa"/>
-            <w:vAlign w:val="center"/>
+            <w:tcBorders>
+              <w:bottom w:val="single" w:sz="4" w:space="0" w:color="auto"/>
+            </w:tcBorders>
           </w:tcPr>
           <w:p>
             <w:pPr>
@@ -4595,14 +4265,16 @@
                 <w:sz w:val="18"/>
                 <w:szCs w:val="18"/>
               </w:rPr>
-              <w:t>08:10</w:t>
+              <w:t>07:30</w:t>
             </w:r>
           </w:p>
         </w:tc>
         <w:tc>
           <w:tcPr>
             <w:tcW w:w="874" w:type="dxa"/>
-            <w:vAlign w:val="center"/>
+            <w:tcBorders>
+              <w:bottom w:val="single" w:sz="4" w:space="0" w:color="auto"/>
+            </w:tcBorders>
           </w:tcPr>
           <w:p>
             <w:pPr>
@@ -4610,6 +4282,7 @@
               <w:autoSpaceDN w:val="0"/>
               <w:spacing w:line="240" w:lineRule="auto"/>
               <w:ind w:right="38" w:hanging="3"/>
+              <w:jc w:val="center"/>
               <w:rPr>
                 <w:rFonts w:cs="Times New Roman"/>
                 <w:sz w:val="18"/>
@@ -4629,6 +4302,9 @@
         <w:tc>
           <w:tcPr>
             <w:tcW w:w="2670" w:type="dxa"/>
+            <w:tcBorders>
+              <w:bottom w:val="single" w:sz="4" w:space="0" w:color="auto"/>
+            </w:tcBorders>
             <w:vAlign w:val="center"/>
           </w:tcPr>
           <w:p>
@@ -4658,20 +4334,22 @@
                 <w:sz w:val="18"/>
                 <w:szCs w:val="18"/>
               </w:rPr>
-              <w:t xml:space="preserve"> sends messages, creates groups: A (4 users, Java), B (2 users, C#) and C (1 user, C++).</w:t>
+              <w:t xml:space="preserve"> sends the previously appointed message to all users in room 216.</w:t>
             </w:r>
           </w:p>
         </w:tc>
       </w:tr>
       <w:tr>
         <w:trPr>
-          <w:trHeight w:val="439"/>
+          <w:trHeight w:val="388"/>
         </w:trPr>
         <w:tc>
           <w:tcPr>
             <w:tcW w:w="341" w:type="dxa"/>
-            <w:vMerge/>
-            <w:vAlign w:val="center"/>
+            <w:vMerge w:val="restart"/>
+            <w:tcBorders>
+              <w:top w:val="single" w:sz="4" w:space="0" w:color="auto"/>
+            </w:tcBorders>
           </w:tcPr>
           <w:p>
             <w:pPr>
@@ -4687,12 +4365,23 @@
                 <w:szCs w:val="18"/>
               </w:rPr>
             </w:pPr>
+            <w:r>
+              <w:rPr>
+                <w:rFonts w:cs="Times New Roman"/>
+                <w:b/>
+                <w:sz w:val="18"/>
+                <w:szCs w:val="18"/>
+              </w:rPr>
+              <w:t>3</w:t>
+            </w:r>
           </w:p>
         </w:tc>
         <w:tc>
           <w:tcPr>
             <w:tcW w:w="567" w:type="dxa"/>
-            <w:vAlign w:val="center"/>
+            <w:tcBorders>
+              <w:top w:val="single" w:sz="4" w:space="0" w:color="auto"/>
+            </w:tcBorders>
           </w:tcPr>
           <w:p>
             <w:pPr>
@@ -4714,14 +4403,16 @@
                 <w:sz w:val="18"/>
                 <w:szCs w:val="18"/>
               </w:rPr>
-              <w:t>08:10</w:t>
+              <w:t>08:00</w:t>
             </w:r>
           </w:p>
         </w:tc>
         <w:tc>
           <w:tcPr>
             <w:tcW w:w="567" w:type="dxa"/>
-            <w:vAlign w:val="center"/>
+            <w:tcBorders>
+              <w:top w:val="single" w:sz="4" w:space="0" w:color="auto"/>
+            </w:tcBorders>
           </w:tcPr>
           <w:p>
             <w:pPr>
@@ -4740,38 +4431,46 @@
                 <w:sz w:val="18"/>
                 <w:szCs w:val="18"/>
               </w:rPr>
-              <w:t>08:30</w:t>
+              <w:t>08:10</w:t>
             </w:r>
           </w:p>
         </w:tc>
         <w:tc>
           <w:tcPr>
             <w:tcW w:w="874" w:type="dxa"/>
-            <w:vAlign w:val="center"/>
-          </w:tcPr>
-          <w:p>
-            <w:pPr>
+            <w:tcBorders>
+              <w:top w:val="single" w:sz="4" w:space="0" w:color="auto"/>
+            </w:tcBorders>
+          </w:tcPr>
+          <w:p>
+            <w:pPr>
+              <w:autoSpaceDE w:val="0"/>
+              <w:autoSpaceDN w:val="0"/>
               <w:spacing w:line="240" w:lineRule="auto"/>
               <w:ind w:right="38" w:hanging="3"/>
-              <w:rPr>
-                <w:rFonts w:cs="Times New Roman"/>
-                <w:sz w:val="18"/>
-                <w:szCs w:val="18"/>
-              </w:rPr>
-            </w:pPr>
-            <w:r>
-              <w:rPr>
-                <w:rFonts w:cs="Times New Roman"/>
-                <w:sz w:val="18"/>
-                <w:szCs w:val="18"/>
-              </w:rPr>
-              <w:t>Learners</w:t>
+              <w:jc w:val="center"/>
+              <w:rPr>
+                <w:rFonts w:cs="Times New Roman"/>
+                <w:sz w:val="18"/>
+                <w:szCs w:val="18"/>
+              </w:rPr>
+            </w:pPr>
+            <w:r>
+              <w:rPr>
+                <w:rFonts w:cs="Times New Roman"/>
+                <w:sz w:val="18"/>
+                <w:szCs w:val="18"/>
+              </w:rPr>
+              <w:t>Professor</w:t>
             </w:r>
           </w:p>
         </w:tc>
         <w:tc>
           <w:tcPr>
             <w:tcW w:w="2670" w:type="dxa"/>
+            <w:tcBorders>
+              <w:top w:val="single" w:sz="4" w:space="0" w:color="auto"/>
+            </w:tcBorders>
             <w:vAlign w:val="center"/>
           </w:tcPr>
           <w:p>
@@ -4792,20 +4491,19 @@
                 <w:sz w:val="18"/>
                 <w:szCs w:val="18"/>
               </w:rPr>
-              <w:t>The debate starts.</w:t>
+              <w:t>Professor asks for the creation of groups for the debate.</w:t>
             </w:r>
           </w:p>
         </w:tc>
       </w:tr>
       <w:tr>
         <w:trPr>
-          <w:trHeight w:val="420"/>
+          <w:trHeight w:val="560"/>
         </w:trPr>
         <w:tc>
           <w:tcPr>
             <w:tcW w:w="341" w:type="dxa"/>
             <w:vMerge/>
-            <w:vAlign w:val="center"/>
           </w:tcPr>
           <w:p>
             <w:pPr>
@@ -4826,7 +4524,6 @@
         <w:tc>
           <w:tcPr>
             <w:tcW w:w="567" w:type="dxa"/>
-            <w:vAlign w:val="center"/>
           </w:tcPr>
           <w:p>
             <w:pPr>
@@ -4848,14 +4545,13 @@
                 <w:sz w:val="18"/>
                 <w:szCs w:val="18"/>
               </w:rPr>
-              <w:t>08:30</w:t>
+              <w:t>08:10</w:t>
             </w:r>
           </w:p>
         </w:tc>
         <w:tc>
           <w:tcPr>
             <w:tcW w:w="567" w:type="dxa"/>
-            <w:vAlign w:val="center"/>
           </w:tcPr>
           <w:p>
             <w:pPr>
@@ -4874,32 +4570,34 @@
                 <w:sz w:val="18"/>
                 <w:szCs w:val="18"/>
               </w:rPr>
-              <w:t>08:30</w:t>
+              <w:t>08:10</w:t>
             </w:r>
           </w:p>
         </w:tc>
         <w:tc>
           <w:tcPr>
             <w:tcW w:w="874" w:type="dxa"/>
-            <w:vAlign w:val="center"/>
-          </w:tcPr>
-          <w:p>
-            <w:pPr>
+          </w:tcPr>
+          <w:p>
+            <w:pPr>
+              <w:autoSpaceDE w:val="0"/>
+              <w:autoSpaceDN w:val="0"/>
               <w:spacing w:line="240" w:lineRule="auto"/>
               <w:ind w:right="38" w:hanging="3"/>
-              <w:rPr>
-                <w:rFonts w:cs="Times New Roman"/>
-                <w:sz w:val="18"/>
-                <w:szCs w:val="18"/>
-              </w:rPr>
-            </w:pPr>
-            <w:r>
-              <w:rPr>
-                <w:rFonts w:cs="Times New Roman"/>
-                <w:sz w:val="18"/>
-                <w:szCs w:val="18"/>
-              </w:rPr>
-              <w:t>Learners</w:t>
+              <w:jc w:val="center"/>
+              <w:rPr>
+                <w:rFonts w:cs="Times New Roman"/>
+                <w:sz w:val="18"/>
+                <w:szCs w:val="18"/>
+              </w:rPr>
+            </w:pPr>
+            <w:r>
+              <w:rPr>
+                <w:rFonts w:cs="Times New Roman"/>
+                <w:sz w:val="18"/>
+                <w:szCs w:val="18"/>
+              </w:rPr>
+              <w:t>LOCAL</w:t>
             </w:r>
           </w:p>
         </w:tc>
@@ -4923,40 +4621,31 @@
             <w:r>
               <w:rPr>
                 <w:rFonts w:cs="Times New Roman"/>
-                <w:sz w:val="18"/>
-                <w:szCs w:val="18"/>
-              </w:rPr>
-              <w:t xml:space="preserve">Two users enter the room (authentication using the </w:t>
-            </w:r>
-            <w:r>
-              <w:rPr>
-                <w:rFonts w:cs="Times New Roman"/>
                 <w:i/>
                 <w:sz w:val="18"/>
                 <w:szCs w:val="18"/>
               </w:rPr>
-              <w:t>Personal Assistant</w:t>
-            </w:r>
-            <w:r>
-              <w:rPr>
-                <w:rFonts w:cs="Times New Roman"/>
-                <w:sz w:val="18"/>
-                <w:szCs w:val="18"/>
-              </w:rPr>
-              <w:t>).</w:t>
+              <w:t>Communication System</w:t>
+            </w:r>
+            <w:r>
+              <w:rPr>
+                <w:rFonts w:cs="Times New Roman"/>
+                <w:sz w:val="18"/>
+                <w:szCs w:val="18"/>
+              </w:rPr>
+              <w:t xml:space="preserve"> sends messages, creates groups: A (4 users, Java), B (2 users, C#) and C (1 user, C++).</w:t>
             </w:r>
           </w:p>
         </w:tc>
       </w:tr>
       <w:tr>
         <w:trPr>
-          <w:trHeight w:val="691"/>
+          <w:trHeight w:val="439"/>
         </w:trPr>
         <w:tc>
           <w:tcPr>
             <w:tcW w:w="341" w:type="dxa"/>
             <w:vMerge/>
-            <w:vAlign w:val="center"/>
           </w:tcPr>
           <w:p>
             <w:pPr>
@@ -4977,7 +4666,6 @@
         <w:tc>
           <w:tcPr>
             <w:tcW w:w="567" w:type="dxa"/>
-            <w:vAlign w:val="center"/>
           </w:tcPr>
           <w:p>
             <w:pPr>
@@ -4999,14 +4687,13 @@
                 <w:sz w:val="18"/>
                 <w:szCs w:val="18"/>
               </w:rPr>
-              <w:t>08:30</w:t>
+              <w:t>08:10</w:t>
             </w:r>
           </w:p>
         </w:tc>
         <w:tc>
           <w:tcPr>
             <w:tcW w:w="567" w:type="dxa"/>
-            <w:vAlign w:val="center"/>
           </w:tcPr>
           <w:p>
             <w:pPr>
@@ -5032,25 +4719,25 @@
         <w:tc>
           <w:tcPr>
             <w:tcW w:w="874" w:type="dxa"/>
-            <w:vAlign w:val="center"/>
           </w:tcPr>
           <w:p>
             <w:pPr>
               <w:spacing w:line="240" w:lineRule="auto"/>
               <w:ind w:right="38" w:hanging="3"/>
-              <w:rPr>
-                <w:rFonts w:cs="Times New Roman"/>
-                <w:sz w:val="18"/>
-                <w:szCs w:val="18"/>
-              </w:rPr>
-            </w:pPr>
-            <w:r>
-              <w:rPr>
-                <w:rFonts w:cs="Times New Roman"/>
-                <w:sz w:val="18"/>
-                <w:szCs w:val="18"/>
-              </w:rPr>
-              <w:t>LOCAL</w:t>
+              <w:jc w:val="center"/>
+              <w:rPr>
+                <w:rFonts w:cs="Times New Roman"/>
+                <w:sz w:val="18"/>
+                <w:szCs w:val="18"/>
+              </w:rPr>
+            </w:pPr>
+            <w:r>
+              <w:rPr>
+                <w:rFonts w:cs="Times New Roman"/>
+                <w:sz w:val="18"/>
+                <w:szCs w:val="18"/>
+              </w:rPr>
+              <w:t>Learners</w:t>
             </w:r>
           </w:p>
         </w:tc>
@@ -5074,52 +4761,22 @@
             <w:r>
               <w:rPr>
                 <w:rFonts w:cs="Times New Roman"/>
-                <w:i/>
-                <w:sz w:val="18"/>
-                <w:szCs w:val="18"/>
-              </w:rPr>
-              <w:t>Location System</w:t>
-            </w:r>
-            <w:r>
-              <w:rPr>
-                <w:rFonts w:cs="Times New Roman"/>
-                <w:sz w:val="18"/>
-                <w:szCs w:val="18"/>
-              </w:rPr>
-              <w:t xml:space="preserve"> begins tracking location for the last 2 users. </w:t>
-            </w:r>
-            <w:r>
-              <w:rPr>
-                <w:rFonts w:cs="Times New Roman"/>
-                <w:i/>
-                <w:sz w:val="18"/>
-                <w:szCs w:val="18"/>
-              </w:rPr>
-              <w:t>Communication System</w:t>
-            </w:r>
-            <w:r>
-              <w:rPr>
-                <w:rFonts w:cs="Times New Roman"/>
-                <w:sz w:val="18"/>
-                <w:szCs w:val="18"/>
-              </w:rPr>
-              <w:t xml:space="preserve"> sends appointed message to these users informing where they should participate.</w:t>
+                <w:sz w:val="18"/>
+                <w:szCs w:val="18"/>
+              </w:rPr>
+              <w:t>The debate starts.</w:t>
             </w:r>
           </w:p>
         </w:tc>
       </w:tr>
       <w:tr>
         <w:trPr>
-          <w:trHeight w:val="432"/>
+          <w:trHeight w:val="420"/>
         </w:trPr>
         <w:tc>
           <w:tcPr>
             <w:tcW w:w="341" w:type="dxa"/>
             <w:vMerge/>
-            <w:tcBorders>
-              <w:bottom w:val="single" w:sz="4" w:space="0" w:color="auto"/>
-            </w:tcBorders>
-            <w:vAlign w:val="center"/>
           </w:tcPr>
           <w:p>
             <w:pPr>
@@ -5140,10 +4797,6 @@
         <w:tc>
           <w:tcPr>
             <w:tcW w:w="567" w:type="dxa"/>
-            <w:tcBorders>
-              <w:bottom w:val="single" w:sz="4" w:space="0" w:color="auto"/>
-            </w:tcBorders>
-            <w:vAlign w:val="center"/>
           </w:tcPr>
           <w:p>
             <w:pPr>
@@ -5172,10 +4825,6 @@
         <w:tc>
           <w:tcPr>
             <w:tcW w:w="567" w:type="dxa"/>
-            <w:tcBorders>
-              <w:bottom w:val="single" w:sz="4" w:space="0" w:color="auto"/>
-            </w:tcBorders>
-            <w:vAlign w:val="center"/>
           </w:tcPr>
           <w:p>
             <w:pPr>
@@ -5194,22 +4843,19 @@
                 <w:sz w:val="18"/>
                 <w:szCs w:val="18"/>
               </w:rPr>
-              <w:t>09:00</w:t>
+              <w:t>08:30</w:t>
             </w:r>
           </w:p>
         </w:tc>
         <w:tc>
           <w:tcPr>
             <w:tcW w:w="874" w:type="dxa"/>
-            <w:tcBorders>
-              <w:bottom w:val="single" w:sz="4" w:space="0" w:color="auto"/>
-            </w:tcBorders>
-            <w:vAlign w:val="center"/>
           </w:tcPr>
           <w:p>
             <w:pPr>
               <w:spacing w:line="240" w:lineRule="auto"/>
               <w:ind w:right="38" w:hanging="3"/>
+              <w:jc w:val="center"/>
               <w:rPr>
                 <w:rFonts w:cs="Times New Roman"/>
                 <w:sz w:val="18"/>
@@ -5229,13 +4875,12 @@
         <w:tc>
           <w:tcPr>
             <w:tcW w:w="2670" w:type="dxa"/>
-            <w:tcBorders>
-              <w:bottom w:val="single" w:sz="4" w:space="0" w:color="auto"/>
-            </w:tcBorders>
             <w:vAlign w:val="center"/>
           </w:tcPr>
           <w:p>
             <w:pPr>
+              <w:autoSpaceDE w:val="0"/>
+              <w:autoSpaceDN w:val="0"/>
               <w:spacing w:line="240" w:lineRule="auto"/>
               <w:ind w:firstLine="7"/>
               <w:rPr>
@@ -5250,23 +4895,36 @@
                 <w:sz w:val="18"/>
                 <w:szCs w:val="18"/>
               </w:rPr>
-              <w:t>The debate comes to a conclusion.</w:t>
+              <w:t xml:space="preserve">Two users enter the room (authentication using the </w:t>
+            </w:r>
+            <w:r>
+              <w:rPr>
+                <w:rFonts w:cs="Times New Roman"/>
+                <w:i/>
+                <w:sz w:val="18"/>
+                <w:szCs w:val="18"/>
+              </w:rPr>
+              <w:t>Personal Assistant</w:t>
+            </w:r>
+            <w:r>
+              <w:rPr>
+                <w:rFonts w:cs="Times New Roman"/>
+                <w:sz w:val="18"/>
+                <w:szCs w:val="18"/>
+              </w:rPr>
+              <w:t>).</w:t>
             </w:r>
           </w:p>
         </w:tc>
       </w:tr>
       <w:tr>
         <w:trPr>
-          <w:trHeight w:val="446"/>
+          <w:trHeight w:val="691"/>
         </w:trPr>
         <w:tc>
           <w:tcPr>
             <w:tcW w:w="341" w:type="dxa"/>
-            <w:vMerge w:val="restart"/>
-            <w:tcBorders>
-              <w:top w:val="single" w:sz="4" w:space="0" w:color="auto"/>
-            </w:tcBorders>
-            <w:vAlign w:val="center"/>
+            <w:vMerge/>
           </w:tcPr>
           <w:p>
             <w:pPr>
@@ -5282,24 +4940,11 @@
                 <w:szCs w:val="18"/>
               </w:rPr>
             </w:pPr>
-            <w:r>
-              <w:rPr>
-                <w:rFonts w:cs="Times New Roman"/>
-                <w:b/>
-                <w:sz w:val="18"/>
-                <w:szCs w:val="18"/>
-              </w:rPr>
-              <w:t>4</w:t>
-            </w:r>
           </w:p>
         </w:tc>
         <w:tc>
           <w:tcPr>
             <w:tcW w:w="567" w:type="dxa"/>
-            <w:tcBorders>
-              <w:top w:val="single" w:sz="4" w:space="0" w:color="auto"/>
-            </w:tcBorders>
-            <w:vAlign w:val="center"/>
           </w:tcPr>
           <w:p>
             <w:pPr>
@@ -5321,17 +4966,13 @@
                 <w:sz w:val="18"/>
                 <w:szCs w:val="18"/>
               </w:rPr>
-              <w:t>09:00</w:t>
+              <w:t>08:30</w:t>
             </w:r>
           </w:p>
         </w:tc>
         <w:tc>
           <w:tcPr>
             <w:tcW w:w="567" w:type="dxa"/>
-            <w:tcBorders>
-              <w:top w:val="single" w:sz="4" w:space="0" w:color="auto"/>
-            </w:tcBorders>
-            <w:vAlign w:val="center"/>
           </w:tcPr>
           <w:p>
             <w:pPr>
@@ -5350,48 +4991,44 @@
                 <w:sz w:val="18"/>
                 <w:szCs w:val="18"/>
               </w:rPr>
-              <w:t>09:00</w:t>
+              <w:t>08:30</w:t>
             </w:r>
           </w:p>
         </w:tc>
         <w:tc>
           <w:tcPr>
             <w:tcW w:w="874" w:type="dxa"/>
-            <w:tcBorders>
-              <w:top w:val="single" w:sz="4" w:space="0" w:color="auto"/>
-            </w:tcBorders>
-            <w:vAlign w:val="center"/>
           </w:tcPr>
           <w:p>
             <w:pPr>
               <w:spacing w:line="240" w:lineRule="auto"/>
               <w:ind w:right="38" w:hanging="3"/>
-              <w:rPr>
-                <w:rFonts w:cs="Times New Roman"/>
-                <w:sz w:val="18"/>
-                <w:szCs w:val="18"/>
-              </w:rPr>
-            </w:pPr>
-            <w:r>
-              <w:rPr>
-                <w:rFonts w:cs="Times New Roman"/>
-                <w:sz w:val="18"/>
-                <w:szCs w:val="18"/>
-              </w:rPr>
-              <w:t xml:space="preserve">Learner </w:t>
+              <w:jc w:val="center"/>
+              <w:rPr>
+                <w:rFonts w:cs="Times New Roman"/>
+                <w:sz w:val="18"/>
+                <w:szCs w:val="18"/>
+              </w:rPr>
+            </w:pPr>
+            <w:r>
+              <w:rPr>
+                <w:rFonts w:cs="Times New Roman"/>
+                <w:sz w:val="18"/>
+                <w:szCs w:val="18"/>
+              </w:rPr>
+              <w:t>LOCAL</w:t>
             </w:r>
           </w:p>
         </w:tc>
         <w:tc>
           <w:tcPr>
             <w:tcW w:w="2670" w:type="dxa"/>
-            <w:tcBorders>
-              <w:top w:val="single" w:sz="4" w:space="0" w:color="auto"/>
-            </w:tcBorders>
             <w:vAlign w:val="center"/>
           </w:tcPr>
           <w:p>
             <w:pPr>
+              <w:autoSpaceDE w:val="0"/>
+              <w:autoSpaceDN w:val="0"/>
               <w:spacing w:line="240" w:lineRule="auto"/>
               <w:ind w:firstLine="7"/>
               <w:rPr>
@@ -5403,23 +5040,51 @@
             <w:r>
               <w:rPr>
                 <w:rFonts w:cs="Times New Roman"/>
-                <w:sz w:val="18"/>
-                <w:szCs w:val="18"/>
-              </w:rPr>
-              <w:t>The last user arrives (authentication).</w:t>
+                <w:i/>
+                <w:sz w:val="18"/>
+                <w:szCs w:val="18"/>
+              </w:rPr>
+              <w:t>Location System</w:t>
+            </w:r>
+            <w:r>
+              <w:rPr>
+                <w:rFonts w:cs="Times New Roman"/>
+                <w:sz w:val="18"/>
+                <w:szCs w:val="18"/>
+              </w:rPr>
+              <w:t xml:space="preserve"> begins tracking location for the last 2 users. </w:t>
+            </w:r>
+            <w:r>
+              <w:rPr>
+                <w:rFonts w:cs="Times New Roman"/>
+                <w:i/>
+                <w:sz w:val="18"/>
+                <w:szCs w:val="18"/>
+              </w:rPr>
+              <w:t>Communication System</w:t>
+            </w:r>
+            <w:r>
+              <w:rPr>
+                <w:rFonts w:cs="Times New Roman"/>
+                <w:sz w:val="18"/>
+                <w:szCs w:val="18"/>
+              </w:rPr>
+              <w:t xml:space="preserve"> sends appointed message to these users informing where they should participate.</w:t>
             </w:r>
           </w:p>
         </w:tc>
       </w:tr>
       <w:tr>
         <w:trPr>
-          <w:trHeight w:val="709"/>
+          <w:trHeight w:val="432"/>
         </w:trPr>
         <w:tc>
           <w:tcPr>
             <w:tcW w:w="341" w:type="dxa"/>
             <w:vMerge/>
-            <w:vAlign w:val="center"/>
+            <w:tcBorders>
+              <w:bottom w:val="single" w:sz="4" w:space="0" w:color="auto"/>
+            </w:tcBorders>
           </w:tcPr>
           <w:p>
             <w:pPr>
@@ -5440,7 +5105,9 @@
         <w:tc>
           <w:tcPr>
             <w:tcW w:w="567" w:type="dxa"/>
-            <w:vAlign w:val="center"/>
+            <w:tcBorders>
+              <w:bottom w:val="single" w:sz="4" w:space="0" w:color="auto"/>
+            </w:tcBorders>
           </w:tcPr>
           <w:p>
             <w:pPr>
@@ -5462,14 +5129,16 @@
                 <w:sz w:val="18"/>
                 <w:szCs w:val="18"/>
               </w:rPr>
-              <w:t>09:00</w:t>
+              <w:t>08:30</w:t>
             </w:r>
           </w:p>
         </w:tc>
         <w:tc>
           <w:tcPr>
             <w:tcW w:w="567" w:type="dxa"/>
-            <w:vAlign w:val="center"/>
+            <w:tcBorders>
+              <w:bottom w:val="single" w:sz="4" w:space="0" w:color="auto"/>
+            </w:tcBorders>
           </w:tcPr>
           <w:p>
             <w:pPr>
@@ -5495,7 +5164,294 @@
         <w:tc>
           <w:tcPr>
             <w:tcW w:w="874" w:type="dxa"/>
+            <w:tcBorders>
+              <w:bottom w:val="single" w:sz="4" w:space="0" w:color="auto"/>
+            </w:tcBorders>
+          </w:tcPr>
+          <w:p>
+            <w:pPr>
+              <w:spacing w:line="240" w:lineRule="auto"/>
+              <w:ind w:right="38" w:hanging="3"/>
+              <w:jc w:val="center"/>
+              <w:rPr>
+                <w:rFonts w:cs="Times New Roman"/>
+                <w:sz w:val="18"/>
+                <w:szCs w:val="18"/>
+              </w:rPr>
+            </w:pPr>
+            <w:r>
+              <w:rPr>
+                <w:rFonts w:cs="Times New Roman"/>
+                <w:sz w:val="18"/>
+                <w:szCs w:val="18"/>
+              </w:rPr>
+              <w:t>Learners</w:t>
+            </w:r>
+          </w:p>
+        </w:tc>
+        <w:tc>
+          <w:tcPr>
+            <w:tcW w:w="2670" w:type="dxa"/>
+            <w:tcBorders>
+              <w:bottom w:val="single" w:sz="4" w:space="0" w:color="auto"/>
+            </w:tcBorders>
             <w:vAlign w:val="center"/>
+          </w:tcPr>
+          <w:p>
+            <w:pPr>
+              <w:spacing w:line="240" w:lineRule="auto"/>
+              <w:ind w:firstLine="7"/>
+              <w:rPr>
+                <w:rFonts w:cs="Times New Roman"/>
+                <w:sz w:val="18"/>
+                <w:szCs w:val="18"/>
+              </w:rPr>
+            </w:pPr>
+            <w:r>
+              <w:rPr>
+                <w:rFonts w:cs="Times New Roman"/>
+                <w:sz w:val="18"/>
+                <w:szCs w:val="18"/>
+              </w:rPr>
+              <w:t>The debate comes to a conclusion.</w:t>
+            </w:r>
+          </w:p>
+        </w:tc>
+      </w:tr>
+      <w:tr>
+        <w:trPr>
+          <w:trHeight w:val="446"/>
+        </w:trPr>
+        <w:tc>
+          <w:tcPr>
+            <w:tcW w:w="341" w:type="dxa"/>
+            <w:vMerge w:val="restart"/>
+            <w:tcBorders>
+              <w:top w:val="single" w:sz="4" w:space="0" w:color="auto"/>
+            </w:tcBorders>
+          </w:tcPr>
+          <w:p>
+            <w:pPr>
+              <w:autoSpaceDE w:val="0"/>
+              <w:autoSpaceDN w:val="0"/>
+              <w:spacing w:line="240" w:lineRule="auto"/>
+              <w:ind w:firstLine="0"/>
+              <w:jc w:val="center"/>
+              <w:rPr>
+                <w:rFonts w:cs="Times New Roman"/>
+                <w:b/>
+                <w:sz w:val="18"/>
+                <w:szCs w:val="18"/>
+              </w:rPr>
+            </w:pPr>
+            <w:r>
+              <w:rPr>
+                <w:rFonts w:cs="Times New Roman"/>
+                <w:b/>
+                <w:sz w:val="18"/>
+                <w:szCs w:val="18"/>
+              </w:rPr>
+              <w:t>4</w:t>
+            </w:r>
+          </w:p>
+        </w:tc>
+        <w:tc>
+          <w:tcPr>
+            <w:tcW w:w="567" w:type="dxa"/>
+            <w:tcBorders>
+              <w:top w:val="single" w:sz="4" w:space="0" w:color="auto"/>
+            </w:tcBorders>
+          </w:tcPr>
+          <w:p>
+            <w:pPr>
+              <w:tabs>
+                <w:tab w:val="left" w:pos="286"/>
+              </w:tabs>
+              <w:spacing w:line="240" w:lineRule="auto"/>
+              <w:ind w:firstLine="2"/>
+              <w:jc w:val="center"/>
+              <w:rPr>
+                <w:rFonts w:cs="Times New Roman"/>
+                <w:sz w:val="18"/>
+                <w:szCs w:val="18"/>
+              </w:rPr>
+            </w:pPr>
+            <w:r>
+              <w:rPr>
+                <w:rFonts w:cs="Times New Roman"/>
+                <w:sz w:val="18"/>
+                <w:szCs w:val="18"/>
+              </w:rPr>
+              <w:t>09:00</w:t>
+            </w:r>
+          </w:p>
+        </w:tc>
+        <w:tc>
+          <w:tcPr>
+            <w:tcW w:w="567" w:type="dxa"/>
+            <w:tcBorders>
+              <w:top w:val="single" w:sz="4" w:space="0" w:color="auto"/>
+            </w:tcBorders>
+          </w:tcPr>
+          <w:p>
+            <w:pPr>
+              <w:spacing w:line="240" w:lineRule="auto"/>
+              <w:ind w:firstLine="0"/>
+              <w:jc w:val="center"/>
+              <w:rPr>
+                <w:rFonts w:cs="Times New Roman"/>
+                <w:sz w:val="18"/>
+                <w:szCs w:val="18"/>
+              </w:rPr>
+            </w:pPr>
+            <w:r>
+              <w:rPr>
+                <w:rFonts w:cs="Times New Roman"/>
+                <w:sz w:val="18"/>
+                <w:szCs w:val="18"/>
+              </w:rPr>
+              <w:t>09:00</w:t>
+            </w:r>
+          </w:p>
+        </w:tc>
+        <w:tc>
+          <w:tcPr>
+            <w:tcW w:w="874" w:type="dxa"/>
+            <w:tcBorders>
+              <w:top w:val="single" w:sz="4" w:space="0" w:color="auto"/>
+            </w:tcBorders>
+          </w:tcPr>
+          <w:p>
+            <w:pPr>
+              <w:spacing w:line="240" w:lineRule="auto"/>
+              <w:ind w:right="38" w:hanging="3"/>
+              <w:jc w:val="center"/>
+              <w:rPr>
+                <w:rFonts w:cs="Times New Roman"/>
+                <w:sz w:val="18"/>
+                <w:szCs w:val="18"/>
+              </w:rPr>
+            </w:pPr>
+            <w:r>
+              <w:rPr>
+                <w:rFonts w:cs="Times New Roman"/>
+                <w:sz w:val="18"/>
+                <w:szCs w:val="18"/>
+              </w:rPr>
+              <w:t>Learner</w:t>
+            </w:r>
+          </w:p>
+        </w:tc>
+        <w:tc>
+          <w:tcPr>
+            <w:tcW w:w="2670" w:type="dxa"/>
+            <w:tcBorders>
+              <w:top w:val="single" w:sz="4" w:space="0" w:color="auto"/>
+            </w:tcBorders>
+            <w:vAlign w:val="center"/>
+          </w:tcPr>
+          <w:p>
+            <w:pPr>
+              <w:spacing w:line="240" w:lineRule="auto"/>
+              <w:ind w:firstLine="7"/>
+              <w:rPr>
+                <w:rFonts w:cs="Times New Roman"/>
+                <w:sz w:val="18"/>
+                <w:szCs w:val="18"/>
+              </w:rPr>
+            </w:pPr>
+            <w:r>
+              <w:rPr>
+                <w:rFonts w:cs="Times New Roman"/>
+                <w:sz w:val="18"/>
+                <w:szCs w:val="18"/>
+              </w:rPr>
+              <w:t>The last user arrives (authentication).</w:t>
+            </w:r>
+          </w:p>
+        </w:tc>
+      </w:tr>
+      <w:tr>
+        <w:trPr>
+          <w:trHeight w:val="709"/>
+        </w:trPr>
+        <w:tc>
+          <w:tcPr>
+            <w:tcW w:w="341" w:type="dxa"/>
+            <w:vMerge/>
+          </w:tcPr>
+          <w:p>
+            <w:pPr>
+              <w:autoSpaceDE w:val="0"/>
+              <w:autoSpaceDN w:val="0"/>
+              <w:spacing w:line="240" w:lineRule="auto"/>
+              <w:ind w:firstLine="0"/>
+              <w:jc w:val="center"/>
+              <w:rPr>
+                <w:rFonts w:cs="Times New Roman"/>
+                <w:b/>
+                <w:sz w:val="18"/>
+                <w:szCs w:val="18"/>
+              </w:rPr>
+            </w:pPr>
+          </w:p>
+        </w:tc>
+        <w:tc>
+          <w:tcPr>
+            <w:tcW w:w="567" w:type="dxa"/>
+          </w:tcPr>
+          <w:p>
+            <w:pPr>
+              <w:tabs>
+                <w:tab w:val="left" w:pos="286"/>
+              </w:tabs>
+              <w:spacing w:line="240" w:lineRule="auto"/>
+              <w:ind w:firstLine="2"/>
+              <w:jc w:val="center"/>
+              <w:rPr>
+                <w:rFonts w:cs="Times New Roman"/>
+                <w:sz w:val="18"/>
+                <w:szCs w:val="18"/>
+              </w:rPr>
+            </w:pPr>
+            <w:r>
+              <w:rPr>
+                <w:rFonts w:cs="Times New Roman"/>
+                <w:sz w:val="18"/>
+                <w:szCs w:val="18"/>
+              </w:rPr>
+              <w:t>09:00</w:t>
+            </w:r>
+          </w:p>
+        </w:tc>
+        <w:tc>
+          <w:tcPr>
+            <w:tcW w:w="567" w:type="dxa"/>
+          </w:tcPr>
+          <w:p>
+            <w:pPr>
+              <w:spacing w:line="240" w:lineRule="auto"/>
+              <w:ind w:firstLine="0"/>
+              <w:jc w:val="center"/>
+              <w:rPr>
+                <w:rFonts w:cs="Times New Roman"/>
+                <w:sz w:val="18"/>
+                <w:szCs w:val="18"/>
+              </w:rPr>
+            </w:pPr>
+            <w:r>
+              <w:rPr>
+                <w:rFonts w:cs="Times New Roman"/>
+                <w:sz w:val="18"/>
+                <w:szCs w:val="18"/>
+              </w:rPr>
+              <w:t>09:00</w:t>
+            </w:r>
+          </w:p>
+        </w:tc>
+        <w:tc>
+          <w:tcPr>
+            <w:tcW w:w="874" w:type="dxa"/>
           </w:tcPr>
           <w:p>
             <w:pPr>
@@ -5503,6 +5459,7 @@
               <w:autoSpaceDN w:val="0"/>
               <w:spacing w:line="240" w:lineRule="auto"/>
               <w:ind w:right="38" w:hanging="3"/>
+              <w:jc w:val="center"/>
               <w:rPr>
                 <w:rFonts w:cs="Times New Roman"/>
                 <w:sz w:val="18"/>
@@ -5584,13 +5541,12 @@
             <w:tcBorders>
               <w:bottom w:val="single" w:sz="4" w:space="0" w:color="auto"/>
             </w:tcBorders>
-            <w:vAlign w:val="center"/>
           </w:tcPr>
           <w:p>
             <w:pPr>
               <w:autoSpaceDE w:val="0"/>
               <w:autoSpaceDN w:val="0"/>
-              <w:spacing w:after="120" w:line="240" w:lineRule="auto"/>
+              <w:spacing w:line="240" w:lineRule="auto"/>
               <w:ind w:firstLine="0"/>
               <w:jc w:val="center"/>
               <w:rPr>
@@ -5608,14 +5564,13 @@
             <w:tcBorders>
               <w:bottom w:val="single" w:sz="4" w:space="0" w:color="auto"/>
             </w:tcBorders>
-            <w:vAlign w:val="center"/>
           </w:tcPr>
           <w:p>
             <w:pPr>
               <w:tabs>
                 <w:tab w:val="left" w:pos="286"/>
               </w:tabs>
-              <w:spacing w:after="120" w:line="240" w:lineRule="auto"/>
+              <w:spacing w:line="240" w:lineRule="auto"/>
               <w:ind w:firstLine="2"/>
               <w:jc w:val="center"/>
               <w:rPr>
@@ -5640,13 +5595,12 @@
             <w:tcBorders>
               <w:bottom w:val="single" w:sz="4" w:space="0" w:color="auto"/>
             </w:tcBorders>
-            <w:vAlign w:val="center"/>
           </w:tcPr>
           <w:p>
             <w:pPr>
               <w:autoSpaceDE w:val="0"/>
               <w:autoSpaceDN w:val="0"/>
-              <w:spacing w:after="120" w:line="240" w:lineRule="auto"/>
+              <w:spacing w:line="240" w:lineRule="auto"/>
               <w:ind w:firstLine="0"/>
               <w:jc w:val="center"/>
               <w:rPr>
@@ -5671,14 +5625,14 @@
             <w:tcBorders>
               <w:bottom w:val="single" w:sz="4" w:space="0" w:color="auto"/>
             </w:tcBorders>
-            <w:vAlign w:val="center"/>
           </w:tcPr>
           <w:p>
             <w:pPr>
               <w:autoSpaceDE w:val="0"/>
               <w:autoSpaceDN w:val="0"/>
-              <w:spacing w:after="120" w:line="240" w:lineRule="auto"/>
+              <w:spacing w:line="240" w:lineRule="auto"/>
               <w:ind w:right="38" w:hanging="3"/>
+              <w:jc w:val="center"/>
               <w:rPr>
                 <w:rFonts w:cs="Times New Roman"/>
                 <w:sz w:val="18"/>
@@ -5698,8 +5652,9 @@
             <w:pPr>
               <w:autoSpaceDE w:val="0"/>
               <w:autoSpaceDN w:val="0"/>
-              <w:spacing w:after="120" w:line="240" w:lineRule="auto"/>
+              <w:spacing w:line="240" w:lineRule="auto"/>
               <w:ind w:right="38" w:hanging="3"/>
+              <w:jc w:val="center"/>
               <w:rPr>
                 <w:rFonts w:cs="Times New Roman"/>
                 <w:sz w:val="18"/>
@@ -5728,7 +5683,7 @@
             <w:pPr>
               <w:autoSpaceDE w:val="0"/>
               <w:autoSpaceDN w:val="0"/>
-              <w:spacing w:after="120" w:line="240" w:lineRule="auto"/>
+              <w:spacing w:line="240" w:lineRule="auto"/>
               <w:ind w:firstLine="7"/>
               <w:rPr>
                 <w:rFonts w:cs="Times New Roman"/>
@@ -5758,7 +5713,6 @@
               <w:top w:val="single" w:sz="4" w:space="0" w:color="auto"/>
               <w:bottom w:val="single" w:sz="4" w:space="0" w:color="auto"/>
             </w:tcBorders>
-            <w:vAlign w:val="center"/>
           </w:tcPr>
           <w:p>
             <w:pPr>
@@ -5792,7 +5746,6 @@
               <w:top w:val="single" w:sz="4" w:space="0" w:color="auto"/>
               <w:bottom w:val="single" w:sz="4" w:space="0" w:color="auto"/>
             </w:tcBorders>
-            <w:vAlign w:val="center"/>
           </w:tcPr>
           <w:p>
             <w:pPr>
@@ -5825,7 +5778,6 @@
               <w:top w:val="single" w:sz="4" w:space="0" w:color="auto"/>
               <w:bottom w:val="single" w:sz="4" w:space="0" w:color="auto"/>
             </w:tcBorders>
-            <w:vAlign w:val="center"/>
           </w:tcPr>
           <w:p>
             <w:pPr>
@@ -5855,12 +5807,12 @@
               <w:top w:val="single" w:sz="4" w:space="0" w:color="auto"/>
               <w:bottom w:val="single" w:sz="4" w:space="0" w:color="auto"/>
             </w:tcBorders>
-            <w:vAlign w:val="center"/>
           </w:tcPr>
           <w:p>
             <w:pPr>
               <w:spacing w:after="0" w:line="240" w:lineRule="auto"/>
               <w:ind w:right="38" w:hanging="3"/>
+              <w:jc w:val="center"/>
               <w:rPr>
                 <w:rFonts w:cs="Times New Roman"/>
                 <w:sz w:val="18"/>
@@ -5954,53 +5906,48 @@
     </w:p>
     <w:p>
       <w:r>
-        <w:t>The initial technological results proved that it was possible to: (1) create groups of students via profile and physical location data; (2) distribute material based on their profiles and in the debate theme; (3) automatically handle student attendances in the classroom, based on location data.</w:t>
+        <w:t xml:space="preserve">The previous simulated test couldn't present evidence of usability in a real environment. In order to validate ubiquitous learning using </w:t>
+      </w:r>
+      <w:proofErr w:type="spellStart"/>
+      <w:r>
+        <w:t>GlobalEdu</w:t>
+      </w:r>
+      <w:proofErr w:type="spellEnd"/>
+      <w:r>
+        <w:t xml:space="preserve">/LOCAL, another experiment was conducted. This new experiment involved a sample consisting of 20 individuals, between learners and professors of a Computer Engineering undergraduate course at University of Vale do Rio dos </w:t>
+      </w:r>
+      <w:proofErr w:type="spellStart"/>
+      <w:r>
+        <w:t>Sinos</w:t>
+      </w:r>
+      <w:proofErr w:type="spellEnd"/>
+      <w:r>
+        <w:t xml:space="preserve"> (</w:t>
+      </w:r>
+      <w:proofErr w:type="spellStart"/>
+      <w:r>
+        <w:t>Unisinos</w:t>
+      </w:r>
+      <w:proofErr w:type="spellEnd"/>
+      <w:r>
+        <w:t>, Brazil).</w:t>
       </w:r>
     </w:p>
     <w:p>
       <w:r>
-        <w:t xml:space="preserve">The previous simulated test couldn't present evidence of usability in a real environment. In order to validate ubiquitous learning using </w:t>
+        <w:t xml:space="preserve">This test was realized into five moments: each moment, a set of four individuals interacted with the system. The following steps were considered: 1) each participant was given an HP </w:t>
       </w:r>
       <w:proofErr w:type="spellStart"/>
       <w:r>
-        <w:t>GlobalEdu</w:t>
+        <w:t>iPAQ</w:t>
       </w:r>
       <w:proofErr w:type="spellEnd"/>
       <w:r>
-        <w:t xml:space="preserve">/LOCAL, </w:t>
+        <w:t xml:space="preserve"> hx4700 mobile device, which they used </w:t>
       </w:r>
       <w:r>
         <w:lastRenderedPageBreak/>
-        <w:t xml:space="preserve">another experiment was conducted. This new experiment involved a sample consisting of 20 individuals, between learners and professors of a Computer Engineering undergraduate course at University of Vale do Rio dos </w:t>
-      </w:r>
-      <w:proofErr w:type="spellStart"/>
-      <w:r>
-        <w:t>Sinos</w:t>
-      </w:r>
-      <w:proofErr w:type="spellEnd"/>
-      <w:r>
-        <w:t xml:space="preserve"> (</w:t>
-      </w:r>
-      <w:proofErr w:type="spellStart"/>
-      <w:r>
-        <w:t>Unisinos</w:t>
-      </w:r>
-      <w:proofErr w:type="spellEnd"/>
-      <w:r>
-        <w:t>, Brazil).</w:t>
-      </w:r>
-    </w:p>
-    <w:p>
-      <w:r>
-        <w:t xml:space="preserve">This test was realized into five moments: each moment, a set of four individuals interacted with the system. The following steps were considered: 1) each participant was given an HP </w:t>
-      </w:r>
-      <w:proofErr w:type="spellStart"/>
-      <w:r>
-        <w:t>iPAQ</w:t>
-      </w:r>
-      <w:proofErr w:type="spellEnd"/>
-      <w:r>
-        <w:t xml:space="preserve"> hx4700 mobile device, which they used to authenticate into the system; 2) the participants then received suggestions to participate in one of two workshops (based into user profile data); 3) the participants were notified whenever a professor they wanted to chat with was available; 4) in the fourth step, the system searched for matches between participants' profiles, suggesting learning resources related to their interests; 5) the users were instructed to go to the workshop rooms. The ubiquitous system then made available on the </w:t>
+        <w:t xml:space="preserve">to authenticate into the system; 2) the participants then received suggestions to participate in one of two workshops (based into user profile data); 3) the participants were notified whenever a professor they wanted to chat with was available; 4) in the fourth step, the system searched for matches between participants' profiles, suggesting learning resources related to their interests; 5) the users were instructed to go to the workshop rooms. The ubiquitous system then made available on the </w:t>
       </w:r>
       <w:proofErr w:type="spellStart"/>
       <w:r>
@@ -6106,7 +6053,6 @@
       </w:pPr>
       <w:proofErr w:type="spellStart"/>
       <w:r>
-        <w:lastRenderedPageBreak/>
         <w:t>João</w:t>
       </w:r>
       <w:proofErr w:type="spellEnd"/>
@@ -6159,15 +6105,19 @@
       </w:r>
       <w:proofErr w:type="spellEnd"/>
       <w:r>
-        <w:t xml:space="preserve"> accessed the object and received a PDF file (preference text). LOCAL used </w:t>
-      </w:r>
-      <w:proofErr w:type="spellStart"/>
-      <w:r>
-        <w:t>theLearner</w:t>
-      </w:r>
-      <w:proofErr w:type="spellEnd"/>
-      <w:r>
-        <w:t xml:space="preserve"> Profiles subsystem to determine this preference.</w:t>
+        <w:t xml:space="preserve"> accessed the object and received a PDF file (preference text). LOCAL used the</w:t>
+      </w:r>
+      <w:r>
+        <w:t xml:space="preserve"> </w:t>
+      </w:r>
+      <w:r>
+        <w:rPr>
+          <w:i w:val="0"/>
+        </w:rPr>
+        <w:t>Learner Profiles</w:t>
+      </w:r>
+      <w:r>
+        <w:t> subsystem to determine this preference.</w:t>
       </w:r>
     </w:p>
     <w:p>
@@ -6188,1995 +6138,19 @@
     </w:p>
     <w:p>
       <w:pPr>
-        <w:pStyle w:val="Quote"/>
-      </w:pPr>
-      <w:r>
-        <w:t xml:space="preserve">In the laboratory, </w:t>
-      </w:r>
-      <w:proofErr w:type="spellStart"/>
-      <w:r>
-        <w:t>João</w:t>
-      </w:r>
-      <w:proofErr w:type="spellEnd"/>
-      <w:r>
-        <w:t xml:space="preserve"> preferred audio objects, because he could listen to them while he was using the computer (determined using the \</w:t>
-      </w:r>
-      <w:proofErr w:type="spellStart"/>
-      <w:r>
-        <w:t>emph</w:t>
-      </w:r>
-      <w:proofErr w:type="spellEnd"/>
-      <w:r>
-        <w:t xml:space="preserve">{Learner Profiles}). </w:t>
-      </w:r>
-      <w:proofErr w:type="spellStart"/>
-      <w:r>
-        <w:t>João</w:t>
-      </w:r>
-      <w:proofErr w:type="spellEnd"/>
-      <w:r>
-        <w:t xml:space="preserve"> accessed the object and, after its use, received another notification of available object (see </w:t>
-      </w:r>
-      <w:r>
-        <w:fldChar w:fldCharType="begin"/>
-      </w:r>
-      <w:r>
-        <w:instrText xml:space="preserve"> REF _Ref281943594 \h </w:instrText>
-      </w:r>
-      <w:r>
-        <w:fldChar w:fldCharType="separate"/>
-      </w:r>
-      <w:r>
-        <w:t xml:space="preserve">Figure </w:t>
-      </w:r>
+        <w:keepNext/>
+      </w:pPr>
       <w:r>
         <w:rPr>
           <w:noProof/>
-        </w:rPr>
-        <w:t>12</w:t>
-      </w:r>
-      <w:r>
-        <w:fldChar w:fldCharType="end"/>
-      </w:r>
-      <w:r>
-        <w:t>b)) concerning the subject of his interest (this time, the object was about "Parallel Programming").</w:t>
-      </w:r>
-    </w:p>
-    <w:p>
-      <w:pPr>
-        <w:pStyle w:val="Quote"/>
-      </w:pPr>
-      <w:r>
-        <w:t xml:space="preserve">Always that the students receive a notification of LOs, they can delay the access. This action indicates that the students are interested in the object, but they do not want to access it at the moment, i.e., they want to access the object at the first opportunity of available time. </w:t>
-      </w:r>
-      <w:proofErr w:type="spellStart"/>
-      <w:r>
-        <w:t>João</w:t>
-      </w:r>
-      <w:proofErr w:type="spellEnd"/>
-      <w:r>
-        <w:t xml:space="preserve"> postponed the access to the optional object (see </w:t>
-      </w:r>
-      <w:r>
-        <w:fldChar w:fldCharType="begin"/>
-      </w:r>
-      <w:r>
-        <w:instrText xml:space="preserve"> REF _Ref281943594 \h </w:instrText>
-      </w:r>
-      <w:r>
-        <w:fldChar w:fldCharType="separate"/>
-      </w:r>
-      <w:r>
-        <w:t xml:space="preserve">Figure </w:t>
-      </w:r>
-      <w:r>
-        <w:rPr>
-          <w:noProof/>
-        </w:rPr>
-        <w:t>12</w:t>
-      </w:r>
-      <w:r>
-        <w:fldChar w:fldCharType="end"/>
-      </w:r>
-      <w:r>
-        <w:t>(c)).</w:t>
-      </w:r>
-    </w:p>
-    <w:p>
-      <w:pPr>
-        <w:pStyle w:val="Quote"/>
-      </w:pPr>
-      <w:r>
-        <w:t xml:space="preserve">At the end of the day, </w:t>
-      </w:r>
-      <w:proofErr w:type="spellStart"/>
-      <w:r>
-        <w:t>João</w:t>
-      </w:r>
-      <w:proofErr w:type="spellEnd"/>
-      <w:r>
-        <w:t xml:space="preserve"> moved to the train station. When he entered the train, LOCAL notified him that a postponed LO was identified (</w:t>
-      </w:r>
-      <w:r>
-        <w:fldChar w:fldCharType="begin"/>
-      </w:r>
-      <w:r>
-        <w:instrText xml:space="preserve"> REF _Ref281943594 \h </w:instrText>
-      </w:r>
-      <w:r>
-        <w:fldChar w:fldCharType="separate"/>
-      </w:r>
-      <w:r>
-        <w:t xml:space="preserve">Figure </w:t>
-      </w:r>
-      <w:r>
-        <w:rPr>
-          <w:noProof/>
-        </w:rPr>
-        <w:t>12</w:t>
-      </w:r>
-      <w:r>
-        <w:fldChar w:fldCharType="end"/>
-      </w:r>
-      <w:r>
-        <w:t xml:space="preserve">(d)). Getting home, </w:t>
-      </w:r>
-      <w:proofErr w:type="spellStart"/>
-      <w:r>
-        <w:t>João</w:t>
-      </w:r>
-      <w:proofErr w:type="spellEnd"/>
-      <w:r>
-        <w:t xml:space="preserve"> still received another notification saying that the professor had provided an additional object to a subject of his interest ("Polymorphism" in Java). In the register, the professor informed that the interested students should be notified independently of their locations." </w:t>
-      </w:r>
-    </w:p>
-    <w:p/>
-    <w:p/>
-    <w:p/>
-    <w:p/>
-    <w:p/>
-    <w:tbl>
-      <w:tblPr>
-        <w:tblW w:w="5000" w:type="pct"/>
-        <w:tblCellMar>
-          <w:left w:w="57" w:type="dxa"/>
-          <w:right w:w="57" w:type="dxa"/>
-        </w:tblCellMar>
-        <w:tblLook w:val="04A0"/>
-      </w:tblPr>
-      <w:tblGrid>
-        <w:gridCol w:w="339"/>
-        <w:gridCol w:w="900"/>
-        <w:gridCol w:w="3754"/>
-      </w:tblGrid>
-      <w:tr>
-        <w:trPr>
-          <w:trHeight w:val="356"/>
-        </w:trPr>
-        <w:tc>
-          <w:tcPr>
-            <w:tcW w:w="340" w:type="pct"/>
-            <w:tcBorders>
-              <w:top w:val="single" w:sz="4" w:space="0" w:color="auto"/>
-              <w:bottom w:val="single" w:sz="4" w:space="0" w:color="auto"/>
-            </w:tcBorders>
-            <w:vAlign w:val="center"/>
-          </w:tcPr>
-          <w:p>
-            <w:pPr>
-              <w:spacing w:after="120" w:line="240" w:lineRule="auto"/>
-              <w:ind w:firstLine="0"/>
-              <w:jc w:val="center"/>
-              <w:rPr>
-                <w:rFonts w:cs="Times New Roman"/>
-                <w:b/>
-                <w:sz w:val="18"/>
-                <w:szCs w:val="18"/>
-              </w:rPr>
-            </w:pPr>
-            <w:r>
-              <w:rPr>
-                <w:rFonts w:cs="Times New Roman"/>
-                <w:b/>
-                <w:sz w:val="18"/>
-                <w:szCs w:val="18"/>
-              </w:rPr>
-              <w:lastRenderedPageBreak/>
-              <w:t>#</w:t>
-            </w:r>
-          </w:p>
-        </w:tc>
-        <w:tc>
-          <w:tcPr>
-            <w:tcW w:w="901" w:type="pct"/>
-            <w:tcBorders>
-              <w:top w:val="single" w:sz="4" w:space="0" w:color="auto"/>
-              <w:bottom w:val="single" w:sz="4" w:space="0" w:color="auto"/>
-            </w:tcBorders>
-            <w:vAlign w:val="center"/>
-          </w:tcPr>
-          <w:p>
-            <w:pPr>
-              <w:spacing w:after="120" w:line="240" w:lineRule="auto"/>
-              <w:ind w:firstLine="0"/>
-              <w:rPr>
-                <w:rFonts w:cs="Times New Roman"/>
-                <w:b/>
-                <w:sz w:val="18"/>
-                <w:szCs w:val="18"/>
-              </w:rPr>
-            </w:pPr>
-            <w:r>
-              <w:rPr>
-                <w:rFonts w:cs="Times New Roman"/>
-                <w:b/>
-                <w:sz w:val="18"/>
-                <w:szCs w:val="18"/>
-              </w:rPr>
-              <w:t>Actor</w:t>
-            </w:r>
-          </w:p>
-        </w:tc>
-        <w:tc>
-          <w:tcPr>
-            <w:tcW w:w="3760" w:type="pct"/>
-            <w:tcBorders>
-              <w:top w:val="single" w:sz="4" w:space="0" w:color="auto"/>
-              <w:bottom w:val="single" w:sz="4" w:space="0" w:color="auto"/>
-            </w:tcBorders>
-            <w:vAlign w:val="center"/>
-          </w:tcPr>
-          <w:p>
-            <w:pPr>
-              <w:spacing w:after="120" w:line="240" w:lineRule="auto"/>
-              <w:ind w:left="37" w:firstLine="0"/>
-              <w:rPr>
-                <w:rFonts w:cs="Times New Roman"/>
-                <w:b/>
-                <w:sz w:val="18"/>
-                <w:szCs w:val="18"/>
-              </w:rPr>
-            </w:pPr>
-            <w:r>
-              <w:rPr>
-                <w:rFonts w:cs="Times New Roman"/>
-                <w:b/>
-                <w:sz w:val="18"/>
-                <w:szCs w:val="18"/>
-              </w:rPr>
-              <w:t>Action</w:t>
-            </w:r>
-          </w:p>
-        </w:tc>
-      </w:tr>
-      <w:tr>
-        <w:trPr>
-          <w:trHeight w:val="268"/>
-        </w:trPr>
-        <w:tc>
-          <w:tcPr>
-            <w:tcW w:w="340" w:type="pct"/>
-            <w:tcBorders>
-              <w:top w:val="single" w:sz="4" w:space="0" w:color="auto"/>
-              <w:bottom w:val="single" w:sz="4" w:space="0" w:color="auto"/>
-            </w:tcBorders>
-            <w:vAlign w:val="center"/>
-          </w:tcPr>
-          <w:p>
-            <w:pPr>
-              <w:autoSpaceDE w:val="0"/>
-              <w:autoSpaceDN w:val="0"/>
-              <w:spacing w:after="0" w:line="240" w:lineRule="auto"/>
-              <w:ind w:firstLine="0"/>
-              <w:jc w:val="center"/>
-              <w:rPr>
-                <w:rFonts w:cs="Times New Roman"/>
-                <w:sz w:val="18"/>
-                <w:szCs w:val="18"/>
-              </w:rPr>
-            </w:pPr>
-            <w:r>
-              <w:rPr>
-                <w:rFonts w:cs="Times New Roman"/>
-                <w:sz w:val="18"/>
-                <w:szCs w:val="18"/>
-              </w:rPr>
-              <w:t>1</w:t>
-            </w:r>
-          </w:p>
-        </w:tc>
-        <w:tc>
-          <w:tcPr>
-            <w:tcW w:w="901" w:type="pct"/>
-            <w:tcBorders>
-              <w:top w:val="single" w:sz="4" w:space="0" w:color="auto"/>
-              <w:bottom w:val="single" w:sz="4" w:space="0" w:color="auto"/>
-            </w:tcBorders>
-            <w:vAlign w:val="center"/>
-          </w:tcPr>
-          <w:p>
-            <w:pPr>
-              <w:spacing w:after="0" w:line="240" w:lineRule="auto"/>
-              <w:ind w:firstLine="0"/>
-              <w:rPr>
-                <w:rFonts w:cs="Times New Roman"/>
-                <w:sz w:val="18"/>
-                <w:szCs w:val="18"/>
-              </w:rPr>
-            </w:pPr>
-            <w:r>
-              <w:rPr>
-                <w:rFonts w:cs="Times New Roman"/>
-                <w:sz w:val="18"/>
-                <w:szCs w:val="18"/>
-              </w:rPr>
-              <w:t>Professor</w:t>
-            </w:r>
-          </w:p>
-        </w:tc>
-        <w:tc>
-          <w:tcPr>
-            <w:tcW w:w="3760" w:type="pct"/>
-            <w:tcBorders>
-              <w:top w:val="single" w:sz="4" w:space="0" w:color="auto"/>
-              <w:bottom w:val="single" w:sz="4" w:space="0" w:color="auto"/>
-            </w:tcBorders>
-            <w:vAlign w:val="center"/>
-          </w:tcPr>
-          <w:p>
-            <w:pPr>
-              <w:autoSpaceDE w:val="0"/>
-              <w:autoSpaceDN w:val="0"/>
-              <w:spacing w:after="0" w:line="240" w:lineRule="auto"/>
-              <w:ind w:left="37" w:firstLine="0"/>
-              <w:rPr>
-                <w:rFonts w:cs="Times New Roman"/>
-                <w:sz w:val="18"/>
-                <w:szCs w:val="18"/>
-              </w:rPr>
-            </w:pPr>
-            <w:r>
-              <w:rPr>
-                <w:rFonts w:cs="Times New Roman"/>
-                <w:sz w:val="18"/>
-                <w:szCs w:val="18"/>
-              </w:rPr>
-              <w:t>Registers the learning objects in LOCAL, relating them to contexts.</w:t>
-            </w:r>
-          </w:p>
-        </w:tc>
-      </w:tr>
-      <w:tr>
-        <w:trPr>
-          <w:trHeight w:val="496"/>
-        </w:trPr>
-        <w:tc>
-          <w:tcPr>
-            <w:tcW w:w="340" w:type="pct"/>
-            <w:tcBorders>
-              <w:bottom w:val="single" w:sz="4" w:space="0" w:color="auto"/>
-            </w:tcBorders>
-            <w:vAlign w:val="center"/>
-          </w:tcPr>
-          <w:p>
-            <w:pPr>
-              <w:autoSpaceDE w:val="0"/>
-              <w:autoSpaceDN w:val="0"/>
-              <w:spacing w:after="0" w:line="240" w:lineRule="auto"/>
-              <w:ind w:firstLine="0"/>
-              <w:jc w:val="center"/>
-              <w:rPr>
-                <w:rFonts w:cs="Times New Roman"/>
-                <w:sz w:val="18"/>
-                <w:szCs w:val="18"/>
-              </w:rPr>
-            </w:pPr>
-            <w:r>
-              <w:rPr>
-                <w:rFonts w:cs="Times New Roman"/>
-                <w:sz w:val="18"/>
-                <w:szCs w:val="18"/>
-              </w:rPr>
-              <w:t>2</w:t>
-            </w:r>
-          </w:p>
-        </w:tc>
-        <w:tc>
-          <w:tcPr>
-            <w:tcW w:w="901" w:type="pct"/>
-            <w:tcBorders>
-              <w:bottom w:val="single" w:sz="4" w:space="0" w:color="auto"/>
-            </w:tcBorders>
-            <w:vAlign w:val="center"/>
-          </w:tcPr>
-          <w:p>
-            <w:pPr>
-              <w:autoSpaceDE w:val="0"/>
-              <w:autoSpaceDN w:val="0"/>
-              <w:spacing w:after="0" w:line="240" w:lineRule="auto"/>
-              <w:ind w:firstLine="0"/>
-              <w:rPr>
-                <w:rFonts w:cs="Times New Roman"/>
-                <w:sz w:val="18"/>
-                <w:szCs w:val="18"/>
-              </w:rPr>
-            </w:pPr>
-            <w:r>
-              <w:rPr>
-                <w:rFonts w:cs="Times New Roman"/>
-                <w:sz w:val="18"/>
-                <w:szCs w:val="18"/>
-              </w:rPr>
-              <w:t>Learner</w:t>
-            </w:r>
-          </w:p>
-        </w:tc>
-        <w:tc>
-          <w:tcPr>
-            <w:tcW w:w="3760" w:type="pct"/>
-            <w:tcBorders>
-              <w:bottom w:val="single" w:sz="4" w:space="0" w:color="auto"/>
-            </w:tcBorders>
-            <w:vAlign w:val="center"/>
-          </w:tcPr>
-          <w:p>
-            <w:pPr>
-              <w:autoSpaceDE w:val="0"/>
-              <w:autoSpaceDN w:val="0"/>
-              <w:spacing w:after="0" w:line="240" w:lineRule="auto"/>
-              <w:ind w:left="37" w:firstLine="0"/>
-              <w:rPr>
-                <w:rFonts w:cs="Times New Roman"/>
-                <w:sz w:val="18"/>
-                <w:szCs w:val="18"/>
-              </w:rPr>
-            </w:pPr>
-            <w:r>
-              <w:rPr>
-                <w:rFonts w:cs="Times New Roman"/>
-                <w:color w:val="000000"/>
-                <w:sz w:val="18"/>
-                <w:szCs w:val="18"/>
-              </w:rPr>
-              <w:t xml:space="preserve">Enters the classroom and logs in LOCAL using an </w:t>
-            </w:r>
-            <w:proofErr w:type="spellStart"/>
-            <w:r>
-              <w:rPr>
-                <w:rFonts w:cs="Times New Roman"/>
-                <w:color w:val="000000"/>
-                <w:sz w:val="18"/>
-                <w:szCs w:val="18"/>
-              </w:rPr>
-              <w:t>iPAQ</w:t>
-            </w:r>
-            <w:proofErr w:type="spellEnd"/>
-            <w:r>
-              <w:rPr>
-                <w:rFonts w:cs="Times New Roman"/>
-                <w:color w:val="000000"/>
-                <w:sz w:val="18"/>
-                <w:szCs w:val="18"/>
-              </w:rPr>
-              <w:t xml:space="preserve"> 4700; see Figure 7(a)</w:t>
-            </w:r>
-          </w:p>
-        </w:tc>
-      </w:tr>
-      <w:tr>
-        <w:trPr>
-          <w:trHeight w:val="496"/>
-        </w:trPr>
-        <w:tc>
-          <w:tcPr>
-            <w:tcW w:w="340" w:type="pct"/>
-            <w:tcBorders>
-              <w:bottom w:val="single" w:sz="4" w:space="0" w:color="auto"/>
-            </w:tcBorders>
-            <w:vAlign w:val="center"/>
-          </w:tcPr>
-          <w:p>
-            <w:pPr>
-              <w:autoSpaceDE w:val="0"/>
-              <w:autoSpaceDN w:val="0"/>
-              <w:spacing w:after="0" w:line="240" w:lineRule="auto"/>
-              <w:ind w:firstLine="0"/>
-              <w:jc w:val="center"/>
-              <w:rPr>
-                <w:rFonts w:cs="Times New Roman"/>
-                <w:sz w:val="18"/>
-                <w:szCs w:val="18"/>
-              </w:rPr>
-            </w:pPr>
-            <w:r>
-              <w:rPr>
-                <w:rFonts w:cs="Times New Roman"/>
-                <w:sz w:val="18"/>
-                <w:szCs w:val="18"/>
-              </w:rPr>
-              <w:t>3</w:t>
-            </w:r>
-          </w:p>
-        </w:tc>
-        <w:tc>
-          <w:tcPr>
-            <w:tcW w:w="901" w:type="pct"/>
-            <w:tcBorders>
-              <w:bottom w:val="single" w:sz="4" w:space="0" w:color="auto"/>
-            </w:tcBorders>
-            <w:vAlign w:val="center"/>
-          </w:tcPr>
-          <w:p>
-            <w:pPr>
-              <w:autoSpaceDE w:val="0"/>
-              <w:autoSpaceDN w:val="0"/>
-              <w:spacing w:after="0" w:line="240" w:lineRule="auto"/>
-              <w:ind w:firstLine="0"/>
-              <w:rPr>
-                <w:rFonts w:cs="Times New Roman"/>
-                <w:sz w:val="18"/>
-                <w:szCs w:val="18"/>
-              </w:rPr>
-            </w:pPr>
-            <w:r>
-              <w:rPr>
-                <w:rFonts w:cs="Times New Roman"/>
-                <w:sz w:val="18"/>
-                <w:szCs w:val="18"/>
-              </w:rPr>
-              <w:t>LOCAL</w:t>
-            </w:r>
-          </w:p>
-        </w:tc>
-        <w:tc>
-          <w:tcPr>
-            <w:tcW w:w="3760" w:type="pct"/>
-            <w:tcBorders>
-              <w:bottom w:val="single" w:sz="4" w:space="0" w:color="auto"/>
-            </w:tcBorders>
-            <w:vAlign w:val="center"/>
-          </w:tcPr>
-          <w:p>
-            <w:pPr>
-              <w:autoSpaceDE w:val="0"/>
-              <w:autoSpaceDN w:val="0"/>
-              <w:spacing w:after="0" w:line="240" w:lineRule="auto"/>
-              <w:ind w:left="37" w:firstLine="0"/>
-              <w:rPr>
-                <w:rFonts w:cs="Times New Roman"/>
-                <w:sz w:val="18"/>
-                <w:szCs w:val="18"/>
-              </w:rPr>
-            </w:pPr>
-            <w:r>
-              <w:rPr>
-                <w:rFonts w:cs="Times New Roman"/>
-                <w:sz w:val="18"/>
-                <w:szCs w:val="18"/>
-              </w:rPr>
-              <w:t xml:space="preserve">LOCAL detects the entry of the learner into the classroom. Tutor uses the </w:t>
-            </w:r>
-            <w:r>
-              <w:rPr>
-                <w:rFonts w:cs="Times New Roman"/>
-                <w:i/>
-                <w:iCs/>
-                <w:sz w:val="18"/>
-                <w:szCs w:val="18"/>
-              </w:rPr>
-              <w:t>Learner Profiles</w:t>
-            </w:r>
-            <w:r>
-              <w:rPr>
-                <w:rFonts w:cs="Times New Roman"/>
-                <w:sz w:val="18"/>
-                <w:szCs w:val="18"/>
-              </w:rPr>
-              <w:t xml:space="preserve"> to determine the learner’s preference of media in the context. Subsequently, it requests the sending of a message about the LO available in the preferred media.</w:t>
-            </w:r>
-          </w:p>
-        </w:tc>
-      </w:tr>
-      <w:tr>
-        <w:trPr>
-          <w:trHeight w:val="263"/>
-        </w:trPr>
-        <w:tc>
-          <w:tcPr>
-            <w:tcW w:w="340" w:type="pct"/>
-            <w:tcBorders>
-              <w:bottom w:val="single" w:sz="4" w:space="0" w:color="auto"/>
-            </w:tcBorders>
-            <w:vAlign w:val="center"/>
-          </w:tcPr>
-          <w:p>
-            <w:pPr>
-              <w:autoSpaceDE w:val="0"/>
-              <w:autoSpaceDN w:val="0"/>
-              <w:spacing w:after="0" w:line="240" w:lineRule="auto"/>
-              <w:ind w:firstLine="0"/>
-              <w:jc w:val="center"/>
-              <w:rPr>
-                <w:rFonts w:cs="Times New Roman"/>
-                <w:sz w:val="18"/>
-                <w:szCs w:val="18"/>
-              </w:rPr>
-            </w:pPr>
-            <w:r>
-              <w:rPr>
-                <w:rFonts w:cs="Times New Roman"/>
-                <w:sz w:val="18"/>
-                <w:szCs w:val="18"/>
-              </w:rPr>
-              <w:t>4</w:t>
-            </w:r>
-          </w:p>
-        </w:tc>
-        <w:tc>
-          <w:tcPr>
-            <w:tcW w:w="901" w:type="pct"/>
-            <w:tcBorders>
-              <w:bottom w:val="single" w:sz="4" w:space="0" w:color="auto"/>
-            </w:tcBorders>
-            <w:vAlign w:val="center"/>
-          </w:tcPr>
-          <w:p>
-            <w:pPr>
-              <w:autoSpaceDE w:val="0"/>
-              <w:autoSpaceDN w:val="0"/>
-              <w:spacing w:after="0" w:line="240" w:lineRule="auto"/>
-              <w:ind w:firstLine="0"/>
-              <w:rPr>
-                <w:rFonts w:cs="Times New Roman"/>
-                <w:sz w:val="18"/>
-                <w:szCs w:val="18"/>
-              </w:rPr>
-            </w:pPr>
-            <w:r>
-              <w:rPr>
-                <w:rFonts w:cs="Times New Roman"/>
-                <w:sz w:val="18"/>
-                <w:szCs w:val="18"/>
-              </w:rPr>
-              <w:t>Learner</w:t>
-            </w:r>
-          </w:p>
-        </w:tc>
-        <w:tc>
-          <w:tcPr>
-            <w:tcW w:w="3760" w:type="pct"/>
-            <w:tcBorders>
-              <w:bottom w:val="single" w:sz="4" w:space="0" w:color="auto"/>
-            </w:tcBorders>
-            <w:vAlign w:val="center"/>
-          </w:tcPr>
-          <w:p>
-            <w:pPr>
-              <w:autoSpaceDE w:val="0"/>
-              <w:autoSpaceDN w:val="0"/>
-              <w:spacing w:after="0" w:line="240" w:lineRule="auto"/>
-              <w:ind w:left="37" w:firstLine="0"/>
-              <w:rPr>
-                <w:rFonts w:cs="Times New Roman"/>
-                <w:sz w:val="18"/>
-                <w:szCs w:val="18"/>
-              </w:rPr>
-            </w:pPr>
-            <w:r>
-              <w:rPr>
-                <w:rFonts w:cs="Times New Roman"/>
-                <w:sz w:val="18"/>
-                <w:szCs w:val="18"/>
-              </w:rPr>
-              <w:t>Accesses the curricular object.</w:t>
-            </w:r>
-          </w:p>
-        </w:tc>
-      </w:tr>
-      <w:tr>
-        <w:trPr>
-          <w:trHeight w:val="50"/>
-        </w:trPr>
-        <w:tc>
-          <w:tcPr>
-            <w:tcW w:w="340" w:type="pct"/>
-            <w:tcBorders>
-              <w:bottom w:val="single" w:sz="4" w:space="0" w:color="auto"/>
-            </w:tcBorders>
-            <w:vAlign w:val="center"/>
-          </w:tcPr>
-          <w:p>
-            <w:pPr>
-              <w:autoSpaceDE w:val="0"/>
-              <w:autoSpaceDN w:val="0"/>
-              <w:spacing w:after="0" w:line="240" w:lineRule="auto"/>
-              <w:ind w:firstLine="0"/>
-              <w:jc w:val="center"/>
-              <w:rPr>
-                <w:rFonts w:cs="Times New Roman"/>
-                <w:sz w:val="18"/>
-                <w:szCs w:val="18"/>
-              </w:rPr>
-            </w:pPr>
-            <w:r>
-              <w:rPr>
-                <w:rFonts w:cs="Times New Roman"/>
-                <w:sz w:val="18"/>
-                <w:szCs w:val="18"/>
-              </w:rPr>
-              <w:t>5</w:t>
-            </w:r>
-          </w:p>
-        </w:tc>
-        <w:tc>
-          <w:tcPr>
-            <w:tcW w:w="901" w:type="pct"/>
-            <w:tcBorders>
-              <w:bottom w:val="single" w:sz="4" w:space="0" w:color="auto"/>
-            </w:tcBorders>
-            <w:vAlign w:val="center"/>
-          </w:tcPr>
-          <w:p>
-            <w:pPr>
-              <w:autoSpaceDE w:val="0"/>
-              <w:autoSpaceDN w:val="0"/>
-              <w:spacing w:after="0" w:line="240" w:lineRule="auto"/>
-              <w:ind w:firstLine="0"/>
-              <w:rPr>
-                <w:rFonts w:cs="Times New Roman"/>
-                <w:sz w:val="18"/>
-                <w:szCs w:val="18"/>
-              </w:rPr>
-            </w:pPr>
-            <w:r>
-              <w:rPr>
-                <w:rFonts w:cs="Times New Roman"/>
-                <w:sz w:val="18"/>
-                <w:szCs w:val="18"/>
-              </w:rPr>
-              <w:t>Learner</w:t>
-            </w:r>
-          </w:p>
-        </w:tc>
-        <w:tc>
-          <w:tcPr>
-            <w:tcW w:w="3760" w:type="pct"/>
-            <w:tcBorders>
-              <w:bottom w:val="single" w:sz="4" w:space="0" w:color="auto"/>
-            </w:tcBorders>
-            <w:vAlign w:val="center"/>
-          </w:tcPr>
-          <w:p>
-            <w:pPr>
-              <w:autoSpaceDE w:val="0"/>
-              <w:autoSpaceDN w:val="0"/>
-              <w:spacing w:after="0" w:line="240" w:lineRule="auto"/>
-              <w:ind w:left="37" w:firstLine="0"/>
-              <w:rPr>
-                <w:rFonts w:cs="Times New Roman"/>
-                <w:sz w:val="18"/>
-                <w:szCs w:val="18"/>
-              </w:rPr>
-            </w:pPr>
-            <w:r>
-              <w:rPr>
-                <w:rFonts w:cs="Times New Roman"/>
-                <w:sz w:val="18"/>
-                <w:szCs w:val="18"/>
-              </w:rPr>
-              <w:t>Moves to the laboratory.</w:t>
-            </w:r>
-          </w:p>
-        </w:tc>
-      </w:tr>
-      <w:tr>
-        <w:trPr>
-          <w:trHeight w:val="496"/>
-        </w:trPr>
-        <w:tc>
-          <w:tcPr>
-            <w:tcW w:w="340" w:type="pct"/>
-            <w:tcBorders>
-              <w:bottom w:val="single" w:sz="4" w:space="0" w:color="auto"/>
-            </w:tcBorders>
-            <w:vAlign w:val="center"/>
-          </w:tcPr>
-          <w:p>
-            <w:pPr>
-              <w:autoSpaceDE w:val="0"/>
-              <w:autoSpaceDN w:val="0"/>
-              <w:spacing w:after="0" w:line="240" w:lineRule="auto"/>
-              <w:ind w:firstLine="0"/>
-              <w:jc w:val="center"/>
-              <w:rPr>
-                <w:rFonts w:cs="Times New Roman"/>
-                <w:sz w:val="18"/>
-                <w:szCs w:val="18"/>
-              </w:rPr>
-            </w:pPr>
-            <w:r>
-              <w:rPr>
-                <w:rFonts w:cs="Times New Roman"/>
-                <w:sz w:val="18"/>
-                <w:szCs w:val="18"/>
-              </w:rPr>
-              <w:t>6</w:t>
-            </w:r>
-          </w:p>
-        </w:tc>
-        <w:tc>
-          <w:tcPr>
-            <w:tcW w:w="901" w:type="pct"/>
-            <w:tcBorders>
-              <w:bottom w:val="single" w:sz="4" w:space="0" w:color="auto"/>
-            </w:tcBorders>
-            <w:vAlign w:val="center"/>
-          </w:tcPr>
-          <w:p>
-            <w:pPr>
-              <w:autoSpaceDE w:val="0"/>
-              <w:autoSpaceDN w:val="0"/>
-              <w:spacing w:after="0" w:line="240" w:lineRule="auto"/>
-              <w:ind w:firstLine="0"/>
-              <w:rPr>
-                <w:rFonts w:cs="Times New Roman"/>
-                <w:sz w:val="18"/>
-                <w:szCs w:val="18"/>
-              </w:rPr>
-            </w:pPr>
-            <w:r>
-              <w:rPr>
-                <w:rFonts w:cs="Times New Roman"/>
-                <w:sz w:val="18"/>
-                <w:szCs w:val="18"/>
-              </w:rPr>
-              <w:t>LOCAL</w:t>
-            </w:r>
-          </w:p>
-        </w:tc>
-        <w:tc>
-          <w:tcPr>
-            <w:tcW w:w="3760" w:type="pct"/>
-            <w:tcBorders>
-              <w:bottom w:val="single" w:sz="4" w:space="0" w:color="auto"/>
-            </w:tcBorders>
-            <w:vAlign w:val="center"/>
-          </w:tcPr>
-          <w:p>
-            <w:pPr>
-              <w:autoSpaceDE w:val="0"/>
-              <w:autoSpaceDN w:val="0"/>
-              <w:spacing w:after="0" w:line="240" w:lineRule="auto"/>
-              <w:ind w:left="37" w:firstLine="0"/>
-              <w:rPr>
-                <w:rFonts w:cs="Times New Roman"/>
-                <w:sz w:val="18"/>
-                <w:szCs w:val="18"/>
-              </w:rPr>
-            </w:pPr>
-            <w:r>
-              <w:rPr>
-                <w:rFonts w:cs="Times New Roman"/>
-                <w:i/>
-                <w:color w:val="000000"/>
-                <w:sz w:val="18"/>
-                <w:szCs w:val="18"/>
-              </w:rPr>
-              <w:t>Tutor</w:t>
-            </w:r>
-            <w:r>
-              <w:rPr>
-                <w:rFonts w:cs="Times New Roman"/>
-                <w:color w:val="000000"/>
-                <w:sz w:val="18"/>
-                <w:szCs w:val="18"/>
-              </w:rPr>
-              <w:t xml:space="preserve"> detects the entry of the learner into the laboratory (</w:t>
-            </w:r>
-            <w:r>
-              <w:rPr>
-                <w:rFonts w:cs="Times New Roman"/>
-                <w:i/>
-                <w:color w:val="000000"/>
-                <w:sz w:val="18"/>
-                <w:szCs w:val="18"/>
-              </w:rPr>
-              <w:t>Location System</w:t>
-            </w:r>
-            <w:r>
-              <w:rPr>
-                <w:rFonts w:cs="Times New Roman"/>
-                <w:color w:val="000000"/>
-                <w:sz w:val="18"/>
-                <w:szCs w:val="18"/>
-              </w:rPr>
-              <w:t xml:space="preserve">) and uses the </w:t>
-            </w:r>
-            <w:r>
-              <w:rPr>
-                <w:rFonts w:cs="Times New Roman"/>
-                <w:i/>
-                <w:iCs/>
-                <w:color w:val="000000"/>
-                <w:sz w:val="18"/>
-                <w:szCs w:val="18"/>
-              </w:rPr>
-              <w:t xml:space="preserve">Learning Objects Repository </w:t>
-            </w:r>
-            <w:r>
-              <w:rPr>
-                <w:rFonts w:cs="Times New Roman"/>
-                <w:color w:val="000000"/>
-                <w:sz w:val="18"/>
-                <w:szCs w:val="18"/>
-              </w:rPr>
-              <w:t xml:space="preserve">to verify the available LOs, related to the student’s interest. </w:t>
-            </w:r>
-            <w:r>
-              <w:rPr>
-                <w:rFonts w:cs="Times New Roman"/>
-                <w:i/>
-                <w:color w:val="000000"/>
-                <w:sz w:val="18"/>
-                <w:szCs w:val="18"/>
-              </w:rPr>
-              <w:t>Tutor</w:t>
-            </w:r>
-            <w:r>
-              <w:rPr>
-                <w:rFonts w:cs="Times New Roman"/>
-                <w:color w:val="000000"/>
-                <w:sz w:val="18"/>
-                <w:szCs w:val="18"/>
-              </w:rPr>
-              <w:t xml:space="preserve"> still uses the </w:t>
-            </w:r>
-            <w:r>
-              <w:rPr>
-                <w:rFonts w:cs="Times New Roman"/>
-                <w:i/>
-                <w:iCs/>
-                <w:color w:val="000000"/>
-                <w:sz w:val="18"/>
-                <w:szCs w:val="18"/>
-              </w:rPr>
-              <w:t xml:space="preserve">Learner Profiles </w:t>
-            </w:r>
-            <w:r>
-              <w:rPr>
-                <w:rFonts w:cs="Times New Roman"/>
-                <w:color w:val="000000"/>
-                <w:sz w:val="18"/>
-                <w:szCs w:val="18"/>
-              </w:rPr>
-              <w:t xml:space="preserve">subsystem to define the learner’s preferred media in the context. Finally, </w:t>
-            </w:r>
-            <w:r>
-              <w:rPr>
-                <w:rFonts w:cs="Times New Roman"/>
-                <w:i/>
-                <w:color w:val="000000"/>
-                <w:sz w:val="18"/>
-                <w:szCs w:val="18"/>
-              </w:rPr>
-              <w:t>Tutor</w:t>
-            </w:r>
-            <w:r>
-              <w:rPr>
-                <w:rFonts w:cs="Times New Roman"/>
-                <w:color w:val="000000"/>
-                <w:sz w:val="18"/>
-                <w:szCs w:val="18"/>
-              </w:rPr>
-              <w:t xml:space="preserve"> requests to the </w:t>
-            </w:r>
-            <w:r>
-              <w:rPr>
-                <w:rFonts w:cs="Times New Roman"/>
-                <w:i/>
-                <w:color w:val="000000"/>
-                <w:sz w:val="18"/>
-                <w:szCs w:val="18"/>
-              </w:rPr>
-              <w:t>Communication</w:t>
-            </w:r>
-            <w:r>
-              <w:rPr>
-                <w:rFonts w:cs="Times New Roman"/>
-                <w:color w:val="000000"/>
-                <w:sz w:val="18"/>
-                <w:szCs w:val="18"/>
-              </w:rPr>
-              <w:t xml:space="preserve"> subsystem the sending of messages about the available LOs; see Figure 7(b).</w:t>
-            </w:r>
-          </w:p>
-        </w:tc>
-      </w:tr>
-      <w:tr>
-        <w:trPr>
-          <w:trHeight w:val="496"/>
-        </w:trPr>
-        <w:tc>
-          <w:tcPr>
-            <w:tcW w:w="340" w:type="pct"/>
-            <w:tcBorders>
-              <w:bottom w:val="single" w:sz="4" w:space="0" w:color="auto"/>
-            </w:tcBorders>
-            <w:vAlign w:val="center"/>
-          </w:tcPr>
-          <w:p>
-            <w:pPr>
-              <w:autoSpaceDE w:val="0"/>
-              <w:autoSpaceDN w:val="0"/>
-              <w:spacing w:after="0" w:line="240" w:lineRule="auto"/>
-              <w:ind w:firstLine="0"/>
-              <w:jc w:val="center"/>
-              <w:rPr>
-                <w:rFonts w:cs="Times New Roman"/>
-                <w:sz w:val="18"/>
-                <w:szCs w:val="18"/>
-              </w:rPr>
-            </w:pPr>
-            <w:r>
-              <w:rPr>
-                <w:rFonts w:cs="Times New Roman"/>
-                <w:sz w:val="18"/>
-                <w:szCs w:val="18"/>
-              </w:rPr>
-              <w:t>7</w:t>
-            </w:r>
-          </w:p>
-        </w:tc>
-        <w:tc>
-          <w:tcPr>
-            <w:tcW w:w="901" w:type="pct"/>
-            <w:tcBorders>
-              <w:bottom w:val="single" w:sz="4" w:space="0" w:color="auto"/>
-            </w:tcBorders>
-            <w:vAlign w:val="center"/>
-          </w:tcPr>
-          <w:p>
-            <w:pPr>
-              <w:autoSpaceDE w:val="0"/>
-              <w:autoSpaceDN w:val="0"/>
-              <w:spacing w:after="0" w:line="240" w:lineRule="auto"/>
-              <w:ind w:firstLine="0"/>
-              <w:rPr>
-                <w:rFonts w:cs="Times New Roman"/>
-                <w:sz w:val="18"/>
-                <w:szCs w:val="18"/>
-              </w:rPr>
-            </w:pPr>
-            <w:r>
-              <w:rPr>
-                <w:rFonts w:cs="Times New Roman"/>
-                <w:sz w:val="18"/>
-                <w:szCs w:val="18"/>
-              </w:rPr>
-              <w:t>Learner</w:t>
-            </w:r>
-          </w:p>
-        </w:tc>
-        <w:tc>
-          <w:tcPr>
-            <w:tcW w:w="3760" w:type="pct"/>
-            <w:tcBorders>
-              <w:bottom w:val="single" w:sz="4" w:space="0" w:color="auto"/>
-            </w:tcBorders>
-            <w:vAlign w:val="center"/>
-          </w:tcPr>
-          <w:p>
-            <w:pPr>
-              <w:autoSpaceDE w:val="0"/>
-              <w:autoSpaceDN w:val="0"/>
-              <w:spacing w:after="0" w:line="240" w:lineRule="auto"/>
-              <w:ind w:left="37" w:firstLine="0"/>
-              <w:rPr>
-                <w:rFonts w:cs="Times New Roman"/>
-                <w:sz w:val="18"/>
-                <w:szCs w:val="18"/>
-              </w:rPr>
-            </w:pPr>
-            <w:r>
-              <w:rPr>
-                <w:rFonts w:cs="Times New Roman"/>
-                <w:color w:val="000000"/>
-                <w:sz w:val="18"/>
-                <w:szCs w:val="18"/>
-              </w:rPr>
-              <w:t xml:space="preserve">Uses the </w:t>
-            </w:r>
-            <w:r>
-              <w:rPr>
-                <w:rFonts w:cs="Times New Roman"/>
-                <w:i/>
-                <w:color w:val="000000"/>
-                <w:sz w:val="18"/>
-                <w:szCs w:val="18"/>
-              </w:rPr>
-              <w:t xml:space="preserve">Personal </w:t>
-            </w:r>
-            <w:proofErr w:type="gramStart"/>
-            <w:r>
-              <w:rPr>
-                <w:rFonts w:cs="Times New Roman"/>
-                <w:i/>
-                <w:color w:val="000000"/>
-                <w:sz w:val="18"/>
-                <w:szCs w:val="18"/>
-              </w:rPr>
-              <w:t>Assistant</w:t>
-            </w:r>
-            <w:r>
-              <w:rPr>
-                <w:rFonts w:cs="Times New Roman"/>
-                <w:color w:val="000000"/>
-                <w:sz w:val="18"/>
-                <w:szCs w:val="18"/>
-              </w:rPr>
-              <w:t xml:space="preserve">  to</w:t>
-            </w:r>
-            <w:proofErr w:type="gramEnd"/>
-            <w:r>
-              <w:rPr>
-                <w:rFonts w:cs="Times New Roman"/>
-                <w:color w:val="000000"/>
-                <w:sz w:val="18"/>
-                <w:szCs w:val="18"/>
-              </w:rPr>
-              <w:t xml:space="preserve"> access one of the two identified objects and postpones the access to the other to the first moment of available time (see Figure 7(c)).</w:t>
-            </w:r>
-          </w:p>
-        </w:tc>
-      </w:tr>
-      <w:tr>
-        <w:trPr>
-          <w:trHeight w:val="241"/>
-        </w:trPr>
-        <w:tc>
-          <w:tcPr>
-            <w:tcW w:w="340" w:type="pct"/>
-            <w:tcBorders>
-              <w:bottom w:val="single" w:sz="4" w:space="0" w:color="auto"/>
-            </w:tcBorders>
-            <w:vAlign w:val="center"/>
-          </w:tcPr>
-          <w:p>
-            <w:pPr>
-              <w:autoSpaceDE w:val="0"/>
-              <w:autoSpaceDN w:val="0"/>
-              <w:spacing w:after="0" w:line="240" w:lineRule="auto"/>
-              <w:ind w:firstLine="0"/>
-              <w:jc w:val="center"/>
-              <w:rPr>
-                <w:rFonts w:cs="Times New Roman"/>
-                <w:sz w:val="18"/>
-                <w:szCs w:val="18"/>
-              </w:rPr>
-            </w:pPr>
-            <w:r>
-              <w:rPr>
-                <w:rFonts w:cs="Times New Roman"/>
-                <w:sz w:val="18"/>
-                <w:szCs w:val="18"/>
-              </w:rPr>
-              <w:t>8</w:t>
-            </w:r>
-          </w:p>
-        </w:tc>
-        <w:tc>
-          <w:tcPr>
-            <w:tcW w:w="901" w:type="pct"/>
-            <w:tcBorders>
-              <w:bottom w:val="single" w:sz="4" w:space="0" w:color="auto"/>
-            </w:tcBorders>
-            <w:vAlign w:val="center"/>
-          </w:tcPr>
-          <w:p>
-            <w:pPr>
-              <w:autoSpaceDE w:val="0"/>
-              <w:autoSpaceDN w:val="0"/>
-              <w:spacing w:after="0" w:line="240" w:lineRule="auto"/>
-              <w:ind w:firstLine="0"/>
-              <w:rPr>
-                <w:rFonts w:cs="Times New Roman"/>
-                <w:sz w:val="18"/>
-                <w:szCs w:val="18"/>
-              </w:rPr>
-            </w:pPr>
-            <w:r>
-              <w:rPr>
-                <w:rFonts w:cs="Times New Roman"/>
-                <w:sz w:val="18"/>
-                <w:szCs w:val="18"/>
-              </w:rPr>
-              <w:t>Learner</w:t>
-            </w:r>
-          </w:p>
-        </w:tc>
-        <w:tc>
-          <w:tcPr>
-            <w:tcW w:w="3760" w:type="pct"/>
-            <w:tcBorders>
-              <w:bottom w:val="single" w:sz="4" w:space="0" w:color="auto"/>
-            </w:tcBorders>
-            <w:vAlign w:val="center"/>
-          </w:tcPr>
-          <w:p>
-            <w:pPr>
-              <w:autoSpaceDE w:val="0"/>
-              <w:autoSpaceDN w:val="0"/>
-              <w:spacing w:after="0" w:line="240" w:lineRule="auto"/>
-              <w:ind w:left="37" w:firstLine="0"/>
-              <w:rPr>
-                <w:rFonts w:cs="Times New Roman"/>
-                <w:sz w:val="18"/>
-                <w:szCs w:val="18"/>
-              </w:rPr>
-            </w:pPr>
-            <w:r>
-              <w:rPr>
-                <w:rFonts w:cs="Times New Roman"/>
-                <w:sz w:val="18"/>
-                <w:szCs w:val="18"/>
-              </w:rPr>
-              <w:t>Moves to the train.</w:t>
-            </w:r>
-          </w:p>
-        </w:tc>
-      </w:tr>
-      <w:tr>
-        <w:trPr>
-          <w:trHeight w:val="496"/>
-        </w:trPr>
-        <w:tc>
-          <w:tcPr>
-            <w:tcW w:w="340" w:type="pct"/>
-            <w:tcBorders>
-              <w:bottom w:val="single" w:sz="4" w:space="0" w:color="auto"/>
-            </w:tcBorders>
-            <w:vAlign w:val="center"/>
-          </w:tcPr>
-          <w:p>
-            <w:pPr>
-              <w:autoSpaceDE w:val="0"/>
-              <w:autoSpaceDN w:val="0"/>
-              <w:spacing w:after="0" w:line="240" w:lineRule="auto"/>
-              <w:ind w:firstLine="0"/>
-              <w:jc w:val="center"/>
-              <w:rPr>
-                <w:rFonts w:cs="Times New Roman"/>
-                <w:sz w:val="18"/>
-                <w:szCs w:val="18"/>
-              </w:rPr>
-            </w:pPr>
-            <w:r>
-              <w:rPr>
-                <w:rFonts w:cs="Times New Roman"/>
-                <w:sz w:val="18"/>
-                <w:szCs w:val="18"/>
-              </w:rPr>
-              <w:t>9</w:t>
-            </w:r>
-          </w:p>
-        </w:tc>
-        <w:tc>
-          <w:tcPr>
-            <w:tcW w:w="901" w:type="pct"/>
-            <w:tcBorders>
-              <w:bottom w:val="single" w:sz="4" w:space="0" w:color="auto"/>
-            </w:tcBorders>
-            <w:vAlign w:val="center"/>
-          </w:tcPr>
-          <w:p>
-            <w:pPr>
-              <w:autoSpaceDE w:val="0"/>
-              <w:autoSpaceDN w:val="0"/>
-              <w:spacing w:after="0" w:line="240" w:lineRule="auto"/>
-              <w:ind w:firstLine="0"/>
-              <w:rPr>
-                <w:rFonts w:cs="Times New Roman"/>
-                <w:sz w:val="18"/>
-                <w:szCs w:val="18"/>
-              </w:rPr>
-            </w:pPr>
-            <w:r>
-              <w:rPr>
-                <w:rFonts w:cs="Times New Roman"/>
-                <w:sz w:val="18"/>
-                <w:szCs w:val="18"/>
-              </w:rPr>
-              <w:t>LOCAL</w:t>
-            </w:r>
-          </w:p>
-        </w:tc>
-        <w:tc>
-          <w:tcPr>
-            <w:tcW w:w="3760" w:type="pct"/>
-            <w:tcBorders>
-              <w:bottom w:val="single" w:sz="4" w:space="0" w:color="auto"/>
-            </w:tcBorders>
-            <w:vAlign w:val="center"/>
-          </w:tcPr>
-          <w:p>
-            <w:pPr>
-              <w:autoSpaceDE w:val="0"/>
-              <w:autoSpaceDN w:val="0"/>
-              <w:spacing w:after="0" w:line="240" w:lineRule="auto"/>
-              <w:ind w:left="37" w:firstLine="0"/>
-              <w:rPr>
-                <w:rFonts w:cs="Times New Roman"/>
-                <w:sz w:val="18"/>
-                <w:szCs w:val="18"/>
-              </w:rPr>
-            </w:pPr>
-            <w:r>
-              <w:rPr>
-                <w:rFonts w:cs="Times New Roman"/>
-                <w:color w:val="000000"/>
-                <w:sz w:val="18"/>
-                <w:szCs w:val="18"/>
-              </w:rPr>
-              <w:t xml:space="preserve">LOCAL detects the entry of the student into the train and calls the </w:t>
-            </w:r>
-            <w:r>
-              <w:rPr>
-                <w:rFonts w:cs="Times New Roman"/>
-                <w:i/>
-                <w:iCs/>
-                <w:color w:val="000000"/>
-                <w:sz w:val="18"/>
-                <w:szCs w:val="18"/>
-              </w:rPr>
-              <w:t xml:space="preserve">Learning Objects Repository </w:t>
-            </w:r>
-            <w:r>
-              <w:rPr>
-                <w:rFonts w:cs="Times New Roman"/>
-                <w:color w:val="000000"/>
-                <w:sz w:val="18"/>
-                <w:szCs w:val="18"/>
-              </w:rPr>
-              <w:t xml:space="preserve">subsystem to verify the LOs that can be accessed during the trip. LOCAL identifies the postponed object and notifies the </w:t>
-            </w:r>
-            <w:proofErr w:type="gramStart"/>
-            <w:r>
-              <w:rPr>
-                <w:rFonts w:cs="Times New Roman"/>
-                <w:color w:val="000000"/>
-                <w:sz w:val="18"/>
-                <w:szCs w:val="18"/>
-              </w:rPr>
-              <w:t>learner,</w:t>
-            </w:r>
-            <w:proofErr w:type="gramEnd"/>
-            <w:r>
-              <w:rPr>
-                <w:rFonts w:cs="Times New Roman"/>
-                <w:color w:val="000000"/>
-                <w:sz w:val="18"/>
-                <w:szCs w:val="18"/>
-              </w:rPr>
-              <w:t xml:space="preserve"> see Figure 7(d).</w:t>
-            </w:r>
-          </w:p>
-        </w:tc>
-      </w:tr>
-      <w:tr>
-        <w:trPr>
-          <w:trHeight w:val="173"/>
-        </w:trPr>
-        <w:tc>
-          <w:tcPr>
-            <w:tcW w:w="340" w:type="pct"/>
-            <w:tcBorders>
-              <w:bottom w:val="single" w:sz="4" w:space="0" w:color="auto"/>
-            </w:tcBorders>
-            <w:vAlign w:val="center"/>
-          </w:tcPr>
-          <w:p>
-            <w:pPr>
-              <w:autoSpaceDE w:val="0"/>
-              <w:autoSpaceDN w:val="0"/>
-              <w:spacing w:after="0" w:line="240" w:lineRule="auto"/>
-              <w:ind w:firstLine="0"/>
-              <w:jc w:val="center"/>
-              <w:rPr>
-                <w:rFonts w:cs="Times New Roman"/>
-                <w:sz w:val="18"/>
-                <w:szCs w:val="18"/>
-              </w:rPr>
-            </w:pPr>
-            <w:r>
-              <w:rPr>
-                <w:rFonts w:cs="Times New Roman"/>
-                <w:sz w:val="18"/>
-                <w:szCs w:val="18"/>
-              </w:rPr>
-              <w:t>10</w:t>
-            </w:r>
-          </w:p>
-        </w:tc>
-        <w:tc>
-          <w:tcPr>
-            <w:tcW w:w="901" w:type="pct"/>
-            <w:tcBorders>
-              <w:bottom w:val="single" w:sz="4" w:space="0" w:color="auto"/>
-            </w:tcBorders>
-            <w:vAlign w:val="center"/>
-          </w:tcPr>
-          <w:p>
-            <w:pPr>
-              <w:autoSpaceDE w:val="0"/>
-              <w:autoSpaceDN w:val="0"/>
-              <w:spacing w:after="0" w:line="240" w:lineRule="auto"/>
-              <w:ind w:firstLine="0"/>
-              <w:rPr>
-                <w:rFonts w:cs="Times New Roman"/>
-                <w:sz w:val="18"/>
-                <w:szCs w:val="18"/>
-              </w:rPr>
-            </w:pPr>
-            <w:r>
-              <w:rPr>
-                <w:rFonts w:cs="Times New Roman"/>
-                <w:sz w:val="18"/>
-                <w:szCs w:val="18"/>
-              </w:rPr>
-              <w:t>Learner</w:t>
-            </w:r>
-          </w:p>
-        </w:tc>
-        <w:tc>
-          <w:tcPr>
-            <w:tcW w:w="3760" w:type="pct"/>
-            <w:tcBorders>
-              <w:bottom w:val="single" w:sz="4" w:space="0" w:color="auto"/>
-            </w:tcBorders>
-            <w:vAlign w:val="center"/>
-          </w:tcPr>
-          <w:p>
-            <w:pPr>
-              <w:autoSpaceDE w:val="0"/>
-              <w:autoSpaceDN w:val="0"/>
-              <w:spacing w:after="0" w:line="240" w:lineRule="auto"/>
-              <w:ind w:left="37" w:firstLine="0"/>
-              <w:rPr>
-                <w:rFonts w:cs="Times New Roman"/>
-                <w:sz w:val="18"/>
-                <w:szCs w:val="18"/>
-              </w:rPr>
-            </w:pPr>
-            <w:r>
-              <w:rPr>
-                <w:rFonts w:cs="Times New Roman"/>
-                <w:sz w:val="18"/>
-                <w:szCs w:val="18"/>
-              </w:rPr>
-              <w:t>Accesses the object that has been postponed.</w:t>
-            </w:r>
-          </w:p>
-        </w:tc>
-      </w:tr>
-      <w:tr>
-        <w:trPr>
-          <w:trHeight w:val="496"/>
-        </w:trPr>
-        <w:tc>
-          <w:tcPr>
-            <w:tcW w:w="340" w:type="pct"/>
-            <w:tcBorders>
-              <w:bottom w:val="single" w:sz="4" w:space="0" w:color="auto"/>
-            </w:tcBorders>
-            <w:vAlign w:val="center"/>
-          </w:tcPr>
-          <w:p>
-            <w:pPr>
-              <w:autoSpaceDE w:val="0"/>
-              <w:autoSpaceDN w:val="0"/>
-              <w:spacing w:after="0" w:line="240" w:lineRule="auto"/>
-              <w:ind w:firstLine="0"/>
-              <w:jc w:val="center"/>
-              <w:rPr>
-                <w:rFonts w:cs="Times New Roman"/>
-                <w:sz w:val="18"/>
-                <w:szCs w:val="18"/>
-              </w:rPr>
-            </w:pPr>
-            <w:r>
-              <w:rPr>
-                <w:rFonts w:cs="Times New Roman"/>
-                <w:sz w:val="18"/>
-                <w:szCs w:val="18"/>
-              </w:rPr>
-              <w:t>11</w:t>
-            </w:r>
-          </w:p>
-        </w:tc>
-        <w:tc>
-          <w:tcPr>
-            <w:tcW w:w="901" w:type="pct"/>
-            <w:tcBorders>
-              <w:bottom w:val="single" w:sz="4" w:space="0" w:color="auto"/>
-            </w:tcBorders>
-            <w:vAlign w:val="center"/>
-          </w:tcPr>
-          <w:p>
-            <w:pPr>
-              <w:autoSpaceDE w:val="0"/>
-              <w:autoSpaceDN w:val="0"/>
-              <w:spacing w:after="0" w:line="240" w:lineRule="auto"/>
-              <w:ind w:firstLine="0"/>
-              <w:rPr>
-                <w:rFonts w:cs="Times New Roman"/>
-                <w:sz w:val="18"/>
-                <w:szCs w:val="18"/>
-              </w:rPr>
-            </w:pPr>
-            <w:r>
-              <w:rPr>
-                <w:rFonts w:cs="Times New Roman"/>
-                <w:sz w:val="18"/>
-                <w:szCs w:val="18"/>
-              </w:rPr>
-              <w:t>Professor</w:t>
-            </w:r>
-          </w:p>
-        </w:tc>
-        <w:tc>
-          <w:tcPr>
-            <w:tcW w:w="3760" w:type="pct"/>
-            <w:tcBorders>
-              <w:bottom w:val="single" w:sz="4" w:space="0" w:color="auto"/>
-            </w:tcBorders>
-            <w:vAlign w:val="center"/>
-          </w:tcPr>
-          <w:p>
-            <w:pPr>
-              <w:autoSpaceDE w:val="0"/>
-              <w:autoSpaceDN w:val="0"/>
-              <w:spacing w:after="0" w:line="240" w:lineRule="auto"/>
-              <w:ind w:left="37" w:firstLine="0"/>
-              <w:rPr>
-                <w:rFonts w:cs="Times New Roman"/>
-                <w:sz w:val="18"/>
-                <w:szCs w:val="18"/>
-              </w:rPr>
-            </w:pPr>
-            <w:r>
-              <w:rPr>
-                <w:rFonts w:cs="Times New Roman"/>
-                <w:sz w:val="18"/>
-                <w:szCs w:val="18"/>
-              </w:rPr>
-              <w:t>Registers a new optional LO concerning “Polymorphism” in Java that can be accessed in any context.</w:t>
-            </w:r>
-          </w:p>
-        </w:tc>
-      </w:tr>
-      <w:tr>
-        <w:trPr>
-          <w:trHeight w:val="255"/>
-        </w:trPr>
-        <w:tc>
-          <w:tcPr>
-            <w:tcW w:w="340" w:type="pct"/>
-            <w:tcBorders>
-              <w:bottom w:val="single" w:sz="4" w:space="0" w:color="auto"/>
-            </w:tcBorders>
-            <w:vAlign w:val="center"/>
-          </w:tcPr>
-          <w:p>
-            <w:pPr>
-              <w:autoSpaceDE w:val="0"/>
-              <w:autoSpaceDN w:val="0"/>
-              <w:spacing w:after="0" w:line="240" w:lineRule="auto"/>
-              <w:ind w:firstLine="0"/>
-              <w:jc w:val="center"/>
-              <w:rPr>
-                <w:rFonts w:cs="Times New Roman"/>
-                <w:sz w:val="18"/>
-                <w:szCs w:val="18"/>
-              </w:rPr>
-            </w:pPr>
-            <w:r>
-              <w:rPr>
-                <w:rFonts w:cs="Times New Roman"/>
-                <w:sz w:val="18"/>
-                <w:szCs w:val="18"/>
-              </w:rPr>
-              <w:t>12</w:t>
-            </w:r>
-          </w:p>
-        </w:tc>
-        <w:tc>
-          <w:tcPr>
-            <w:tcW w:w="901" w:type="pct"/>
-            <w:tcBorders>
-              <w:bottom w:val="single" w:sz="4" w:space="0" w:color="auto"/>
-            </w:tcBorders>
-            <w:vAlign w:val="center"/>
-          </w:tcPr>
-          <w:p>
-            <w:pPr>
-              <w:autoSpaceDE w:val="0"/>
-              <w:autoSpaceDN w:val="0"/>
-              <w:spacing w:after="0" w:line="240" w:lineRule="auto"/>
-              <w:ind w:firstLine="0"/>
-              <w:rPr>
-                <w:rFonts w:cs="Times New Roman"/>
-                <w:sz w:val="18"/>
-                <w:szCs w:val="18"/>
-              </w:rPr>
-            </w:pPr>
-            <w:r>
-              <w:rPr>
-                <w:rFonts w:cs="Times New Roman"/>
-                <w:sz w:val="18"/>
-                <w:szCs w:val="18"/>
-              </w:rPr>
-              <w:t>Learner</w:t>
-            </w:r>
-          </w:p>
-        </w:tc>
-        <w:tc>
-          <w:tcPr>
-            <w:tcW w:w="3760" w:type="pct"/>
-            <w:tcBorders>
-              <w:bottom w:val="single" w:sz="4" w:space="0" w:color="auto"/>
-            </w:tcBorders>
-            <w:vAlign w:val="center"/>
-          </w:tcPr>
-          <w:p>
-            <w:pPr>
-              <w:autoSpaceDE w:val="0"/>
-              <w:autoSpaceDN w:val="0"/>
-              <w:spacing w:after="0" w:line="240" w:lineRule="auto"/>
-              <w:ind w:left="37" w:firstLine="0"/>
-              <w:rPr>
-                <w:rFonts w:cs="Times New Roman"/>
-                <w:sz w:val="18"/>
-                <w:szCs w:val="18"/>
-              </w:rPr>
-            </w:pPr>
-            <w:r>
-              <w:rPr>
-                <w:rFonts w:cs="Times New Roman"/>
-                <w:sz w:val="18"/>
-                <w:szCs w:val="18"/>
-              </w:rPr>
-              <w:t>Enters his home.</w:t>
-            </w:r>
-          </w:p>
-        </w:tc>
-      </w:tr>
-      <w:tr>
-        <w:trPr>
-          <w:trHeight w:val="496"/>
-        </w:trPr>
-        <w:tc>
-          <w:tcPr>
-            <w:tcW w:w="340" w:type="pct"/>
-            <w:tcBorders>
-              <w:bottom w:val="single" w:sz="4" w:space="0" w:color="auto"/>
-            </w:tcBorders>
-            <w:vAlign w:val="center"/>
-          </w:tcPr>
-          <w:p>
-            <w:pPr>
-              <w:autoSpaceDE w:val="0"/>
-              <w:autoSpaceDN w:val="0"/>
-              <w:spacing w:after="0" w:line="240" w:lineRule="auto"/>
-              <w:ind w:firstLine="0"/>
-              <w:jc w:val="center"/>
-              <w:rPr>
-                <w:rFonts w:cs="Times New Roman"/>
-                <w:sz w:val="18"/>
-                <w:szCs w:val="18"/>
-              </w:rPr>
-            </w:pPr>
-            <w:r>
-              <w:rPr>
-                <w:rFonts w:cs="Times New Roman"/>
-                <w:sz w:val="18"/>
-                <w:szCs w:val="18"/>
-              </w:rPr>
-              <w:t>13</w:t>
-            </w:r>
-          </w:p>
-        </w:tc>
-        <w:tc>
-          <w:tcPr>
-            <w:tcW w:w="901" w:type="pct"/>
-            <w:tcBorders>
-              <w:bottom w:val="single" w:sz="4" w:space="0" w:color="auto"/>
-            </w:tcBorders>
-            <w:vAlign w:val="center"/>
-          </w:tcPr>
-          <w:p>
-            <w:pPr>
-              <w:autoSpaceDE w:val="0"/>
-              <w:autoSpaceDN w:val="0"/>
-              <w:spacing w:after="0" w:line="240" w:lineRule="auto"/>
-              <w:ind w:firstLine="0"/>
-              <w:rPr>
-                <w:rFonts w:cs="Times New Roman"/>
-                <w:sz w:val="18"/>
-                <w:szCs w:val="18"/>
-              </w:rPr>
-            </w:pPr>
-            <w:r>
-              <w:rPr>
-                <w:rFonts w:cs="Times New Roman"/>
-                <w:sz w:val="18"/>
-                <w:szCs w:val="18"/>
-              </w:rPr>
-              <w:t>LOCAL</w:t>
-            </w:r>
-          </w:p>
-        </w:tc>
-        <w:tc>
-          <w:tcPr>
-            <w:tcW w:w="3760" w:type="pct"/>
-            <w:tcBorders>
-              <w:bottom w:val="single" w:sz="4" w:space="0" w:color="auto"/>
-            </w:tcBorders>
-            <w:vAlign w:val="center"/>
-          </w:tcPr>
-          <w:p>
-            <w:pPr>
-              <w:autoSpaceDE w:val="0"/>
-              <w:autoSpaceDN w:val="0"/>
-              <w:spacing w:after="0" w:line="240" w:lineRule="auto"/>
-              <w:ind w:left="37" w:firstLine="0"/>
-              <w:rPr>
-                <w:rFonts w:cs="Times New Roman"/>
-                <w:sz w:val="18"/>
-                <w:szCs w:val="18"/>
-              </w:rPr>
-            </w:pPr>
-            <w:r>
-              <w:rPr>
-                <w:rFonts w:cs="Times New Roman"/>
-                <w:i/>
-                <w:sz w:val="18"/>
-                <w:szCs w:val="18"/>
-              </w:rPr>
-              <w:t>Tutor</w:t>
-            </w:r>
-            <w:r>
-              <w:rPr>
-                <w:rFonts w:cs="Times New Roman"/>
-                <w:sz w:val="18"/>
-                <w:szCs w:val="18"/>
-              </w:rPr>
-              <w:t xml:space="preserve"> informs the learner (</w:t>
-            </w:r>
-            <w:r>
-              <w:rPr>
-                <w:rFonts w:cs="Times New Roman"/>
-                <w:i/>
-                <w:sz w:val="18"/>
-                <w:szCs w:val="18"/>
-              </w:rPr>
-              <w:t>Communication</w:t>
-            </w:r>
-            <w:r>
-              <w:rPr>
-                <w:rFonts w:cs="Times New Roman"/>
-                <w:sz w:val="18"/>
-                <w:szCs w:val="18"/>
-              </w:rPr>
-              <w:t xml:space="preserve"> subsystem) of the new optional LO available that corresponds to his areas of interest.</w:t>
-            </w:r>
-          </w:p>
-        </w:tc>
-      </w:tr>
-      <w:tr>
-        <w:trPr>
-          <w:trHeight w:val="195"/>
-        </w:trPr>
-        <w:tc>
-          <w:tcPr>
-            <w:tcW w:w="340" w:type="pct"/>
-            <w:tcBorders>
-              <w:bottom w:val="single" w:sz="4" w:space="0" w:color="auto"/>
-            </w:tcBorders>
-            <w:vAlign w:val="center"/>
-          </w:tcPr>
-          <w:p>
-            <w:pPr>
-              <w:autoSpaceDE w:val="0"/>
-              <w:autoSpaceDN w:val="0"/>
-              <w:spacing w:after="0" w:line="240" w:lineRule="auto"/>
-              <w:ind w:firstLine="0"/>
-              <w:jc w:val="center"/>
-              <w:rPr>
-                <w:rFonts w:cs="Times New Roman"/>
-                <w:sz w:val="18"/>
-                <w:szCs w:val="18"/>
-              </w:rPr>
-            </w:pPr>
-            <w:r>
-              <w:rPr>
-                <w:rFonts w:cs="Times New Roman"/>
-                <w:sz w:val="18"/>
-                <w:szCs w:val="18"/>
-              </w:rPr>
-              <w:t>14</w:t>
-            </w:r>
-          </w:p>
-        </w:tc>
-        <w:tc>
-          <w:tcPr>
-            <w:tcW w:w="901" w:type="pct"/>
-            <w:tcBorders>
-              <w:bottom w:val="single" w:sz="4" w:space="0" w:color="auto"/>
-            </w:tcBorders>
-            <w:vAlign w:val="center"/>
-          </w:tcPr>
-          <w:p>
-            <w:pPr>
-              <w:autoSpaceDE w:val="0"/>
-              <w:autoSpaceDN w:val="0"/>
-              <w:spacing w:after="0" w:line="240" w:lineRule="auto"/>
-              <w:ind w:firstLine="0"/>
-              <w:rPr>
-                <w:rFonts w:cs="Times New Roman"/>
-                <w:sz w:val="18"/>
-                <w:szCs w:val="18"/>
-              </w:rPr>
-            </w:pPr>
-            <w:r>
-              <w:rPr>
-                <w:rFonts w:cs="Times New Roman"/>
-                <w:sz w:val="18"/>
-                <w:szCs w:val="18"/>
-              </w:rPr>
-              <w:t>LOCAL</w:t>
-            </w:r>
-          </w:p>
-        </w:tc>
-        <w:tc>
-          <w:tcPr>
-            <w:tcW w:w="3760" w:type="pct"/>
-            <w:tcBorders>
-              <w:bottom w:val="single" w:sz="4" w:space="0" w:color="auto"/>
-            </w:tcBorders>
-            <w:vAlign w:val="center"/>
-          </w:tcPr>
-          <w:p>
-            <w:pPr>
-              <w:keepNext/>
-              <w:autoSpaceDE w:val="0"/>
-              <w:autoSpaceDN w:val="0"/>
-              <w:spacing w:after="0" w:line="240" w:lineRule="auto"/>
-              <w:ind w:left="37" w:firstLine="0"/>
-              <w:rPr>
-                <w:rFonts w:cs="Times New Roman"/>
-                <w:sz w:val="18"/>
-                <w:szCs w:val="18"/>
-              </w:rPr>
-            </w:pPr>
-            <w:r>
-              <w:rPr>
-                <w:rFonts w:cs="Times New Roman"/>
-                <w:sz w:val="18"/>
-                <w:szCs w:val="18"/>
-              </w:rPr>
-              <w:t>Accesses the new object.</w:t>
-            </w:r>
-          </w:p>
-        </w:tc>
-      </w:tr>
-    </w:tbl>
-    <w:p>
-      <w:pPr>
-        <w:pStyle w:val="Caption"/>
-      </w:pPr>
-      <w:bookmarkStart w:id="18" w:name="_Ref281944828"/>
-      <w:r>
-        <w:t xml:space="preserve">Table </w:t>
-      </w:r>
-      <w:fldSimple w:instr=" SEQ Table \* ARABIC ">
-        <w:r>
-          <w:rPr>
-            <w:noProof/>
-          </w:rPr>
-          <w:t>2</w:t>
-        </w:r>
-      </w:fldSimple>
-      <w:bookmarkEnd w:id="18"/>
-      <w:r>
-        <w:t>: Distributing Learning Objects</w:t>
-      </w:r>
-    </w:p>
-    <w:p>
-      <w:r>
-        <w:t>The scenario was tested in the validation environment described in Section</w:t>
-      </w:r>
-      <w:r>
-        <w:rPr>
-          <w:b/>
-          <w:bCs/>
-        </w:rPr>
-        <w:t xml:space="preserve"> </w:t>
-      </w:r>
-      <w:fldSimple w:instr=" REF _Ref281943682 \r \h  \* MERGEFORMAT ">
-        <w:r>
-          <w:rPr>
-            <w:bCs/>
-          </w:rPr>
-          <w:t>5.1</w:t>
-        </w:r>
-      </w:fldSimple>
-      <w:r>
-        <w:t xml:space="preserve">. The </w:t>
-      </w:r>
-      <w:proofErr w:type="spellStart"/>
-      <w:r>
-        <w:t>João</w:t>
-      </w:r>
-      <w:proofErr w:type="spellEnd"/>
-      <w:r>
-        <w:t xml:space="preserve"> student carrying an </w:t>
-      </w:r>
-      <w:proofErr w:type="spellStart"/>
-      <w:r>
-        <w:t>iPAQ</w:t>
-      </w:r>
-      <w:proofErr w:type="spellEnd"/>
-      <w:r>
-        <w:t xml:space="preserve"> 4700 simulated the scenario, moving around the environment rooms. The train and the learner's house were simulated thro</w:t>
-      </w:r>
-      <w:r>
-        <w:t>ugh the rooms 206 and 215.</w:t>
-      </w:r>
-      <w:r>
-        <w:t xml:space="preserve"> </w:t>
-      </w:r>
-      <w:r>
-        <w:fldChar w:fldCharType="begin"/>
-      </w:r>
-      <w:r>
-        <w:instrText xml:space="preserve"> REF _Ref281944828 \h </w:instrText>
-      </w:r>
-      <w:r>
-        <w:fldChar w:fldCharType="separate"/>
-      </w:r>
-      <w:r>
-        <w:t xml:space="preserve">Table </w:t>
-      </w:r>
-      <w:r>
-        <w:rPr>
-          <w:noProof/>
-        </w:rPr>
-        <w:t>2</w:t>
-      </w:r>
-      <w:r>
-        <w:fldChar w:fldCharType="end"/>
-      </w:r>
-      <w:r>
-        <w:t> summari</w:t>
-      </w:r>
-      <w:r>
-        <w:t>z</w:t>
-      </w:r>
-      <w:r>
-        <w:t>es the actions, emphasizing the character involved in each one.</w:t>
-      </w:r>
-    </w:p>
-    <w:p>
-      <w:pPr>
-        <w:keepNext/>
-      </w:pPr>
-      <w:r>
+          <w:lang w:val="pt-BR" w:eastAsia="pt-BR" w:bidi="ar-SA"/>
+        </w:rPr>
         <w:lastRenderedPageBreak/>
         <w:drawing>
           <wp:inline distT="0" distB="0" distL="0" distR="0">
             <wp:extent cx="3098165" cy="4183509"/>
             <wp:effectExtent l="19050" t="0" r="6985" b="0"/>
-            <wp:docPr id="8" name="Imagem 9"/>
+            <wp:docPr id="2" name="Imagem 9"/>
             <wp:cNvGraphicFramePr>
               <a:graphicFrameLocks xmlns:a="http://schemas.openxmlformats.org/drawingml/2006/main" noChangeAspect="1"/>
             </wp:cNvGraphicFramePr>
@@ -8190,7 +6164,7 @@
                     </pic:cNvPicPr>
                   </pic:nvPicPr>
                   <pic:blipFill>
-                    <a:blip r:embed="rId19" cstate="print"/>
+                    <a:blip r:embed="rId20" cstate="print"/>
                     <a:srcRect/>
                     <a:stretch>
                       <a:fillRect/>
@@ -8223,7 +6197,7 @@
       <w:pPr>
         <w:pStyle w:val="Caption"/>
       </w:pPr>
-      <w:bookmarkStart w:id="19" w:name="_Ref281943594"/>
+      <w:bookmarkStart w:id="18" w:name="_Ref281943594"/>
       <w:r>
         <w:t xml:space="preserve">Figure </w:t>
       </w:r>
@@ -8235,7 +6209,7 @@
           <w:t>12</w:t>
         </w:r>
       </w:fldSimple>
-      <w:bookmarkEnd w:id="19"/>
+      <w:bookmarkEnd w:id="18"/>
       <w:r>
         <w:t>:</w:t>
       </w:r>
@@ -8255,6 +6229,1976 @@
       </w:r>
     </w:p>
     <w:p>
+      <w:pPr>
+        <w:pStyle w:val="Quote"/>
+      </w:pPr>
+      <w:r>
+        <w:t xml:space="preserve">In the laboratory, </w:t>
+      </w:r>
+      <w:proofErr w:type="spellStart"/>
+      <w:r>
+        <w:t>João</w:t>
+      </w:r>
+      <w:proofErr w:type="spellEnd"/>
+      <w:r>
+        <w:t xml:space="preserve"> preferred audio objects, because he could listen to them while he was using the computer (determined using the </w:t>
+      </w:r>
+      <w:r>
+        <w:rPr>
+          <w:i w:val="0"/>
+        </w:rPr>
+        <w:t>Learner Profiles</w:t>
+      </w:r>
+      <w:r>
+        <w:t xml:space="preserve">). </w:t>
+      </w:r>
+      <w:proofErr w:type="spellStart"/>
+      <w:r>
+        <w:t>João</w:t>
+      </w:r>
+      <w:proofErr w:type="spellEnd"/>
+      <w:r>
+        <w:t xml:space="preserve"> accessed the object and, after its use, received another notification of available object (see </w:t>
+      </w:r>
+      <w:r>
+        <w:fldChar w:fldCharType="begin"/>
+      </w:r>
+      <w:r>
+        <w:instrText xml:space="preserve"> REF _Ref281943594 \h </w:instrText>
+      </w:r>
+      <w:r>
+        <w:fldChar w:fldCharType="separate"/>
+      </w:r>
+      <w:r>
+        <w:t xml:space="preserve">Figure </w:t>
+      </w:r>
+      <w:r>
+        <w:rPr>
+          <w:noProof/>
+        </w:rPr>
+        <w:t>12</w:t>
+      </w:r>
+      <w:r>
+        <w:fldChar w:fldCharType="end"/>
+      </w:r>
+      <w:r>
+        <w:t>b)) concerning the subject of his interest (this time, the object was about "Parallel Programming").</w:t>
+      </w:r>
+    </w:p>
+    <w:p>
+      <w:pPr>
+        <w:pStyle w:val="Quote"/>
+      </w:pPr>
+      <w:r>
+        <w:t xml:space="preserve">Always that the students receive a notification of LOs, they can delay the access. This action indicates that the students are interested in the object, but they do not want to access it at the moment, i.e., they want to access the object at the first opportunity of available time. </w:t>
+      </w:r>
+      <w:proofErr w:type="spellStart"/>
+      <w:r>
+        <w:t>João</w:t>
+      </w:r>
+      <w:proofErr w:type="spellEnd"/>
+      <w:r>
+        <w:t xml:space="preserve"> postponed the access to the optional object (see </w:t>
+      </w:r>
+      <w:r>
+        <w:fldChar w:fldCharType="begin"/>
+      </w:r>
+      <w:r>
+        <w:instrText xml:space="preserve"> REF _Ref281943594 \h </w:instrText>
+      </w:r>
+      <w:r>
+        <w:fldChar w:fldCharType="separate"/>
+      </w:r>
+      <w:r>
+        <w:t xml:space="preserve">Figure </w:t>
+      </w:r>
+      <w:r>
+        <w:rPr>
+          <w:noProof/>
+        </w:rPr>
+        <w:t>12</w:t>
+      </w:r>
+      <w:r>
+        <w:fldChar w:fldCharType="end"/>
+      </w:r>
+      <w:r>
+        <w:t>(c)).</w:t>
+      </w:r>
+    </w:p>
+    <w:p>
+      <w:pPr>
+        <w:pStyle w:val="Quote"/>
+      </w:pPr>
+      <w:r>
+        <w:t xml:space="preserve">At the end of the day, </w:t>
+      </w:r>
+      <w:proofErr w:type="spellStart"/>
+      <w:r>
+        <w:t>João</w:t>
+      </w:r>
+      <w:proofErr w:type="spellEnd"/>
+      <w:r>
+        <w:t xml:space="preserve"> moved to the train station. When he entered the train, LOCAL notified him that a postponed LO was identified (</w:t>
+      </w:r>
+      <w:r>
+        <w:fldChar w:fldCharType="begin"/>
+      </w:r>
+      <w:r>
+        <w:instrText xml:space="preserve"> REF _Ref281943594 \h </w:instrText>
+      </w:r>
+      <w:r>
+        <w:fldChar w:fldCharType="separate"/>
+      </w:r>
+      <w:r>
+        <w:t xml:space="preserve">Figure </w:t>
+      </w:r>
+      <w:r>
+        <w:rPr>
+          <w:noProof/>
+        </w:rPr>
+        <w:t>12</w:t>
+      </w:r>
+      <w:r>
+        <w:fldChar w:fldCharType="end"/>
+      </w:r>
+      <w:r>
+        <w:t xml:space="preserve">(d)). Getting home, </w:t>
+      </w:r>
+      <w:proofErr w:type="spellStart"/>
+      <w:r>
+        <w:t>João</w:t>
+      </w:r>
+      <w:proofErr w:type="spellEnd"/>
+      <w:r>
+        <w:t xml:space="preserve"> still received another notification saying that the professor had provided an additional object to a subject of his interest ("Polymorphism" in Java). In the register, the professor informed that the interested students should be notified independently of their locations." </w:t>
+      </w:r>
+    </w:p>
+    <w:p>
+      <w:pPr>
+        <w:ind w:firstLine="0"/>
+      </w:pPr>
+    </w:p>
+    <w:p>
+      <w:pPr>
+        <w:ind w:firstLine="0"/>
+      </w:pPr>
+      <w:r>
+        <w:t>The scenario was tested in the validation environment described in Section</w:t>
+      </w:r>
+      <w:r>
+        <w:rPr>
+          <w:b/>
+          <w:bCs/>
+        </w:rPr>
+        <w:t xml:space="preserve"> </w:t>
+      </w:r>
+      <w:fldSimple w:instr=" REF _Ref281943682 \r \h  \* MERGEFORMAT ">
+        <w:r>
+          <w:rPr>
+            <w:bCs/>
+          </w:rPr>
+          <w:t>5.1</w:t>
+        </w:r>
+      </w:fldSimple>
+      <w:r>
+        <w:t xml:space="preserve">. The </w:t>
+      </w:r>
+      <w:proofErr w:type="spellStart"/>
+      <w:r>
+        <w:t>João</w:t>
+      </w:r>
+      <w:proofErr w:type="spellEnd"/>
+      <w:r>
+        <w:t xml:space="preserve"> student carrying an </w:t>
+      </w:r>
+      <w:proofErr w:type="spellStart"/>
+      <w:r>
+        <w:t>iPAQ</w:t>
+      </w:r>
+      <w:proofErr w:type="spellEnd"/>
+      <w:r>
+        <w:t xml:space="preserve"> 4700 simulated the scenario, moving around the </w:t>
+      </w:r>
+      <w:r>
+        <w:lastRenderedPageBreak/>
+        <w:t>environment rooms. The train and the learner's house were simulated thro</w:t>
+      </w:r>
+      <w:r>
+        <w:t xml:space="preserve">ugh the rooms 206 and 215. </w:t>
+      </w:r>
+      <w:r>
+        <w:fldChar w:fldCharType="begin"/>
+      </w:r>
+      <w:r>
+        <w:instrText xml:space="preserve"> REF _Ref281944828 \h </w:instrText>
+      </w:r>
+      <w:r>
+        <w:fldChar w:fldCharType="separate"/>
+      </w:r>
+      <w:r>
+        <w:t xml:space="preserve">Table </w:t>
+      </w:r>
+      <w:r>
+        <w:rPr>
+          <w:noProof/>
+        </w:rPr>
+        <w:t>2</w:t>
+      </w:r>
+      <w:r>
+        <w:fldChar w:fldCharType="end"/>
+      </w:r>
+      <w:r>
+        <w:t> summari</w:t>
+      </w:r>
+      <w:r>
+        <w:t>z</w:t>
+      </w:r>
+      <w:r>
+        <w:t>es the actions, emphasizing the character involved in each one.</w:t>
+      </w:r>
+    </w:p>
+    <w:tbl>
+      <w:tblPr>
+        <w:tblW w:w="5000" w:type="pct"/>
+        <w:tblCellMar>
+          <w:left w:w="57" w:type="dxa"/>
+          <w:right w:w="57" w:type="dxa"/>
+        </w:tblCellMar>
+        <w:tblLook w:val="04A0"/>
+      </w:tblPr>
+      <w:tblGrid>
+        <w:gridCol w:w="339"/>
+        <w:gridCol w:w="900"/>
+        <w:gridCol w:w="3754"/>
+      </w:tblGrid>
+      <w:tr>
+        <w:trPr>
+          <w:trHeight w:val="356"/>
+        </w:trPr>
+        <w:tc>
+          <w:tcPr>
+            <w:tcW w:w="340" w:type="pct"/>
+            <w:tcBorders>
+              <w:top w:val="single" w:sz="4" w:space="0" w:color="auto"/>
+              <w:bottom w:val="single" w:sz="4" w:space="0" w:color="auto"/>
+            </w:tcBorders>
+            <w:vAlign w:val="center"/>
+          </w:tcPr>
+          <w:p>
+            <w:pPr>
+              <w:spacing w:line="240" w:lineRule="auto"/>
+              <w:ind w:firstLine="0"/>
+              <w:jc w:val="center"/>
+              <w:rPr>
+                <w:rFonts w:cs="Times New Roman"/>
+                <w:b/>
+                <w:sz w:val="18"/>
+                <w:szCs w:val="18"/>
+              </w:rPr>
+            </w:pPr>
+            <w:r>
+              <w:rPr>
+                <w:rFonts w:cs="Times New Roman"/>
+                <w:b/>
+                <w:sz w:val="18"/>
+                <w:szCs w:val="18"/>
+              </w:rPr>
+              <w:t>#</w:t>
+            </w:r>
+          </w:p>
+        </w:tc>
+        <w:tc>
+          <w:tcPr>
+            <w:tcW w:w="901" w:type="pct"/>
+            <w:tcBorders>
+              <w:top w:val="single" w:sz="4" w:space="0" w:color="auto"/>
+              <w:bottom w:val="single" w:sz="4" w:space="0" w:color="auto"/>
+            </w:tcBorders>
+            <w:vAlign w:val="center"/>
+          </w:tcPr>
+          <w:p>
+            <w:pPr>
+              <w:spacing w:line="240" w:lineRule="auto"/>
+              <w:ind w:firstLine="0"/>
+              <w:rPr>
+                <w:rFonts w:cs="Times New Roman"/>
+                <w:b/>
+                <w:sz w:val="18"/>
+                <w:szCs w:val="18"/>
+              </w:rPr>
+            </w:pPr>
+            <w:r>
+              <w:rPr>
+                <w:rFonts w:cs="Times New Roman"/>
+                <w:b/>
+                <w:sz w:val="18"/>
+                <w:szCs w:val="18"/>
+              </w:rPr>
+              <w:t>Actor</w:t>
+            </w:r>
+          </w:p>
+        </w:tc>
+        <w:tc>
+          <w:tcPr>
+            <w:tcW w:w="3760" w:type="pct"/>
+            <w:tcBorders>
+              <w:top w:val="single" w:sz="4" w:space="0" w:color="auto"/>
+              <w:bottom w:val="single" w:sz="4" w:space="0" w:color="auto"/>
+            </w:tcBorders>
+            <w:vAlign w:val="center"/>
+          </w:tcPr>
+          <w:p>
+            <w:pPr>
+              <w:spacing w:line="240" w:lineRule="auto"/>
+              <w:ind w:left="37" w:firstLine="0"/>
+              <w:rPr>
+                <w:rFonts w:cs="Times New Roman"/>
+                <w:b/>
+                <w:sz w:val="18"/>
+                <w:szCs w:val="18"/>
+              </w:rPr>
+            </w:pPr>
+            <w:r>
+              <w:rPr>
+                <w:rFonts w:cs="Times New Roman"/>
+                <w:b/>
+                <w:sz w:val="18"/>
+                <w:szCs w:val="18"/>
+              </w:rPr>
+              <w:t>Action</w:t>
+            </w:r>
+          </w:p>
+        </w:tc>
+      </w:tr>
+      <w:tr>
+        <w:trPr>
+          <w:trHeight w:val="268"/>
+        </w:trPr>
+        <w:tc>
+          <w:tcPr>
+            <w:tcW w:w="340" w:type="pct"/>
+            <w:tcBorders>
+              <w:top w:val="single" w:sz="4" w:space="0" w:color="auto"/>
+              <w:bottom w:val="single" w:sz="4" w:space="0" w:color="auto"/>
+            </w:tcBorders>
+          </w:tcPr>
+          <w:p>
+            <w:pPr>
+              <w:autoSpaceDE w:val="0"/>
+              <w:autoSpaceDN w:val="0"/>
+              <w:spacing w:after="0" w:line="240" w:lineRule="auto"/>
+              <w:ind w:firstLine="0"/>
+              <w:jc w:val="center"/>
+              <w:rPr>
+                <w:rFonts w:cs="Times New Roman"/>
+                <w:sz w:val="18"/>
+                <w:szCs w:val="18"/>
+              </w:rPr>
+            </w:pPr>
+            <w:r>
+              <w:rPr>
+                <w:rFonts w:cs="Times New Roman"/>
+                <w:sz w:val="18"/>
+                <w:szCs w:val="18"/>
+              </w:rPr>
+              <w:t>1</w:t>
+            </w:r>
+          </w:p>
+        </w:tc>
+        <w:tc>
+          <w:tcPr>
+            <w:tcW w:w="901" w:type="pct"/>
+            <w:tcBorders>
+              <w:top w:val="single" w:sz="4" w:space="0" w:color="auto"/>
+              <w:bottom w:val="single" w:sz="4" w:space="0" w:color="auto"/>
+            </w:tcBorders>
+          </w:tcPr>
+          <w:p>
+            <w:pPr>
+              <w:spacing w:after="0" w:line="240" w:lineRule="auto"/>
+              <w:ind w:firstLine="0"/>
+              <w:jc w:val="center"/>
+              <w:rPr>
+                <w:rFonts w:cs="Times New Roman"/>
+                <w:sz w:val="18"/>
+                <w:szCs w:val="18"/>
+              </w:rPr>
+            </w:pPr>
+            <w:r>
+              <w:rPr>
+                <w:rFonts w:cs="Times New Roman"/>
+                <w:sz w:val="18"/>
+                <w:szCs w:val="18"/>
+              </w:rPr>
+              <w:t>Professor</w:t>
+            </w:r>
+          </w:p>
+        </w:tc>
+        <w:tc>
+          <w:tcPr>
+            <w:tcW w:w="3760" w:type="pct"/>
+            <w:tcBorders>
+              <w:top w:val="single" w:sz="4" w:space="0" w:color="auto"/>
+              <w:bottom w:val="single" w:sz="4" w:space="0" w:color="auto"/>
+            </w:tcBorders>
+            <w:vAlign w:val="center"/>
+          </w:tcPr>
+          <w:p>
+            <w:pPr>
+              <w:autoSpaceDE w:val="0"/>
+              <w:autoSpaceDN w:val="0"/>
+              <w:spacing w:after="0" w:line="240" w:lineRule="auto"/>
+              <w:ind w:left="37" w:firstLine="0"/>
+              <w:rPr>
+                <w:rFonts w:cs="Times New Roman"/>
+                <w:sz w:val="18"/>
+                <w:szCs w:val="18"/>
+              </w:rPr>
+            </w:pPr>
+            <w:r>
+              <w:rPr>
+                <w:rFonts w:cs="Times New Roman"/>
+                <w:sz w:val="18"/>
+                <w:szCs w:val="18"/>
+              </w:rPr>
+              <w:t>Registers the learning objects in LOCAL, relating them to contexts.</w:t>
+            </w:r>
+          </w:p>
+        </w:tc>
+      </w:tr>
+      <w:tr>
+        <w:trPr>
+          <w:trHeight w:val="496"/>
+        </w:trPr>
+        <w:tc>
+          <w:tcPr>
+            <w:tcW w:w="340" w:type="pct"/>
+            <w:tcBorders>
+              <w:bottom w:val="single" w:sz="4" w:space="0" w:color="auto"/>
+            </w:tcBorders>
+          </w:tcPr>
+          <w:p>
+            <w:pPr>
+              <w:autoSpaceDE w:val="0"/>
+              <w:autoSpaceDN w:val="0"/>
+              <w:spacing w:after="0" w:line="240" w:lineRule="auto"/>
+              <w:ind w:firstLine="0"/>
+              <w:jc w:val="center"/>
+              <w:rPr>
+                <w:rFonts w:cs="Times New Roman"/>
+                <w:sz w:val="18"/>
+                <w:szCs w:val="18"/>
+              </w:rPr>
+            </w:pPr>
+            <w:r>
+              <w:rPr>
+                <w:rFonts w:cs="Times New Roman"/>
+                <w:sz w:val="18"/>
+                <w:szCs w:val="18"/>
+              </w:rPr>
+              <w:t>2</w:t>
+            </w:r>
+          </w:p>
+        </w:tc>
+        <w:tc>
+          <w:tcPr>
+            <w:tcW w:w="901" w:type="pct"/>
+            <w:tcBorders>
+              <w:bottom w:val="single" w:sz="4" w:space="0" w:color="auto"/>
+            </w:tcBorders>
+          </w:tcPr>
+          <w:p>
+            <w:pPr>
+              <w:autoSpaceDE w:val="0"/>
+              <w:autoSpaceDN w:val="0"/>
+              <w:spacing w:after="0" w:line="240" w:lineRule="auto"/>
+              <w:ind w:firstLine="0"/>
+              <w:jc w:val="center"/>
+              <w:rPr>
+                <w:rFonts w:cs="Times New Roman"/>
+                <w:sz w:val="18"/>
+                <w:szCs w:val="18"/>
+              </w:rPr>
+            </w:pPr>
+            <w:r>
+              <w:rPr>
+                <w:rFonts w:cs="Times New Roman"/>
+                <w:sz w:val="18"/>
+                <w:szCs w:val="18"/>
+              </w:rPr>
+              <w:t>Learner</w:t>
+            </w:r>
+          </w:p>
+        </w:tc>
+        <w:tc>
+          <w:tcPr>
+            <w:tcW w:w="3760" w:type="pct"/>
+            <w:tcBorders>
+              <w:bottom w:val="single" w:sz="4" w:space="0" w:color="auto"/>
+            </w:tcBorders>
+            <w:vAlign w:val="center"/>
+          </w:tcPr>
+          <w:p>
+            <w:pPr>
+              <w:autoSpaceDE w:val="0"/>
+              <w:autoSpaceDN w:val="0"/>
+              <w:spacing w:after="0" w:line="240" w:lineRule="auto"/>
+              <w:ind w:left="37" w:firstLine="0"/>
+              <w:rPr>
+                <w:rFonts w:cs="Times New Roman"/>
+                <w:sz w:val="18"/>
+                <w:szCs w:val="18"/>
+              </w:rPr>
+            </w:pPr>
+            <w:r>
+              <w:rPr>
+                <w:rFonts w:cs="Times New Roman"/>
+                <w:color w:val="000000"/>
+                <w:sz w:val="18"/>
+                <w:szCs w:val="18"/>
+              </w:rPr>
+              <w:t xml:space="preserve">Enters the classroom and logs in LOCAL using an </w:t>
+            </w:r>
+            <w:proofErr w:type="spellStart"/>
+            <w:r>
+              <w:rPr>
+                <w:rFonts w:cs="Times New Roman"/>
+                <w:color w:val="000000"/>
+                <w:sz w:val="18"/>
+                <w:szCs w:val="18"/>
+              </w:rPr>
+              <w:t>iPAQ</w:t>
+            </w:r>
+            <w:proofErr w:type="spellEnd"/>
+            <w:r>
+              <w:rPr>
+                <w:rFonts w:cs="Times New Roman"/>
+                <w:color w:val="000000"/>
+                <w:sz w:val="18"/>
+                <w:szCs w:val="18"/>
+              </w:rPr>
+              <w:t xml:space="preserve"> 4700; see Figure 7(a)</w:t>
+            </w:r>
+          </w:p>
+        </w:tc>
+      </w:tr>
+      <w:tr>
+        <w:trPr>
+          <w:trHeight w:val="496"/>
+        </w:trPr>
+        <w:tc>
+          <w:tcPr>
+            <w:tcW w:w="340" w:type="pct"/>
+            <w:tcBorders>
+              <w:bottom w:val="single" w:sz="4" w:space="0" w:color="auto"/>
+            </w:tcBorders>
+          </w:tcPr>
+          <w:p>
+            <w:pPr>
+              <w:autoSpaceDE w:val="0"/>
+              <w:autoSpaceDN w:val="0"/>
+              <w:spacing w:after="0" w:line="240" w:lineRule="auto"/>
+              <w:ind w:firstLine="0"/>
+              <w:jc w:val="center"/>
+              <w:rPr>
+                <w:rFonts w:cs="Times New Roman"/>
+                <w:sz w:val="18"/>
+                <w:szCs w:val="18"/>
+              </w:rPr>
+            </w:pPr>
+            <w:r>
+              <w:rPr>
+                <w:rFonts w:cs="Times New Roman"/>
+                <w:sz w:val="18"/>
+                <w:szCs w:val="18"/>
+              </w:rPr>
+              <w:t>3</w:t>
+            </w:r>
+          </w:p>
+        </w:tc>
+        <w:tc>
+          <w:tcPr>
+            <w:tcW w:w="901" w:type="pct"/>
+            <w:tcBorders>
+              <w:bottom w:val="single" w:sz="4" w:space="0" w:color="auto"/>
+            </w:tcBorders>
+          </w:tcPr>
+          <w:p>
+            <w:pPr>
+              <w:autoSpaceDE w:val="0"/>
+              <w:autoSpaceDN w:val="0"/>
+              <w:spacing w:after="0" w:line="240" w:lineRule="auto"/>
+              <w:ind w:firstLine="0"/>
+              <w:jc w:val="center"/>
+              <w:rPr>
+                <w:rFonts w:cs="Times New Roman"/>
+                <w:sz w:val="18"/>
+                <w:szCs w:val="18"/>
+              </w:rPr>
+            </w:pPr>
+            <w:r>
+              <w:rPr>
+                <w:rFonts w:cs="Times New Roman"/>
+                <w:sz w:val="18"/>
+                <w:szCs w:val="18"/>
+              </w:rPr>
+              <w:t>LOCAL</w:t>
+            </w:r>
+          </w:p>
+        </w:tc>
+        <w:tc>
+          <w:tcPr>
+            <w:tcW w:w="3760" w:type="pct"/>
+            <w:tcBorders>
+              <w:bottom w:val="single" w:sz="4" w:space="0" w:color="auto"/>
+            </w:tcBorders>
+            <w:vAlign w:val="center"/>
+          </w:tcPr>
+          <w:p>
+            <w:pPr>
+              <w:autoSpaceDE w:val="0"/>
+              <w:autoSpaceDN w:val="0"/>
+              <w:spacing w:after="0" w:line="240" w:lineRule="auto"/>
+              <w:ind w:left="37" w:firstLine="0"/>
+              <w:rPr>
+                <w:rFonts w:cs="Times New Roman"/>
+                <w:sz w:val="18"/>
+                <w:szCs w:val="18"/>
+              </w:rPr>
+            </w:pPr>
+            <w:r>
+              <w:rPr>
+                <w:rFonts w:cs="Times New Roman"/>
+                <w:sz w:val="18"/>
+                <w:szCs w:val="18"/>
+              </w:rPr>
+              <w:t xml:space="preserve">LOCAL detects the entry of the learner into the classroom. Tutor uses the </w:t>
+            </w:r>
+            <w:r>
+              <w:rPr>
+                <w:rFonts w:cs="Times New Roman"/>
+                <w:i/>
+                <w:iCs/>
+                <w:sz w:val="18"/>
+                <w:szCs w:val="18"/>
+              </w:rPr>
+              <w:t>Learner Profiles</w:t>
+            </w:r>
+            <w:r>
+              <w:rPr>
+                <w:rFonts w:cs="Times New Roman"/>
+                <w:sz w:val="18"/>
+                <w:szCs w:val="18"/>
+              </w:rPr>
+              <w:t xml:space="preserve"> to determine the learner’s preference of media in the context. Subsequently, it requests the sending of a message about the LO available in the preferred media.</w:t>
+            </w:r>
+          </w:p>
+        </w:tc>
+      </w:tr>
+      <w:tr>
+        <w:trPr>
+          <w:trHeight w:val="263"/>
+        </w:trPr>
+        <w:tc>
+          <w:tcPr>
+            <w:tcW w:w="340" w:type="pct"/>
+            <w:tcBorders>
+              <w:bottom w:val="single" w:sz="4" w:space="0" w:color="auto"/>
+            </w:tcBorders>
+          </w:tcPr>
+          <w:p>
+            <w:pPr>
+              <w:autoSpaceDE w:val="0"/>
+              <w:autoSpaceDN w:val="0"/>
+              <w:spacing w:after="0" w:line="240" w:lineRule="auto"/>
+              <w:ind w:firstLine="0"/>
+              <w:jc w:val="center"/>
+              <w:rPr>
+                <w:rFonts w:cs="Times New Roman"/>
+                <w:sz w:val="18"/>
+                <w:szCs w:val="18"/>
+              </w:rPr>
+            </w:pPr>
+            <w:r>
+              <w:rPr>
+                <w:rFonts w:cs="Times New Roman"/>
+                <w:sz w:val="18"/>
+                <w:szCs w:val="18"/>
+              </w:rPr>
+              <w:t>4</w:t>
+            </w:r>
+          </w:p>
+        </w:tc>
+        <w:tc>
+          <w:tcPr>
+            <w:tcW w:w="901" w:type="pct"/>
+            <w:tcBorders>
+              <w:bottom w:val="single" w:sz="4" w:space="0" w:color="auto"/>
+            </w:tcBorders>
+          </w:tcPr>
+          <w:p>
+            <w:pPr>
+              <w:autoSpaceDE w:val="0"/>
+              <w:autoSpaceDN w:val="0"/>
+              <w:spacing w:after="0" w:line="240" w:lineRule="auto"/>
+              <w:ind w:firstLine="0"/>
+              <w:jc w:val="center"/>
+              <w:rPr>
+                <w:rFonts w:cs="Times New Roman"/>
+                <w:sz w:val="18"/>
+                <w:szCs w:val="18"/>
+              </w:rPr>
+            </w:pPr>
+            <w:r>
+              <w:rPr>
+                <w:rFonts w:cs="Times New Roman"/>
+                <w:sz w:val="18"/>
+                <w:szCs w:val="18"/>
+              </w:rPr>
+              <w:t>Learner</w:t>
+            </w:r>
+          </w:p>
+        </w:tc>
+        <w:tc>
+          <w:tcPr>
+            <w:tcW w:w="3760" w:type="pct"/>
+            <w:tcBorders>
+              <w:bottom w:val="single" w:sz="4" w:space="0" w:color="auto"/>
+            </w:tcBorders>
+            <w:vAlign w:val="center"/>
+          </w:tcPr>
+          <w:p>
+            <w:pPr>
+              <w:autoSpaceDE w:val="0"/>
+              <w:autoSpaceDN w:val="0"/>
+              <w:spacing w:after="0" w:line="240" w:lineRule="auto"/>
+              <w:ind w:left="37" w:firstLine="0"/>
+              <w:rPr>
+                <w:rFonts w:cs="Times New Roman"/>
+                <w:sz w:val="18"/>
+                <w:szCs w:val="18"/>
+              </w:rPr>
+            </w:pPr>
+            <w:r>
+              <w:rPr>
+                <w:rFonts w:cs="Times New Roman"/>
+                <w:sz w:val="18"/>
+                <w:szCs w:val="18"/>
+              </w:rPr>
+              <w:t>Accesses the curricular object.</w:t>
+            </w:r>
+          </w:p>
+        </w:tc>
+      </w:tr>
+      <w:tr>
+        <w:trPr>
+          <w:trHeight w:val="50"/>
+        </w:trPr>
+        <w:tc>
+          <w:tcPr>
+            <w:tcW w:w="340" w:type="pct"/>
+            <w:tcBorders>
+              <w:bottom w:val="single" w:sz="4" w:space="0" w:color="auto"/>
+            </w:tcBorders>
+          </w:tcPr>
+          <w:p>
+            <w:pPr>
+              <w:autoSpaceDE w:val="0"/>
+              <w:autoSpaceDN w:val="0"/>
+              <w:spacing w:after="0" w:line="240" w:lineRule="auto"/>
+              <w:ind w:firstLine="0"/>
+              <w:jc w:val="center"/>
+              <w:rPr>
+                <w:rFonts w:cs="Times New Roman"/>
+                <w:sz w:val="18"/>
+                <w:szCs w:val="18"/>
+              </w:rPr>
+            </w:pPr>
+            <w:r>
+              <w:rPr>
+                <w:rFonts w:cs="Times New Roman"/>
+                <w:sz w:val="18"/>
+                <w:szCs w:val="18"/>
+              </w:rPr>
+              <w:t>5</w:t>
+            </w:r>
+          </w:p>
+        </w:tc>
+        <w:tc>
+          <w:tcPr>
+            <w:tcW w:w="901" w:type="pct"/>
+            <w:tcBorders>
+              <w:bottom w:val="single" w:sz="4" w:space="0" w:color="auto"/>
+            </w:tcBorders>
+          </w:tcPr>
+          <w:p>
+            <w:pPr>
+              <w:autoSpaceDE w:val="0"/>
+              <w:autoSpaceDN w:val="0"/>
+              <w:spacing w:after="0" w:line="240" w:lineRule="auto"/>
+              <w:ind w:firstLine="0"/>
+              <w:jc w:val="center"/>
+              <w:rPr>
+                <w:rFonts w:cs="Times New Roman"/>
+                <w:sz w:val="18"/>
+                <w:szCs w:val="18"/>
+              </w:rPr>
+            </w:pPr>
+            <w:r>
+              <w:rPr>
+                <w:rFonts w:cs="Times New Roman"/>
+                <w:sz w:val="18"/>
+                <w:szCs w:val="18"/>
+              </w:rPr>
+              <w:t>Learner</w:t>
+            </w:r>
+          </w:p>
+        </w:tc>
+        <w:tc>
+          <w:tcPr>
+            <w:tcW w:w="3760" w:type="pct"/>
+            <w:tcBorders>
+              <w:bottom w:val="single" w:sz="4" w:space="0" w:color="auto"/>
+            </w:tcBorders>
+            <w:vAlign w:val="center"/>
+          </w:tcPr>
+          <w:p>
+            <w:pPr>
+              <w:autoSpaceDE w:val="0"/>
+              <w:autoSpaceDN w:val="0"/>
+              <w:spacing w:after="0" w:line="240" w:lineRule="auto"/>
+              <w:ind w:left="37" w:firstLine="0"/>
+              <w:rPr>
+                <w:rFonts w:cs="Times New Roman"/>
+                <w:sz w:val="18"/>
+                <w:szCs w:val="18"/>
+              </w:rPr>
+            </w:pPr>
+            <w:r>
+              <w:rPr>
+                <w:rFonts w:cs="Times New Roman"/>
+                <w:sz w:val="18"/>
+                <w:szCs w:val="18"/>
+              </w:rPr>
+              <w:t>Moves to the laboratory.</w:t>
+            </w:r>
+          </w:p>
+        </w:tc>
+      </w:tr>
+      <w:tr>
+        <w:trPr>
+          <w:trHeight w:val="496"/>
+        </w:trPr>
+        <w:tc>
+          <w:tcPr>
+            <w:tcW w:w="340" w:type="pct"/>
+            <w:tcBorders>
+              <w:bottom w:val="single" w:sz="4" w:space="0" w:color="auto"/>
+            </w:tcBorders>
+          </w:tcPr>
+          <w:p>
+            <w:pPr>
+              <w:autoSpaceDE w:val="0"/>
+              <w:autoSpaceDN w:val="0"/>
+              <w:spacing w:after="0" w:line="240" w:lineRule="auto"/>
+              <w:ind w:firstLine="0"/>
+              <w:jc w:val="center"/>
+              <w:rPr>
+                <w:rFonts w:cs="Times New Roman"/>
+                <w:sz w:val="18"/>
+                <w:szCs w:val="18"/>
+              </w:rPr>
+            </w:pPr>
+            <w:r>
+              <w:rPr>
+                <w:rFonts w:cs="Times New Roman"/>
+                <w:sz w:val="18"/>
+                <w:szCs w:val="18"/>
+              </w:rPr>
+              <w:t>6</w:t>
+            </w:r>
+          </w:p>
+        </w:tc>
+        <w:tc>
+          <w:tcPr>
+            <w:tcW w:w="901" w:type="pct"/>
+            <w:tcBorders>
+              <w:bottom w:val="single" w:sz="4" w:space="0" w:color="auto"/>
+            </w:tcBorders>
+          </w:tcPr>
+          <w:p>
+            <w:pPr>
+              <w:autoSpaceDE w:val="0"/>
+              <w:autoSpaceDN w:val="0"/>
+              <w:spacing w:after="0" w:line="240" w:lineRule="auto"/>
+              <w:ind w:firstLine="0"/>
+              <w:jc w:val="center"/>
+              <w:rPr>
+                <w:rFonts w:cs="Times New Roman"/>
+                <w:sz w:val="18"/>
+                <w:szCs w:val="18"/>
+              </w:rPr>
+            </w:pPr>
+            <w:r>
+              <w:rPr>
+                <w:rFonts w:cs="Times New Roman"/>
+                <w:sz w:val="18"/>
+                <w:szCs w:val="18"/>
+              </w:rPr>
+              <w:t>LOCAL</w:t>
+            </w:r>
+          </w:p>
+        </w:tc>
+        <w:tc>
+          <w:tcPr>
+            <w:tcW w:w="3760" w:type="pct"/>
+            <w:tcBorders>
+              <w:bottom w:val="single" w:sz="4" w:space="0" w:color="auto"/>
+            </w:tcBorders>
+            <w:vAlign w:val="center"/>
+          </w:tcPr>
+          <w:p>
+            <w:pPr>
+              <w:autoSpaceDE w:val="0"/>
+              <w:autoSpaceDN w:val="0"/>
+              <w:spacing w:after="0" w:line="240" w:lineRule="auto"/>
+              <w:ind w:left="37" w:firstLine="0"/>
+              <w:rPr>
+                <w:rFonts w:cs="Times New Roman"/>
+                <w:sz w:val="18"/>
+                <w:szCs w:val="18"/>
+              </w:rPr>
+            </w:pPr>
+            <w:r>
+              <w:rPr>
+                <w:rFonts w:cs="Times New Roman"/>
+                <w:i/>
+                <w:color w:val="000000"/>
+                <w:sz w:val="18"/>
+                <w:szCs w:val="18"/>
+              </w:rPr>
+              <w:t>Tutor</w:t>
+            </w:r>
+            <w:r>
+              <w:rPr>
+                <w:rFonts w:cs="Times New Roman"/>
+                <w:color w:val="000000"/>
+                <w:sz w:val="18"/>
+                <w:szCs w:val="18"/>
+              </w:rPr>
+              <w:t xml:space="preserve"> detects the entry of the learner into the laboratory (</w:t>
+            </w:r>
+            <w:r>
+              <w:rPr>
+                <w:rFonts w:cs="Times New Roman"/>
+                <w:i/>
+                <w:color w:val="000000"/>
+                <w:sz w:val="18"/>
+                <w:szCs w:val="18"/>
+              </w:rPr>
+              <w:t>Location System</w:t>
+            </w:r>
+            <w:r>
+              <w:rPr>
+                <w:rFonts w:cs="Times New Roman"/>
+                <w:color w:val="000000"/>
+                <w:sz w:val="18"/>
+                <w:szCs w:val="18"/>
+              </w:rPr>
+              <w:t xml:space="preserve">) and uses the </w:t>
+            </w:r>
+            <w:r>
+              <w:rPr>
+                <w:rFonts w:cs="Times New Roman"/>
+                <w:i/>
+                <w:iCs/>
+                <w:color w:val="000000"/>
+                <w:sz w:val="18"/>
+                <w:szCs w:val="18"/>
+              </w:rPr>
+              <w:t xml:space="preserve">Learning Objects Repository </w:t>
+            </w:r>
+            <w:r>
+              <w:rPr>
+                <w:rFonts w:cs="Times New Roman"/>
+                <w:color w:val="000000"/>
+                <w:sz w:val="18"/>
+                <w:szCs w:val="18"/>
+              </w:rPr>
+              <w:t xml:space="preserve">to verify the available LOs, related to the student’s interest. </w:t>
+            </w:r>
+            <w:r>
+              <w:rPr>
+                <w:rFonts w:cs="Times New Roman"/>
+                <w:i/>
+                <w:color w:val="000000"/>
+                <w:sz w:val="18"/>
+                <w:szCs w:val="18"/>
+              </w:rPr>
+              <w:t>Tutor</w:t>
+            </w:r>
+            <w:r>
+              <w:rPr>
+                <w:rFonts w:cs="Times New Roman"/>
+                <w:color w:val="000000"/>
+                <w:sz w:val="18"/>
+                <w:szCs w:val="18"/>
+              </w:rPr>
+              <w:t xml:space="preserve"> still uses the </w:t>
+            </w:r>
+            <w:r>
+              <w:rPr>
+                <w:rFonts w:cs="Times New Roman"/>
+                <w:i/>
+                <w:iCs/>
+                <w:color w:val="000000"/>
+                <w:sz w:val="18"/>
+                <w:szCs w:val="18"/>
+              </w:rPr>
+              <w:t xml:space="preserve">Learner Profiles </w:t>
+            </w:r>
+            <w:r>
+              <w:rPr>
+                <w:rFonts w:cs="Times New Roman"/>
+                <w:color w:val="000000"/>
+                <w:sz w:val="18"/>
+                <w:szCs w:val="18"/>
+              </w:rPr>
+              <w:t xml:space="preserve">subsystem to define the learner’s preferred media in the context. Finally, </w:t>
+            </w:r>
+            <w:r>
+              <w:rPr>
+                <w:rFonts w:cs="Times New Roman"/>
+                <w:i/>
+                <w:color w:val="000000"/>
+                <w:sz w:val="18"/>
+                <w:szCs w:val="18"/>
+              </w:rPr>
+              <w:t>Tutor</w:t>
+            </w:r>
+            <w:r>
+              <w:rPr>
+                <w:rFonts w:cs="Times New Roman"/>
+                <w:color w:val="000000"/>
+                <w:sz w:val="18"/>
+                <w:szCs w:val="18"/>
+              </w:rPr>
+              <w:t xml:space="preserve"> requests to the </w:t>
+            </w:r>
+            <w:r>
+              <w:rPr>
+                <w:rFonts w:cs="Times New Roman"/>
+                <w:i/>
+                <w:color w:val="000000"/>
+                <w:sz w:val="18"/>
+                <w:szCs w:val="18"/>
+              </w:rPr>
+              <w:t>Communication</w:t>
+            </w:r>
+            <w:r>
+              <w:rPr>
+                <w:rFonts w:cs="Times New Roman"/>
+                <w:color w:val="000000"/>
+                <w:sz w:val="18"/>
+                <w:szCs w:val="18"/>
+              </w:rPr>
+              <w:t xml:space="preserve"> subsystem the sending of messages about the available LOs; see Figure 7(b).</w:t>
+            </w:r>
+          </w:p>
+        </w:tc>
+      </w:tr>
+      <w:tr>
+        <w:trPr>
+          <w:trHeight w:val="496"/>
+        </w:trPr>
+        <w:tc>
+          <w:tcPr>
+            <w:tcW w:w="340" w:type="pct"/>
+            <w:tcBorders>
+              <w:bottom w:val="single" w:sz="4" w:space="0" w:color="auto"/>
+            </w:tcBorders>
+          </w:tcPr>
+          <w:p>
+            <w:pPr>
+              <w:autoSpaceDE w:val="0"/>
+              <w:autoSpaceDN w:val="0"/>
+              <w:spacing w:after="0" w:line="240" w:lineRule="auto"/>
+              <w:ind w:firstLine="0"/>
+              <w:jc w:val="center"/>
+              <w:rPr>
+                <w:rFonts w:cs="Times New Roman"/>
+                <w:sz w:val="18"/>
+                <w:szCs w:val="18"/>
+              </w:rPr>
+            </w:pPr>
+            <w:r>
+              <w:rPr>
+                <w:rFonts w:cs="Times New Roman"/>
+                <w:sz w:val="18"/>
+                <w:szCs w:val="18"/>
+              </w:rPr>
+              <w:t>7</w:t>
+            </w:r>
+          </w:p>
+        </w:tc>
+        <w:tc>
+          <w:tcPr>
+            <w:tcW w:w="901" w:type="pct"/>
+            <w:tcBorders>
+              <w:bottom w:val="single" w:sz="4" w:space="0" w:color="auto"/>
+            </w:tcBorders>
+          </w:tcPr>
+          <w:p>
+            <w:pPr>
+              <w:autoSpaceDE w:val="0"/>
+              <w:autoSpaceDN w:val="0"/>
+              <w:spacing w:after="0" w:line="240" w:lineRule="auto"/>
+              <w:ind w:firstLine="0"/>
+              <w:jc w:val="center"/>
+              <w:rPr>
+                <w:rFonts w:cs="Times New Roman"/>
+                <w:sz w:val="18"/>
+                <w:szCs w:val="18"/>
+              </w:rPr>
+            </w:pPr>
+            <w:r>
+              <w:rPr>
+                <w:rFonts w:cs="Times New Roman"/>
+                <w:sz w:val="18"/>
+                <w:szCs w:val="18"/>
+              </w:rPr>
+              <w:t>Learner</w:t>
+            </w:r>
+          </w:p>
+        </w:tc>
+        <w:tc>
+          <w:tcPr>
+            <w:tcW w:w="3760" w:type="pct"/>
+            <w:tcBorders>
+              <w:bottom w:val="single" w:sz="4" w:space="0" w:color="auto"/>
+            </w:tcBorders>
+            <w:vAlign w:val="center"/>
+          </w:tcPr>
+          <w:p>
+            <w:pPr>
+              <w:autoSpaceDE w:val="0"/>
+              <w:autoSpaceDN w:val="0"/>
+              <w:spacing w:after="0" w:line="240" w:lineRule="auto"/>
+              <w:ind w:left="37" w:firstLine="0"/>
+              <w:rPr>
+                <w:rFonts w:cs="Times New Roman"/>
+                <w:sz w:val="18"/>
+                <w:szCs w:val="18"/>
+              </w:rPr>
+            </w:pPr>
+            <w:r>
+              <w:rPr>
+                <w:rFonts w:cs="Times New Roman"/>
+                <w:color w:val="000000"/>
+                <w:sz w:val="18"/>
+                <w:szCs w:val="18"/>
+              </w:rPr>
+              <w:t xml:space="preserve">Uses the </w:t>
+            </w:r>
+            <w:r>
+              <w:rPr>
+                <w:rFonts w:cs="Times New Roman"/>
+                <w:i/>
+                <w:color w:val="000000"/>
+                <w:sz w:val="18"/>
+                <w:szCs w:val="18"/>
+              </w:rPr>
+              <w:t xml:space="preserve">Personal </w:t>
+            </w:r>
+            <w:proofErr w:type="gramStart"/>
+            <w:r>
+              <w:rPr>
+                <w:rFonts w:cs="Times New Roman"/>
+                <w:i/>
+                <w:color w:val="000000"/>
+                <w:sz w:val="18"/>
+                <w:szCs w:val="18"/>
+              </w:rPr>
+              <w:t>Assistant</w:t>
+            </w:r>
+            <w:r>
+              <w:rPr>
+                <w:rFonts w:cs="Times New Roman"/>
+                <w:color w:val="000000"/>
+                <w:sz w:val="18"/>
+                <w:szCs w:val="18"/>
+              </w:rPr>
+              <w:t xml:space="preserve">  to</w:t>
+            </w:r>
+            <w:proofErr w:type="gramEnd"/>
+            <w:r>
+              <w:rPr>
+                <w:rFonts w:cs="Times New Roman"/>
+                <w:color w:val="000000"/>
+                <w:sz w:val="18"/>
+                <w:szCs w:val="18"/>
+              </w:rPr>
+              <w:t xml:space="preserve"> access one of the two identified objects and postpones the access to the other to the first moment of available time (see Figure 7(c)).</w:t>
+            </w:r>
+          </w:p>
+        </w:tc>
+      </w:tr>
+      <w:tr>
+        <w:trPr>
+          <w:trHeight w:val="241"/>
+        </w:trPr>
+        <w:tc>
+          <w:tcPr>
+            <w:tcW w:w="340" w:type="pct"/>
+            <w:tcBorders>
+              <w:bottom w:val="single" w:sz="4" w:space="0" w:color="auto"/>
+            </w:tcBorders>
+          </w:tcPr>
+          <w:p>
+            <w:pPr>
+              <w:autoSpaceDE w:val="0"/>
+              <w:autoSpaceDN w:val="0"/>
+              <w:spacing w:after="0" w:line="240" w:lineRule="auto"/>
+              <w:ind w:firstLine="0"/>
+              <w:jc w:val="center"/>
+              <w:rPr>
+                <w:rFonts w:cs="Times New Roman"/>
+                <w:sz w:val="18"/>
+                <w:szCs w:val="18"/>
+              </w:rPr>
+            </w:pPr>
+            <w:r>
+              <w:rPr>
+                <w:rFonts w:cs="Times New Roman"/>
+                <w:sz w:val="18"/>
+                <w:szCs w:val="18"/>
+              </w:rPr>
+              <w:t>8</w:t>
+            </w:r>
+          </w:p>
+        </w:tc>
+        <w:tc>
+          <w:tcPr>
+            <w:tcW w:w="901" w:type="pct"/>
+            <w:tcBorders>
+              <w:bottom w:val="single" w:sz="4" w:space="0" w:color="auto"/>
+            </w:tcBorders>
+          </w:tcPr>
+          <w:p>
+            <w:pPr>
+              <w:autoSpaceDE w:val="0"/>
+              <w:autoSpaceDN w:val="0"/>
+              <w:spacing w:after="0" w:line="240" w:lineRule="auto"/>
+              <w:ind w:firstLine="0"/>
+              <w:jc w:val="center"/>
+              <w:rPr>
+                <w:rFonts w:cs="Times New Roman"/>
+                <w:sz w:val="18"/>
+                <w:szCs w:val="18"/>
+              </w:rPr>
+            </w:pPr>
+            <w:r>
+              <w:rPr>
+                <w:rFonts w:cs="Times New Roman"/>
+                <w:sz w:val="18"/>
+                <w:szCs w:val="18"/>
+              </w:rPr>
+              <w:t>Learner</w:t>
+            </w:r>
+          </w:p>
+        </w:tc>
+        <w:tc>
+          <w:tcPr>
+            <w:tcW w:w="3760" w:type="pct"/>
+            <w:tcBorders>
+              <w:bottom w:val="single" w:sz="4" w:space="0" w:color="auto"/>
+            </w:tcBorders>
+            <w:vAlign w:val="center"/>
+          </w:tcPr>
+          <w:p>
+            <w:pPr>
+              <w:autoSpaceDE w:val="0"/>
+              <w:autoSpaceDN w:val="0"/>
+              <w:spacing w:after="0" w:line="240" w:lineRule="auto"/>
+              <w:ind w:left="37" w:firstLine="0"/>
+              <w:rPr>
+                <w:rFonts w:cs="Times New Roman"/>
+                <w:sz w:val="18"/>
+                <w:szCs w:val="18"/>
+              </w:rPr>
+            </w:pPr>
+            <w:r>
+              <w:rPr>
+                <w:rFonts w:cs="Times New Roman"/>
+                <w:sz w:val="18"/>
+                <w:szCs w:val="18"/>
+              </w:rPr>
+              <w:t>Moves to the train.</w:t>
+            </w:r>
+          </w:p>
+        </w:tc>
+      </w:tr>
+      <w:tr>
+        <w:trPr>
+          <w:trHeight w:val="496"/>
+        </w:trPr>
+        <w:tc>
+          <w:tcPr>
+            <w:tcW w:w="340" w:type="pct"/>
+            <w:tcBorders>
+              <w:bottom w:val="single" w:sz="4" w:space="0" w:color="auto"/>
+            </w:tcBorders>
+          </w:tcPr>
+          <w:p>
+            <w:pPr>
+              <w:autoSpaceDE w:val="0"/>
+              <w:autoSpaceDN w:val="0"/>
+              <w:spacing w:after="0" w:line="240" w:lineRule="auto"/>
+              <w:ind w:firstLine="0"/>
+              <w:jc w:val="center"/>
+              <w:rPr>
+                <w:rFonts w:cs="Times New Roman"/>
+                <w:sz w:val="18"/>
+                <w:szCs w:val="18"/>
+              </w:rPr>
+            </w:pPr>
+            <w:r>
+              <w:rPr>
+                <w:rFonts w:cs="Times New Roman"/>
+                <w:sz w:val="18"/>
+                <w:szCs w:val="18"/>
+              </w:rPr>
+              <w:t>9</w:t>
+            </w:r>
+          </w:p>
+        </w:tc>
+        <w:tc>
+          <w:tcPr>
+            <w:tcW w:w="901" w:type="pct"/>
+            <w:tcBorders>
+              <w:bottom w:val="single" w:sz="4" w:space="0" w:color="auto"/>
+            </w:tcBorders>
+          </w:tcPr>
+          <w:p>
+            <w:pPr>
+              <w:autoSpaceDE w:val="0"/>
+              <w:autoSpaceDN w:val="0"/>
+              <w:spacing w:after="0" w:line="240" w:lineRule="auto"/>
+              <w:ind w:firstLine="0"/>
+              <w:jc w:val="center"/>
+              <w:rPr>
+                <w:rFonts w:cs="Times New Roman"/>
+                <w:sz w:val="18"/>
+                <w:szCs w:val="18"/>
+              </w:rPr>
+            </w:pPr>
+            <w:r>
+              <w:rPr>
+                <w:rFonts w:cs="Times New Roman"/>
+                <w:sz w:val="18"/>
+                <w:szCs w:val="18"/>
+              </w:rPr>
+              <w:t>LOCAL</w:t>
+            </w:r>
+          </w:p>
+        </w:tc>
+        <w:tc>
+          <w:tcPr>
+            <w:tcW w:w="3760" w:type="pct"/>
+            <w:tcBorders>
+              <w:bottom w:val="single" w:sz="4" w:space="0" w:color="auto"/>
+            </w:tcBorders>
+            <w:vAlign w:val="center"/>
+          </w:tcPr>
+          <w:p>
+            <w:pPr>
+              <w:autoSpaceDE w:val="0"/>
+              <w:autoSpaceDN w:val="0"/>
+              <w:spacing w:after="0" w:line="240" w:lineRule="auto"/>
+              <w:ind w:left="37" w:firstLine="0"/>
+              <w:rPr>
+                <w:rFonts w:cs="Times New Roman"/>
+                <w:sz w:val="18"/>
+                <w:szCs w:val="18"/>
+              </w:rPr>
+            </w:pPr>
+            <w:r>
+              <w:rPr>
+                <w:rFonts w:cs="Times New Roman"/>
+                <w:color w:val="000000"/>
+                <w:sz w:val="18"/>
+                <w:szCs w:val="18"/>
+              </w:rPr>
+              <w:t xml:space="preserve">LOCAL detects the entry of the student into the train and calls the </w:t>
+            </w:r>
+            <w:r>
+              <w:rPr>
+                <w:rFonts w:cs="Times New Roman"/>
+                <w:i/>
+                <w:iCs/>
+                <w:color w:val="000000"/>
+                <w:sz w:val="18"/>
+                <w:szCs w:val="18"/>
+              </w:rPr>
+              <w:t xml:space="preserve">Learning Objects Repository </w:t>
+            </w:r>
+            <w:r>
+              <w:rPr>
+                <w:rFonts w:cs="Times New Roman"/>
+                <w:color w:val="000000"/>
+                <w:sz w:val="18"/>
+                <w:szCs w:val="18"/>
+              </w:rPr>
+              <w:t xml:space="preserve">subsystem to verify the LOs that can be accessed during the trip. LOCAL identifies the postponed object and notifies the </w:t>
+            </w:r>
+            <w:proofErr w:type="gramStart"/>
+            <w:r>
+              <w:rPr>
+                <w:rFonts w:cs="Times New Roman"/>
+                <w:color w:val="000000"/>
+                <w:sz w:val="18"/>
+                <w:szCs w:val="18"/>
+              </w:rPr>
+              <w:t>learner,</w:t>
+            </w:r>
+            <w:proofErr w:type="gramEnd"/>
+            <w:r>
+              <w:rPr>
+                <w:rFonts w:cs="Times New Roman"/>
+                <w:color w:val="000000"/>
+                <w:sz w:val="18"/>
+                <w:szCs w:val="18"/>
+              </w:rPr>
+              <w:t xml:space="preserve"> see Figure 7(d).</w:t>
+            </w:r>
+          </w:p>
+        </w:tc>
+      </w:tr>
+      <w:tr>
+        <w:trPr>
+          <w:trHeight w:val="173"/>
+        </w:trPr>
+        <w:tc>
+          <w:tcPr>
+            <w:tcW w:w="340" w:type="pct"/>
+            <w:tcBorders>
+              <w:bottom w:val="single" w:sz="4" w:space="0" w:color="auto"/>
+            </w:tcBorders>
+          </w:tcPr>
+          <w:p>
+            <w:pPr>
+              <w:autoSpaceDE w:val="0"/>
+              <w:autoSpaceDN w:val="0"/>
+              <w:spacing w:after="0" w:line="240" w:lineRule="auto"/>
+              <w:ind w:firstLine="0"/>
+              <w:jc w:val="center"/>
+              <w:rPr>
+                <w:rFonts w:cs="Times New Roman"/>
+                <w:sz w:val="18"/>
+                <w:szCs w:val="18"/>
+              </w:rPr>
+            </w:pPr>
+            <w:r>
+              <w:rPr>
+                <w:rFonts w:cs="Times New Roman"/>
+                <w:sz w:val="18"/>
+                <w:szCs w:val="18"/>
+              </w:rPr>
+              <w:t>10</w:t>
+            </w:r>
+          </w:p>
+        </w:tc>
+        <w:tc>
+          <w:tcPr>
+            <w:tcW w:w="901" w:type="pct"/>
+            <w:tcBorders>
+              <w:bottom w:val="single" w:sz="4" w:space="0" w:color="auto"/>
+            </w:tcBorders>
+          </w:tcPr>
+          <w:p>
+            <w:pPr>
+              <w:autoSpaceDE w:val="0"/>
+              <w:autoSpaceDN w:val="0"/>
+              <w:spacing w:after="0" w:line="240" w:lineRule="auto"/>
+              <w:ind w:firstLine="0"/>
+              <w:jc w:val="center"/>
+              <w:rPr>
+                <w:rFonts w:cs="Times New Roman"/>
+                <w:sz w:val="18"/>
+                <w:szCs w:val="18"/>
+              </w:rPr>
+            </w:pPr>
+            <w:r>
+              <w:rPr>
+                <w:rFonts w:cs="Times New Roman"/>
+                <w:sz w:val="18"/>
+                <w:szCs w:val="18"/>
+              </w:rPr>
+              <w:t>Learner</w:t>
+            </w:r>
+          </w:p>
+        </w:tc>
+        <w:tc>
+          <w:tcPr>
+            <w:tcW w:w="3760" w:type="pct"/>
+            <w:tcBorders>
+              <w:bottom w:val="single" w:sz="4" w:space="0" w:color="auto"/>
+            </w:tcBorders>
+            <w:vAlign w:val="center"/>
+          </w:tcPr>
+          <w:p>
+            <w:pPr>
+              <w:autoSpaceDE w:val="0"/>
+              <w:autoSpaceDN w:val="0"/>
+              <w:spacing w:after="0" w:line="240" w:lineRule="auto"/>
+              <w:ind w:left="37" w:firstLine="0"/>
+              <w:rPr>
+                <w:rFonts w:cs="Times New Roman"/>
+                <w:sz w:val="18"/>
+                <w:szCs w:val="18"/>
+              </w:rPr>
+            </w:pPr>
+            <w:r>
+              <w:rPr>
+                <w:rFonts w:cs="Times New Roman"/>
+                <w:sz w:val="18"/>
+                <w:szCs w:val="18"/>
+              </w:rPr>
+              <w:t>Accesses the object that has been postponed.</w:t>
+            </w:r>
+          </w:p>
+        </w:tc>
+      </w:tr>
+      <w:tr>
+        <w:trPr>
+          <w:trHeight w:val="496"/>
+        </w:trPr>
+        <w:tc>
+          <w:tcPr>
+            <w:tcW w:w="340" w:type="pct"/>
+            <w:tcBorders>
+              <w:bottom w:val="single" w:sz="4" w:space="0" w:color="auto"/>
+            </w:tcBorders>
+          </w:tcPr>
+          <w:p>
+            <w:pPr>
+              <w:autoSpaceDE w:val="0"/>
+              <w:autoSpaceDN w:val="0"/>
+              <w:spacing w:after="0" w:line="240" w:lineRule="auto"/>
+              <w:ind w:firstLine="0"/>
+              <w:jc w:val="center"/>
+              <w:rPr>
+                <w:rFonts w:cs="Times New Roman"/>
+                <w:sz w:val="18"/>
+                <w:szCs w:val="18"/>
+              </w:rPr>
+            </w:pPr>
+            <w:r>
+              <w:rPr>
+                <w:rFonts w:cs="Times New Roman"/>
+                <w:sz w:val="18"/>
+                <w:szCs w:val="18"/>
+              </w:rPr>
+              <w:t>11</w:t>
+            </w:r>
+          </w:p>
+        </w:tc>
+        <w:tc>
+          <w:tcPr>
+            <w:tcW w:w="901" w:type="pct"/>
+            <w:tcBorders>
+              <w:bottom w:val="single" w:sz="4" w:space="0" w:color="auto"/>
+            </w:tcBorders>
+          </w:tcPr>
+          <w:p>
+            <w:pPr>
+              <w:autoSpaceDE w:val="0"/>
+              <w:autoSpaceDN w:val="0"/>
+              <w:spacing w:after="0" w:line="240" w:lineRule="auto"/>
+              <w:ind w:firstLine="0"/>
+              <w:jc w:val="center"/>
+              <w:rPr>
+                <w:rFonts w:cs="Times New Roman"/>
+                <w:sz w:val="18"/>
+                <w:szCs w:val="18"/>
+              </w:rPr>
+            </w:pPr>
+            <w:r>
+              <w:rPr>
+                <w:rFonts w:cs="Times New Roman"/>
+                <w:sz w:val="18"/>
+                <w:szCs w:val="18"/>
+              </w:rPr>
+              <w:t>Professor</w:t>
+            </w:r>
+          </w:p>
+        </w:tc>
+        <w:tc>
+          <w:tcPr>
+            <w:tcW w:w="3760" w:type="pct"/>
+            <w:tcBorders>
+              <w:bottom w:val="single" w:sz="4" w:space="0" w:color="auto"/>
+            </w:tcBorders>
+            <w:vAlign w:val="center"/>
+          </w:tcPr>
+          <w:p>
+            <w:pPr>
+              <w:autoSpaceDE w:val="0"/>
+              <w:autoSpaceDN w:val="0"/>
+              <w:spacing w:after="0" w:line="240" w:lineRule="auto"/>
+              <w:ind w:left="37" w:firstLine="0"/>
+              <w:rPr>
+                <w:rFonts w:cs="Times New Roman"/>
+                <w:sz w:val="18"/>
+                <w:szCs w:val="18"/>
+              </w:rPr>
+            </w:pPr>
+            <w:r>
+              <w:rPr>
+                <w:rFonts w:cs="Times New Roman"/>
+                <w:sz w:val="18"/>
+                <w:szCs w:val="18"/>
+              </w:rPr>
+              <w:t>Registers a new optional LO concerning “Polymorphism” in Java that can be accessed in any context.</w:t>
+            </w:r>
+          </w:p>
+        </w:tc>
+      </w:tr>
+      <w:tr>
+        <w:trPr>
+          <w:trHeight w:val="255"/>
+        </w:trPr>
+        <w:tc>
+          <w:tcPr>
+            <w:tcW w:w="340" w:type="pct"/>
+            <w:tcBorders>
+              <w:bottom w:val="single" w:sz="4" w:space="0" w:color="auto"/>
+            </w:tcBorders>
+          </w:tcPr>
+          <w:p>
+            <w:pPr>
+              <w:autoSpaceDE w:val="0"/>
+              <w:autoSpaceDN w:val="0"/>
+              <w:spacing w:after="0" w:line="240" w:lineRule="auto"/>
+              <w:ind w:firstLine="0"/>
+              <w:jc w:val="center"/>
+              <w:rPr>
+                <w:rFonts w:cs="Times New Roman"/>
+                <w:sz w:val="18"/>
+                <w:szCs w:val="18"/>
+              </w:rPr>
+            </w:pPr>
+            <w:r>
+              <w:rPr>
+                <w:rFonts w:cs="Times New Roman"/>
+                <w:sz w:val="18"/>
+                <w:szCs w:val="18"/>
+              </w:rPr>
+              <w:t>12</w:t>
+            </w:r>
+          </w:p>
+        </w:tc>
+        <w:tc>
+          <w:tcPr>
+            <w:tcW w:w="901" w:type="pct"/>
+            <w:tcBorders>
+              <w:bottom w:val="single" w:sz="4" w:space="0" w:color="auto"/>
+            </w:tcBorders>
+          </w:tcPr>
+          <w:p>
+            <w:pPr>
+              <w:autoSpaceDE w:val="0"/>
+              <w:autoSpaceDN w:val="0"/>
+              <w:spacing w:after="0" w:line="240" w:lineRule="auto"/>
+              <w:ind w:firstLine="0"/>
+              <w:jc w:val="center"/>
+              <w:rPr>
+                <w:rFonts w:cs="Times New Roman"/>
+                <w:sz w:val="18"/>
+                <w:szCs w:val="18"/>
+              </w:rPr>
+            </w:pPr>
+            <w:r>
+              <w:rPr>
+                <w:rFonts w:cs="Times New Roman"/>
+                <w:sz w:val="18"/>
+                <w:szCs w:val="18"/>
+              </w:rPr>
+              <w:t>Learner</w:t>
+            </w:r>
+          </w:p>
+        </w:tc>
+        <w:tc>
+          <w:tcPr>
+            <w:tcW w:w="3760" w:type="pct"/>
+            <w:tcBorders>
+              <w:bottom w:val="single" w:sz="4" w:space="0" w:color="auto"/>
+            </w:tcBorders>
+            <w:vAlign w:val="center"/>
+          </w:tcPr>
+          <w:p>
+            <w:pPr>
+              <w:autoSpaceDE w:val="0"/>
+              <w:autoSpaceDN w:val="0"/>
+              <w:spacing w:after="0" w:line="240" w:lineRule="auto"/>
+              <w:ind w:left="37" w:firstLine="0"/>
+              <w:rPr>
+                <w:rFonts w:cs="Times New Roman"/>
+                <w:sz w:val="18"/>
+                <w:szCs w:val="18"/>
+              </w:rPr>
+            </w:pPr>
+            <w:r>
+              <w:rPr>
+                <w:rFonts w:cs="Times New Roman"/>
+                <w:sz w:val="18"/>
+                <w:szCs w:val="18"/>
+              </w:rPr>
+              <w:t>Enters his home.</w:t>
+            </w:r>
+          </w:p>
+        </w:tc>
+      </w:tr>
+      <w:tr>
+        <w:trPr>
+          <w:trHeight w:val="496"/>
+        </w:trPr>
+        <w:tc>
+          <w:tcPr>
+            <w:tcW w:w="340" w:type="pct"/>
+            <w:tcBorders>
+              <w:bottom w:val="single" w:sz="4" w:space="0" w:color="auto"/>
+            </w:tcBorders>
+          </w:tcPr>
+          <w:p>
+            <w:pPr>
+              <w:autoSpaceDE w:val="0"/>
+              <w:autoSpaceDN w:val="0"/>
+              <w:spacing w:after="0" w:line="240" w:lineRule="auto"/>
+              <w:ind w:firstLine="0"/>
+              <w:jc w:val="center"/>
+              <w:rPr>
+                <w:rFonts w:cs="Times New Roman"/>
+                <w:sz w:val="18"/>
+                <w:szCs w:val="18"/>
+              </w:rPr>
+            </w:pPr>
+            <w:r>
+              <w:rPr>
+                <w:rFonts w:cs="Times New Roman"/>
+                <w:sz w:val="18"/>
+                <w:szCs w:val="18"/>
+              </w:rPr>
+              <w:t>13</w:t>
+            </w:r>
+          </w:p>
+        </w:tc>
+        <w:tc>
+          <w:tcPr>
+            <w:tcW w:w="901" w:type="pct"/>
+            <w:tcBorders>
+              <w:bottom w:val="single" w:sz="4" w:space="0" w:color="auto"/>
+            </w:tcBorders>
+          </w:tcPr>
+          <w:p>
+            <w:pPr>
+              <w:autoSpaceDE w:val="0"/>
+              <w:autoSpaceDN w:val="0"/>
+              <w:spacing w:after="0" w:line="240" w:lineRule="auto"/>
+              <w:ind w:firstLine="0"/>
+              <w:jc w:val="center"/>
+              <w:rPr>
+                <w:rFonts w:cs="Times New Roman"/>
+                <w:sz w:val="18"/>
+                <w:szCs w:val="18"/>
+              </w:rPr>
+            </w:pPr>
+            <w:r>
+              <w:rPr>
+                <w:rFonts w:cs="Times New Roman"/>
+                <w:sz w:val="18"/>
+                <w:szCs w:val="18"/>
+              </w:rPr>
+              <w:t>LOCAL</w:t>
+            </w:r>
+          </w:p>
+        </w:tc>
+        <w:tc>
+          <w:tcPr>
+            <w:tcW w:w="3760" w:type="pct"/>
+            <w:tcBorders>
+              <w:bottom w:val="single" w:sz="4" w:space="0" w:color="auto"/>
+            </w:tcBorders>
+            <w:vAlign w:val="center"/>
+          </w:tcPr>
+          <w:p>
+            <w:pPr>
+              <w:autoSpaceDE w:val="0"/>
+              <w:autoSpaceDN w:val="0"/>
+              <w:spacing w:after="0" w:line="240" w:lineRule="auto"/>
+              <w:ind w:left="37" w:firstLine="0"/>
+              <w:rPr>
+                <w:rFonts w:cs="Times New Roman"/>
+                <w:sz w:val="18"/>
+                <w:szCs w:val="18"/>
+              </w:rPr>
+            </w:pPr>
+            <w:r>
+              <w:rPr>
+                <w:rFonts w:cs="Times New Roman"/>
+                <w:i/>
+                <w:sz w:val="18"/>
+                <w:szCs w:val="18"/>
+              </w:rPr>
+              <w:t>Tutor</w:t>
+            </w:r>
+            <w:r>
+              <w:rPr>
+                <w:rFonts w:cs="Times New Roman"/>
+                <w:sz w:val="18"/>
+                <w:szCs w:val="18"/>
+              </w:rPr>
+              <w:t xml:space="preserve"> informs the learner (</w:t>
+            </w:r>
+            <w:r>
+              <w:rPr>
+                <w:rFonts w:cs="Times New Roman"/>
+                <w:i/>
+                <w:sz w:val="18"/>
+                <w:szCs w:val="18"/>
+              </w:rPr>
+              <w:t>Communication</w:t>
+            </w:r>
+            <w:r>
+              <w:rPr>
+                <w:rFonts w:cs="Times New Roman"/>
+                <w:sz w:val="18"/>
+                <w:szCs w:val="18"/>
+              </w:rPr>
+              <w:t xml:space="preserve"> subsystem) of the new optional LO available that corresponds to his areas of interest.</w:t>
+            </w:r>
+          </w:p>
+        </w:tc>
+      </w:tr>
+      <w:tr>
+        <w:trPr>
+          <w:trHeight w:val="195"/>
+        </w:trPr>
+        <w:tc>
+          <w:tcPr>
+            <w:tcW w:w="340" w:type="pct"/>
+            <w:tcBorders>
+              <w:bottom w:val="single" w:sz="4" w:space="0" w:color="auto"/>
+            </w:tcBorders>
+          </w:tcPr>
+          <w:p>
+            <w:pPr>
+              <w:autoSpaceDE w:val="0"/>
+              <w:autoSpaceDN w:val="0"/>
+              <w:spacing w:after="0" w:line="240" w:lineRule="auto"/>
+              <w:ind w:firstLine="0"/>
+              <w:jc w:val="center"/>
+              <w:rPr>
+                <w:rFonts w:cs="Times New Roman"/>
+                <w:sz w:val="18"/>
+                <w:szCs w:val="18"/>
+              </w:rPr>
+            </w:pPr>
+            <w:r>
+              <w:rPr>
+                <w:rFonts w:cs="Times New Roman"/>
+                <w:sz w:val="18"/>
+                <w:szCs w:val="18"/>
+              </w:rPr>
+              <w:t>14</w:t>
+            </w:r>
+          </w:p>
+        </w:tc>
+        <w:tc>
+          <w:tcPr>
+            <w:tcW w:w="901" w:type="pct"/>
+            <w:tcBorders>
+              <w:bottom w:val="single" w:sz="4" w:space="0" w:color="auto"/>
+            </w:tcBorders>
+          </w:tcPr>
+          <w:p>
+            <w:pPr>
+              <w:autoSpaceDE w:val="0"/>
+              <w:autoSpaceDN w:val="0"/>
+              <w:spacing w:after="0" w:line="240" w:lineRule="auto"/>
+              <w:ind w:firstLine="0"/>
+              <w:jc w:val="center"/>
+              <w:rPr>
+                <w:rFonts w:cs="Times New Roman"/>
+                <w:sz w:val="18"/>
+                <w:szCs w:val="18"/>
+              </w:rPr>
+            </w:pPr>
+            <w:r>
+              <w:rPr>
+                <w:rFonts w:cs="Times New Roman"/>
+                <w:sz w:val="18"/>
+                <w:szCs w:val="18"/>
+              </w:rPr>
+              <w:t>LOCAL</w:t>
+            </w:r>
+          </w:p>
+        </w:tc>
+        <w:tc>
+          <w:tcPr>
+            <w:tcW w:w="3760" w:type="pct"/>
+            <w:tcBorders>
+              <w:bottom w:val="single" w:sz="4" w:space="0" w:color="auto"/>
+            </w:tcBorders>
+            <w:vAlign w:val="center"/>
+          </w:tcPr>
+          <w:p>
+            <w:pPr>
+              <w:keepNext/>
+              <w:autoSpaceDE w:val="0"/>
+              <w:autoSpaceDN w:val="0"/>
+              <w:spacing w:after="0" w:line="240" w:lineRule="auto"/>
+              <w:ind w:left="37" w:firstLine="0"/>
+              <w:rPr>
+                <w:rFonts w:cs="Times New Roman"/>
+                <w:sz w:val="18"/>
+                <w:szCs w:val="18"/>
+              </w:rPr>
+            </w:pPr>
+            <w:r>
+              <w:rPr>
+                <w:rFonts w:cs="Times New Roman"/>
+                <w:sz w:val="18"/>
+                <w:szCs w:val="18"/>
+              </w:rPr>
+              <w:t>Accesses the new object.</w:t>
+            </w:r>
+          </w:p>
+        </w:tc>
+      </w:tr>
+    </w:tbl>
+    <w:p>
+      <w:pPr>
+        <w:pStyle w:val="Caption"/>
+      </w:pPr>
+      <w:bookmarkStart w:id="19" w:name="_Ref281944828"/>
+      <w:r>
+        <w:t xml:space="preserve">Table </w:t>
+      </w:r>
+      <w:fldSimple w:instr=" SEQ Table \* ARABIC ">
+        <w:r>
+          <w:rPr>
+            <w:noProof/>
+          </w:rPr>
+          <w:t>2</w:t>
+        </w:r>
+      </w:fldSimple>
+      <w:bookmarkEnd w:id="19"/>
+      <w:r>
+        <w:t>: Distributing Learning Objects</w:t>
+      </w:r>
+    </w:p>
+    <w:p>
       <w:r>
         <w:t>The results of this test proved that it was possible:</w:t>
       </w:r>
@@ -8323,7 +8267,7 @@
         <w:rPr>
           <w:noProof/>
         </w:rPr>
-        <w:t>2</w:t>
+        <w:t>3</w:t>
       </w:r>
       <w:r>
         <w:fldChar w:fldCharType="end"/>
@@ -8332,12 +8276,13 @@
         <w:t xml:space="preserve">. </w:t>
       </w:r>
       <w:r>
-        <w:t>Several considerations can be made from the analysis of each question. In order to demonstrate this, we have chosen charts representative of the most important questions.</w:t>
+        <w:t xml:space="preserve">Several considerations can be made from the analysis of each question. In order to </w:t>
+      </w:r>
+      <w:r>
+        <w:lastRenderedPageBreak/>
+        <w:t>demonstrate this, we have chosen charts representative of the most important questions.</w:t>
       </w:r>
     </w:p>
-    <w:p/>
-    <w:p/>
-    <w:p/>
     <w:tbl>
       <w:tblPr>
         <w:tblW w:w="4323" w:type="dxa"/>
@@ -8381,7 +8326,6 @@
                 <w:bCs/>
                 <w:sz w:val="18"/>
                 <w:szCs w:val="18"/>
-                <w:lang/>
               </w:rPr>
             </w:pPr>
             <w:r>
@@ -8389,9 +8333,7 @@
                 <w:bCs/>
                 <w:sz w:val="18"/>
                 <w:szCs w:val="18"/>
-                <w:lang/>
-              </w:rPr>
-              <w:lastRenderedPageBreak/>
+              </w:rPr>
               <w:t>N.</w:t>
             </w:r>
           </w:p>
@@ -8411,7 +8353,6 @@
                 <w:bCs/>
                 <w:sz w:val="18"/>
                 <w:szCs w:val="18"/>
-                <w:lang/>
               </w:rPr>
             </w:pPr>
             <w:r>
@@ -8419,7 +8360,6 @@
                 <w:bCs/>
                 <w:sz w:val="18"/>
                 <w:szCs w:val="18"/>
-                <w:lang/>
               </w:rPr>
               <w:t>Q: “What was your evaluation of…</w:t>
             </w:r>
@@ -8429,7 +8369,6 @@
                 <w:bCs/>
                 <w:sz w:val="18"/>
                 <w:szCs w:val="18"/>
-                <w:lang/>
               </w:rPr>
               <w:t>”</w:t>
             </w:r>
@@ -8457,14 +8396,12 @@
               <w:rPr>
                 <w:sz w:val="18"/>
                 <w:szCs w:val="18"/>
-                <w:lang/>
-              </w:rPr>
-            </w:pPr>
-            <w:r>
-              <w:rPr>
-                <w:sz w:val="18"/>
-                <w:szCs w:val="18"/>
-                <w:lang/>
+              </w:rPr>
+            </w:pPr>
+            <w:r>
+              <w:rPr>
+                <w:sz w:val="18"/>
+                <w:szCs w:val="18"/>
               </w:rPr>
               <w:t>1</w:t>
             </w:r>
@@ -8483,31 +8420,14 @@
               <w:rPr>
                 <w:sz w:val="18"/>
                 <w:szCs w:val="18"/>
-                <w:lang/>
-              </w:rPr>
-            </w:pPr>
-            <w:r>
-              <w:rPr>
-                <w:sz w:val="18"/>
-                <w:szCs w:val="18"/>
-                <w:lang/>
-              </w:rPr>
-              <w:t xml:space="preserve">…notifications about the </w:t>
-            </w:r>
-            <w:r>
-              <w:rPr>
-                <w:sz w:val="18"/>
-                <w:szCs w:val="18"/>
-              </w:rPr>
-              <w:t xml:space="preserve">availability </w:t>
-            </w:r>
-            <w:r>
-              <w:rPr>
-                <w:sz w:val="18"/>
-                <w:szCs w:val="18"/>
-                <w:lang/>
-              </w:rPr>
-              <w:t>of professors?</w:t>
+              </w:rPr>
+            </w:pPr>
+            <w:r>
+              <w:rPr>
+                <w:sz w:val="18"/>
+                <w:szCs w:val="18"/>
+              </w:rPr>
+              <w:t>…notifications about the availability of professors?</w:t>
             </w:r>
           </w:p>
         </w:tc>
@@ -8532,14 +8452,12 @@
               <w:rPr>
                 <w:sz w:val="18"/>
                 <w:szCs w:val="18"/>
-                <w:lang/>
-              </w:rPr>
-            </w:pPr>
-            <w:r>
-              <w:rPr>
-                <w:sz w:val="18"/>
-                <w:szCs w:val="18"/>
-                <w:lang/>
+              </w:rPr>
+            </w:pPr>
+            <w:r>
+              <w:rPr>
+                <w:sz w:val="18"/>
+                <w:szCs w:val="18"/>
               </w:rPr>
               <w:t>2</w:t>
             </w:r>
@@ -8558,14 +8476,12 @@
               <w:rPr>
                 <w:sz w:val="18"/>
                 <w:szCs w:val="18"/>
-                <w:lang/>
-              </w:rPr>
-            </w:pPr>
-            <w:r>
-              <w:rPr>
-                <w:sz w:val="18"/>
-                <w:szCs w:val="18"/>
-                <w:lang/>
+              </w:rPr>
+            </w:pPr>
+            <w:r>
+              <w:rPr>
+                <w:sz w:val="18"/>
+                <w:szCs w:val="18"/>
               </w:rPr>
               <w:t>…notifications about events, based on location and your profile data?</w:t>
             </w:r>
@@ -8592,14 +8508,12 @@
               <w:rPr>
                 <w:sz w:val="18"/>
                 <w:szCs w:val="18"/>
-                <w:lang/>
-              </w:rPr>
-            </w:pPr>
-            <w:r>
-              <w:rPr>
-                <w:sz w:val="18"/>
-                <w:szCs w:val="18"/>
-                <w:lang/>
+              </w:rPr>
+            </w:pPr>
+            <w:r>
+              <w:rPr>
+                <w:sz w:val="18"/>
+                <w:szCs w:val="18"/>
               </w:rPr>
               <w:t>3</w:t>
             </w:r>
@@ -8618,31 +8532,14 @@
               <w:rPr>
                 <w:sz w:val="18"/>
                 <w:szCs w:val="18"/>
-                <w:lang/>
-              </w:rPr>
-            </w:pPr>
-            <w:r>
-              <w:rPr>
-                <w:sz w:val="18"/>
-                <w:szCs w:val="18"/>
-                <w:lang/>
-              </w:rPr>
-              <w:t xml:space="preserve">…notification about the </w:t>
-            </w:r>
-            <w:r>
-              <w:rPr>
-                <w:sz w:val="18"/>
-                <w:szCs w:val="18"/>
-              </w:rPr>
-              <w:t xml:space="preserve">availability </w:t>
-            </w:r>
-            <w:r>
-              <w:rPr>
-                <w:sz w:val="18"/>
-                <w:szCs w:val="18"/>
-                <w:lang/>
-              </w:rPr>
-              <w:t>of physical resources?</w:t>
+              </w:rPr>
+            </w:pPr>
+            <w:r>
+              <w:rPr>
+                <w:sz w:val="18"/>
+                <w:szCs w:val="18"/>
+              </w:rPr>
+              <w:t>…notification about the availability of physical resources?</w:t>
             </w:r>
           </w:p>
         </w:tc>
@@ -8667,14 +8564,12 @@
               <w:rPr>
                 <w:sz w:val="18"/>
                 <w:szCs w:val="18"/>
-                <w:lang/>
-              </w:rPr>
-            </w:pPr>
-            <w:r>
-              <w:rPr>
-                <w:sz w:val="18"/>
-                <w:szCs w:val="18"/>
-                <w:lang/>
+              </w:rPr>
+            </w:pPr>
+            <w:r>
+              <w:rPr>
+                <w:sz w:val="18"/>
+                <w:szCs w:val="18"/>
               </w:rPr>
               <w:t>4</w:t>
             </w:r>
@@ -8693,14 +8588,12 @@
               <w:rPr>
                 <w:sz w:val="18"/>
                 <w:szCs w:val="18"/>
-                <w:lang/>
-              </w:rPr>
-            </w:pPr>
-            <w:r>
-              <w:rPr>
-                <w:sz w:val="18"/>
-                <w:szCs w:val="18"/>
-                <w:lang/>
+              </w:rPr>
+            </w:pPr>
+            <w:r>
+              <w:rPr>
+                <w:sz w:val="18"/>
+                <w:szCs w:val="18"/>
               </w:rPr>
               <w:t>…information about users related to your interests, at your location?</w:t>
             </w:r>
@@ -8727,14 +8620,12 @@
               <w:rPr>
                 <w:sz w:val="18"/>
                 <w:szCs w:val="18"/>
-                <w:lang/>
-              </w:rPr>
-            </w:pPr>
-            <w:r>
-              <w:rPr>
-                <w:sz w:val="18"/>
-                <w:szCs w:val="18"/>
-                <w:lang/>
+              </w:rPr>
+            </w:pPr>
+            <w:r>
+              <w:rPr>
+                <w:sz w:val="18"/>
+                <w:szCs w:val="18"/>
               </w:rPr>
               <w:t>5</w:t>
             </w:r>
@@ -8753,14 +8644,12 @@
               <w:rPr>
                 <w:sz w:val="18"/>
                 <w:szCs w:val="18"/>
-                <w:lang/>
-              </w:rPr>
-            </w:pPr>
-            <w:r>
-              <w:rPr>
-                <w:sz w:val="18"/>
-                <w:szCs w:val="18"/>
-                <w:lang/>
+              </w:rPr>
+            </w:pPr>
+            <w:r>
+              <w:rPr>
+                <w:sz w:val="18"/>
+                <w:szCs w:val="18"/>
               </w:rPr>
               <w:t>…the presentation of content related to events at your location?</w:t>
             </w:r>
@@ -8787,14 +8676,12 @@
               <w:rPr>
                 <w:sz w:val="18"/>
                 <w:szCs w:val="18"/>
-                <w:lang/>
-              </w:rPr>
-            </w:pPr>
-            <w:r>
-              <w:rPr>
-                <w:sz w:val="18"/>
-                <w:szCs w:val="18"/>
-                <w:lang/>
+              </w:rPr>
+            </w:pPr>
+            <w:r>
+              <w:rPr>
+                <w:sz w:val="18"/>
+                <w:szCs w:val="18"/>
               </w:rPr>
               <w:t>6</w:t>
             </w:r>
@@ -8813,14 +8700,12 @@
               <w:rPr>
                 <w:sz w:val="18"/>
                 <w:szCs w:val="18"/>
-                <w:lang/>
-              </w:rPr>
-            </w:pPr>
-            <w:r>
-              <w:rPr>
-                <w:sz w:val="18"/>
-                <w:szCs w:val="18"/>
-                <w:lang/>
+              </w:rPr>
+            </w:pPr>
+            <w:r>
+              <w:rPr>
+                <w:sz w:val="18"/>
+                <w:szCs w:val="18"/>
               </w:rPr>
               <w:t>…the usefulness of this system for teaching?</w:t>
             </w:r>
@@ -8847,14 +8732,12 @@
               <w:rPr>
                 <w:sz w:val="18"/>
                 <w:szCs w:val="18"/>
-                <w:lang/>
-              </w:rPr>
-            </w:pPr>
-            <w:r>
-              <w:rPr>
-                <w:sz w:val="18"/>
-                <w:szCs w:val="18"/>
-                <w:lang/>
+              </w:rPr>
+            </w:pPr>
+            <w:r>
+              <w:rPr>
+                <w:sz w:val="18"/>
+                <w:szCs w:val="18"/>
               </w:rPr>
               <w:t>7</w:t>
             </w:r>
@@ -8873,14 +8756,12 @@
               <w:rPr>
                 <w:sz w:val="18"/>
                 <w:szCs w:val="18"/>
-                <w:lang/>
-              </w:rPr>
-            </w:pPr>
-            <w:r>
-              <w:rPr>
-                <w:sz w:val="18"/>
-                <w:szCs w:val="18"/>
-                <w:lang/>
+              </w:rPr>
+            </w:pPr>
+            <w:r>
+              <w:rPr>
+                <w:sz w:val="18"/>
+                <w:szCs w:val="18"/>
               </w:rPr>
               <w:t>…the use of this system to determine your physical location?</w:t>
             </w:r>
@@ -8907,14 +8788,12 @@
               <w:rPr>
                 <w:sz w:val="18"/>
                 <w:szCs w:val="18"/>
-                <w:lang/>
-              </w:rPr>
-            </w:pPr>
-            <w:r>
-              <w:rPr>
-                <w:sz w:val="18"/>
-                <w:szCs w:val="18"/>
-                <w:lang/>
+              </w:rPr>
+            </w:pPr>
+            <w:r>
+              <w:rPr>
+                <w:sz w:val="18"/>
+                <w:szCs w:val="18"/>
               </w:rPr>
               <w:t>8</w:t>
             </w:r>
@@ -8933,14 +8812,12 @@
               <w:rPr>
                 <w:sz w:val="18"/>
                 <w:szCs w:val="18"/>
-                <w:lang/>
-              </w:rPr>
-            </w:pPr>
-            <w:r>
-              <w:rPr>
-                <w:sz w:val="18"/>
-                <w:szCs w:val="18"/>
-                <w:lang/>
+              </w:rPr>
+            </w:pPr>
+            <w:r>
+              <w:rPr>
+                <w:sz w:val="18"/>
+                <w:szCs w:val="18"/>
               </w:rPr>
               <w:t>…the stimulus to interaction between users in the same location?</w:t>
             </w:r>
@@ -8967,14 +8844,12 @@
               <w:rPr>
                 <w:sz w:val="18"/>
                 <w:szCs w:val="18"/>
-                <w:lang/>
-              </w:rPr>
-            </w:pPr>
-            <w:r>
-              <w:rPr>
-                <w:sz w:val="18"/>
-                <w:szCs w:val="18"/>
-                <w:lang/>
+              </w:rPr>
+            </w:pPr>
+            <w:r>
+              <w:rPr>
+                <w:sz w:val="18"/>
+                <w:szCs w:val="18"/>
               </w:rPr>
               <w:t>9</w:t>
             </w:r>
@@ -8993,14 +8868,12 @@
               <w:rPr>
                 <w:sz w:val="18"/>
                 <w:szCs w:val="18"/>
-                <w:lang/>
-              </w:rPr>
-            </w:pPr>
-            <w:r>
-              <w:rPr>
-                <w:sz w:val="18"/>
-                <w:szCs w:val="18"/>
-                <w:lang/>
+              </w:rPr>
+            </w:pPr>
+            <w:r>
+              <w:rPr>
+                <w:sz w:val="18"/>
+                <w:szCs w:val="18"/>
               </w:rPr>
               <w:t>…the possibility of using this system in daily activities?</w:t>
             </w:r>
@@ -9027,14 +8900,12 @@
               <w:rPr>
                 <w:sz w:val="18"/>
                 <w:szCs w:val="18"/>
-                <w:lang/>
-              </w:rPr>
-            </w:pPr>
-            <w:r>
-              <w:rPr>
-                <w:sz w:val="18"/>
-                <w:szCs w:val="18"/>
-                <w:lang/>
+              </w:rPr>
+            </w:pPr>
+            <w:r>
+              <w:rPr>
+                <w:sz w:val="18"/>
+                <w:szCs w:val="18"/>
               </w:rPr>
               <w:t>10</w:t>
             </w:r>
@@ -9054,14 +8925,12 @@
               <w:rPr>
                 <w:sz w:val="18"/>
                 <w:szCs w:val="18"/>
-                <w:lang/>
-              </w:rPr>
-            </w:pPr>
-            <w:r>
-              <w:rPr>
-                <w:sz w:val="18"/>
-                <w:szCs w:val="18"/>
-                <w:lang/>
+              </w:rPr>
+            </w:pPr>
+            <w:r>
+              <w:rPr>
+                <w:sz w:val="18"/>
+                <w:szCs w:val="18"/>
               </w:rPr>
               <w:t>…the possibility of using this system in the classroom?</w:t>
             </w:r>
@@ -9072,9 +8941,6 @@
     <w:p>
       <w:pPr>
         <w:pStyle w:val="Caption"/>
-        <w:rPr>
-          <w:lang/>
-        </w:rPr>
       </w:pPr>
       <w:bookmarkStart w:id="20" w:name="_Ref281944066"/>
       <w:r>
@@ -9152,7 +9018,7 @@
                     </pic:cNvPicPr>
                   </pic:nvPicPr>
                   <pic:blipFill>
-                    <a:blip r:embed="rId20"/>
+                    <a:blip r:embed="rId21" cstate="print"/>
                     <a:srcRect l="21608" t="17053" r="10286" b="23434"/>
                     <a:stretch>
                       <a:fillRect/>
@@ -9285,11 +9151,7 @@
       </w:r>
       <w:proofErr w:type="gramEnd"/>
       <w:r>
-        <w:t xml:space="preserve"> </w:t>
-      </w:r>
-      <w:r>
-        <w:lastRenderedPageBreak/>
-        <w:t xml:space="preserve">heterogeneous sample of mobile devices (desktop PCs, tablet PCs and </w:t>
+        <w:t xml:space="preserve"> heterogeneous sample of mobile devices (desktop PCs, tablet PCs and </w:t>
       </w:r>
       <w:proofErr w:type="spellStart"/>
       <w:r>
@@ -9309,6 +9171,7 @@
           <w:noProof/>
           <w:lang w:val="pt-BR" w:eastAsia="pt-BR" w:bidi="ar-SA"/>
         </w:rPr>
+        <w:lastRenderedPageBreak/>
         <w:drawing>
           <wp:inline distT="0" distB="0" distL="0" distR="0">
             <wp:extent cx="2826262" cy="1509623"/>
@@ -9327,7 +9190,7 @@
                     </pic:cNvPicPr>
                   </pic:nvPicPr>
                   <pic:blipFill>
-                    <a:blip r:embed="rId21"/>
+                    <a:blip r:embed="rId22" cstate="print"/>
                     <a:srcRect l="21863" t="13962" r="10097" b="22038"/>
                     <a:stretch>
                       <a:fillRect/>
@@ -9565,7 +9428,6 @@
       </w:pPr>
       <w:bookmarkStart w:id="24" w:name="_Ref281940030"/>
       <w:r>
-        <w:lastRenderedPageBreak/>
         <w:t>Conclusion</w:t>
       </w:r>
       <w:bookmarkEnd w:id="24"/>
@@ -9598,7 +9460,11 @@
       </w:r>
       <w:proofErr w:type="spellEnd"/>
       <w:r>
-        <w:t xml:space="preserve"> can be used in a specific classroom learning situation and in generic learning situations. Currently, we are improving the </w:t>
+        <w:t xml:space="preserve"> can be used in a specific classroom learning situation and in </w:t>
+      </w:r>
+      <w:r>
+        <w:lastRenderedPageBreak/>
+        <w:t xml:space="preserve">generic learning situations. Currently, we are improving the </w:t>
       </w:r>
       <w:proofErr w:type="spellStart"/>
       <w:r>
@@ -9611,6 +9477,12 @@
     </w:p>
     <w:sdt>
       <w:sdtPr>
+        <w:rPr>
+          <w:rFonts w:eastAsiaTheme="minorEastAsia" w:cstheme="minorBidi"/>
+          <w:b w:val="0"/>
+          <w:bCs w:val="0"/>
+          <w:szCs w:val="22"/>
+        </w:rPr>
         <w:id w:val="29596458"/>
         <w:docPartObj>
           <w:docPartGallery w:val="Bibliographies"/>
@@ -9619,11 +9491,7 @@
       </w:sdtPr>
       <w:sdtEndPr>
         <w:rPr>
-          <w:rFonts w:eastAsiaTheme="minorEastAsia" w:cstheme="minorBidi"/>
-          <w:b w:val="0"/>
-          <w:bCs w:val="0"/>
-          <w:sz w:val="22"/>
-          <w:szCs w:val="22"/>
+          <w:sz w:val="20"/>
         </w:rPr>
       </w:sdtEndPr>
       <w:sdtContent>
@@ -9658,21 +9526,18 @@
               </w:pPr>
               <w:r>
                 <w:rPr>
-                  <w:sz w:val="20"/>
                   <w:szCs w:val="20"/>
                 </w:rPr>
                 <w:fldChar w:fldCharType="begin"/>
               </w:r>
               <w:r>
                 <w:rPr>
-                  <w:sz w:val="20"/>
                   <w:szCs w:val="20"/>
                 </w:rPr>
                 <w:instrText xml:space="preserve"> BIBLIOGRAPHY </w:instrText>
               </w:r>
               <w:r>
                 <w:rPr>
-                  <w:sz w:val="20"/>
                   <w:szCs w:val="20"/>
                 </w:rPr>
                 <w:fldChar w:fldCharType="separate"/>
@@ -9703,7 +9568,7 @@
                 </w:rPr>
                 <w:t xml:space="preserve">. [Online] Available at: </w:t>
               </w:r>
-              <w:hyperlink r:id="rId22" w:history="1">
+              <w:hyperlink r:id="rId23" w:history="1">
                 <w:r>
                   <w:rPr>
                     <w:rStyle w:val="Hyperlink"/>
@@ -10026,7 +9891,7 @@
                 </w:rPr>
                 <w:t xml:space="preserve">. [Online] Available at: </w:t>
               </w:r>
-              <w:hyperlink r:id="rId23" w:history="1">
+              <w:hyperlink r:id="rId24" w:history="1">
                 <w:r>
                   <w:rPr>
                     <w:rStyle w:val="Hyperlink"/>
@@ -10083,7 +9948,7 @@
                 </w:rPr>
                 <w:t xml:space="preserve">. [Online] Available at: </w:t>
               </w:r>
-              <w:hyperlink r:id="rId24" w:history="1">
+              <w:hyperlink r:id="rId25" w:history="1">
                 <w:r>
                   <w:rPr>
                     <w:rStyle w:val="Hyperlink"/>
@@ -10140,7 +10005,7 @@
                 </w:rPr>
                 <w:t xml:space="preserve">. [Online] Available at: </w:t>
               </w:r>
-              <w:hyperlink r:id="rId25" w:history="1">
+              <w:hyperlink r:id="rId26" w:history="1">
                 <w:r>
                   <w:rPr>
                     <w:rStyle w:val="Hyperlink"/>
@@ -10253,7 +10118,6 @@
                   <w:sz w:val="18"/>
                   <w:szCs w:val="18"/>
                 </w:rPr>
-                <w:lastRenderedPageBreak/>
                 <w:t xml:space="preserve">Rigaux P. &amp; Spyratos N. , 2009. </w:t>
               </w:r>
               <w:r>
@@ -10274,7 +10138,7 @@
                 </w:rPr>
                 <w:t xml:space="preserve">. [Online] Available at: </w:t>
               </w:r>
-              <w:hyperlink r:id="rId26" w:history="1">
+              <w:hyperlink r:id="rId27" w:history="1">
                 <w:r>
                   <w:rPr>
                     <w:rStyle w:val="Hyperlink"/>
@@ -10407,7 +10271,7 @@
                 </w:rPr>
                 <w:t xml:space="preserve">. [Online] Available at: </w:t>
               </w:r>
-              <w:hyperlink r:id="rId27" w:history="1">
+              <w:hyperlink r:id="rId28" w:history="1">
                 <w:r>
                   <w:rPr>
                     <w:rStyle w:val="Hyperlink"/>
@@ -10520,6 +10384,7 @@
                   <w:sz w:val="18"/>
                   <w:szCs w:val="18"/>
                 </w:rPr>
+                <w:lastRenderedPageBreak/>
                 <w:t xml:space="preserve">Weiser M. , 1991. The computer for the 21st century: vision and challenges. </w:t>
               </w:r>
               <w:r>
@@ -10548,7 +10413,6 @@
                 <w:ind w:left="284" w:hanging="284"/>
                 <w:rPr>
                   <w:noProof/>
-                  <w:sz w:val="20"/>
                   <w:szCs w:val="20"/>
                 </w:rPr>
               </w:pPr>
@@ -10586,7 +10450,6 @@
               </w:pPr>
               <w:r>
                 <w:rPr>
-                  <w:sz w:val="20"/>
                   <w:szCs w:val="20"/>
                 </w:rPr>
                 <w:fldChar w:fldCharType="end"/>
@@ -10609,7 +10472,7 @@
 
 <file path=word/endnotes.xml><?xml version="1.0" encoding="utf-8"?>
 <w:endnotes xmlns:ve="http://schemas.openxmlformats.org/markup-compatibility/2006" xmlns:o="urn:schemas-microsoft-com:office:office" xmlns:r="http://schemas.openxmlformats.org/officeDocument/2006/relationships" xmlns:m="http://schemas.openxmlformats.org/officeDocument/2006/math" xmlns:v="urn:schemas-microsoft-com:vml" xmlns:wp="http://schemas.openxmlformats.org/drawingml/2006/wordprocessingDrawing" xmlns:w10="urn:schemas-microsoft-com:office:word" xmlns:w="http://schemas.openxmlformats.org/wordprocessingml/2006/main" xmlns:wne="http://schemas.microsoft.com/office/word/2006/wordml">
-  <w:endnote w:type="separator" w:id="0">
+  <w:endnote w:type="separator" w:id="-1">
     <w:p>
       <w:pPr>
         <w:spacing w:after="0" w:line="240" w:lineRule="auto"/>
@@ -10619,7 +10482,7 @@
       </w:r>
     </w:p>
   </w:endnote>
-  <w:endnote w:type="continuationSeparator" w:id="1">
+  <w:endnote w:type="continuationSeparator" w:id="0">
     <w:p>
       <w:pPr>
         <w:spacing w:after="0" w:line="240" w:lineRule="auto"/>
@@ -10632,9 +10495,178 @@
 </w:endnotes>
 </file>
 
+<file path=word/footer1.xml><?xml version="1.0" encoding="utf-8"?>
+<w:ftr xmlns:ve="http://schemas.openxmlformats.org/markup-compatibility/2006" xmlns:o="urn:schemas-microsoft-com:office:office" xmlns:r="http://schemas.openxmlformats.org/officeDocument/2006/relationships" xmlns:m="http://schemas.openxmlformats.org/officeDocument/2006/math" xmlns:v="urn:schemas-microsoft-com:vml" xmlns:wp="http://schemas.openxmlformats.org/drawingml/2006/wordprocessingDrawing" xmlns:w10="urn:schemas-microsoft-com:office:word" xmlns:w="http://schemas.openxmlformats.org/wordprocessingml/2006/main" xmlns:wne="http://schemas.microsoft.com/office/word/2006/wordml">
+  <w:p>
+    <w:pPr>
+      <w:pStyle w:val="Footer"/>
+      <w:spacing w:before="240"/>
+      <w:ind w:firstLine="0"/>
+      <w:rPr>
+        <w:sz w:val="18"/>
+        <w:szCs w:val="18"/>
+        <w:lang w:val="pt-BR"/>
+      </w:rPr>
+    </w:pPr>
+    <w:proofErr w:type="spellStart"/>
+    <w:r>
+      <w:rPr>
+        <w:i/>
+        <w:sz w:val="18"/>
+        <w:szCs w:val="18"/>
+        <w:lang w:val="pt-BR"/>
+      </w:rPr>
+      <w:t>E-mail</w:t>
+    </w:r>
+    <w:proofErr w:type="spellEnd"/>
+    <w:r>
+      <w:rPr>
+        <w:i/>
+        <w:sz w:val="18"/>
+        <w:szCs w:val="18"/>
+        <w:lang w:val="pt-BR"/>
+      </w:rPr>
+      <w:t xml:space="preserve"> </w:t>
+    </w:r>
+    <w:proofErr w:type="spellStart"/>
+    <w:r>
+      <w:rPr>
+        <w:i/>
+        <w:sz w:val="18"/>
+        <w:szCs w:val="18"/>
+        <w:lang w:val="pt-BR"/>
+      </w:rPr>
+      <w:t>addresses</w:t>
+    </w:r>
+    <w:proofErr w:type="spellEnd"/>
+    <w:r>
+      <w:rPr>
+        <w:i/>
+        <w:sz w:val="18"/>
+        <w:szCs w:val="18"/>
+        <w:lang w:val="pt-BR"/>
+      </w:rPr>
+      <w:t xml:space="preserve">: </w:t>
+    </w:r>
+    <w:hyperlink r:id="rId1" w:history="1">
+      <w:r>
+        <w:rPr>
+          <w:rStyle w:val="Hyperlink"/>
+          <w:sz w:val="18"/>
+          <w:szCs w:val="18"/>
+          <w:lang w:val="pt-BR"/>
+        </w:rPr>
+        <w:t>jbarbosa@unisinos.br</w:t>
+      </w:r>
+    </w:hyperlink>
+    <w:r>
+      <w:rPr>
+        <w:sz w:val="18"/>
+        <w:szCs w:val="18"/>
+        <w:lang w:val="pt-BR"/>
+      </w:rPr>
+      <w:t xml:space="preserve"> (J. Barbosa), </w:t>
+    </w:r>
+    <w:hyperlink r:id="rId2" w:history="1">
+      <w:r>
+        <w:rPr>
+          <w:rStyle w:val="Hyperlink"/>
+          <w:sz w:val="18"/>
+          <w:szCs w:val="18"/>
+          <w:lang w:val="pt-BR"/>
+        </w:rPr>
+        <w:t>nice@unilasalle.edu.br</w:t>
+      </w:r>
+    </w:hyperlink>
+    <w:r>
+      <w:rPr>
+        <w:sz w:val="18"/>
+        <w:szCs w:val="18"/>
+        <w:lang w:val="pt-BR"/>
+      </w:rPr>
+      <w:t xml:space="preserve"> (</w:t>
+    </w:r>
+    <w:proofErr w:type="spellStart"/>
+    <w:r>
+      <w:rPr>
+        <w:sz w:val="18"/>
+        <w:szCs w:val="18"/>
+        <w:lang w:val="pt-BR"/>
+      </w:rPr>
+      <w:t>D.N.F.</w:t>
+    </w:r>
+    <w:proofErr w:type="spellEnd"/>
+    <w:r>
+      <w:rPr>
+        <w:sz w:val="18"/>
+        <w:szCs w:val="18"/>
+        <w:lang w:val="pt-BR"/>
+      </w:rPr>
+      <w:t xml:space="preserve"> Barbosa), </w:t>
+    </w:r>
+    <w:hyperlink r:id="rId3" w:history="1">
+      <w:r>
+        <w:rPr>
+          <w:rStyle w:val="Hyperlink"/>
+          <w:sz w:val="18"/>
+          <w:szCs w:val="18"/>
+          <w:lang w:val="pt-BR"/>
+        </w:rPr>
+        <w:t>rodrigo.rmh@gmail.com</w:t>
+      </w:r>
+    </w:hyperlink>
+    <w:r>
+      <w:rPr>
+        <w:sz w:val="18"/>
+        <w:szCs w:val="18"/>
+        <w:lang w:val="pt-BR"/>
+      </w:rPr>
+      <w:t xml:space="preserve"> (R. </w:t>
+    </w:r>
+    <w:proofErr w:type="spellStart"/>
+    <w:r>
+      <w:rPr>
+        <w:sz w:val="18"/>
+        <w:szCs w:val="18"/>
+        <w:lang w:val="pt-BR"/>
+      </w:rPr>
+      <w:t>Hahn</w:t>
+    </w:r>
+    <w:proofErr w:type="spellEnd"/>
+    <w:r>
+      <w:rPr>
+        <w:sz w:val="18"/>
+        <w:szCs w:val="18"/>
+        <w:lang w:val="pt-BR"/>
+      </w:rPr>
+      <w:t xml:space="preserve">), </w:t>
+    </w:r>
+    <w:hyperlink r:id="rId4" w:history="1">
+      <w:r>
+        <w:rPr>
+          <w:rStyle w:val="Hyperlink"/>
+          <w:sz w:val="18"/>
+          <w:szCs w:val="18"/>
+          <w:lang w:val="pt-BR"/>
+        </w:rPr>
+        <w:t>andre.nho@gmail.com</w:t>
+      </w:r>
+    </w:hyperlink>
+    <w:r>
+      <w:rPr>
+        <w:sz w:val="18"/>
+        <w:szCs w:val="18"/>
+        <w:lang w:val="pt-BR"/>
+      </w:rPr>
+      <w:t xml:space="preserve"> (A. Wagner)</w:t>
+    </w:r>
+  </w:p>
+</w:ftr>
+</file>
+
 <file path=word/footnotes.xml><?xml version="1.0" encoding="utf-8"?>
 <w:footnotes xmlns:ve="http://schemas.openxmlformats.org/markup-compatibility/2006" xmlns:o="urn:schemas-microsoft-com:office:office" xmlns:r="http://schemas.openxmlformats.org/officeDocument/2006/relationships" xmlns:m="http://schemas.openxmlformats.org/officeDocument/2006/math" xmlns:v="urn:schemas-microsoft-com:vml" xmlns:wp="http://schemas.openxmlformats.org/drawingml/2006/wordprocessingDrawing" xmlns:w10="urn:schemas-microsoft-com:office:word" xmlns:w="http://schemas.openxmlformats.org/wordprocessingml/2006/main" xmlns:wne="http://schemas.microsoft.com/office/word/2006/wordml">
-  <w:footnote w:type="separator" w:id="0">
+  <w:footnote w:type="separator" w:id="-1">
     <w:p>
       <w:pPr>
         <w:spacing w:after="0" w:line="240" w:lineRule="auto"/>
@@ -10644,7 +10676,7 @@
       </w:r>
     </w:p>
   </w:footnote>
-  <w:footnote w:type="continuationSeparator" w:id="1">
+  <w:footnote w:type="continuationSeparator" w:id="0">
     <w:p>
       <w:pPr>
         <w:spacing w:after="0" w:line="240" w:lineRule="auto"/>
@@ -12088,13 +12120,15 @@
   <w:style w:type="paragraph" w:default="1" w:styleId="Normal">
     <w:name w:val="Normal"/>
     <w:qFormat/>
-    <w:rsid w:val="007E1DE9"/>
+    <w:rsid w:val="00BC6134"/>
     <w:pPr>
+      <w:spacing w:after="120"/>
       <w:ind w:firstLine="284"/>
       <w:jc w:val="both"/>
     </w:pPr>
     <w:rPr>
       <w:rFonts w:ascii="Times New Roman" w:hAnsi="Times New Roman"/>
+      <w:sz w:val="20"/>
     </w:rPr>
   </w:style>
   <w:style w:type="paragraph" w:styleId="Heading1">
@@ -12104,7 +12138,7 @@
     <w:link w:val="Heading1Char"/>
     <w:uiPriority w:val="9"/>
     <w:qFormat/>
-    <w:rsid w:val="00A74D53"/>
+    <w:rsid w:val="00A30F65"/>
     <w:pPr>
       <w:numPr>
         <w:numId w:val="7"/>
@@ -12117,7 +12151,7 @@
       <w:rFonts w:eastAsiaTheme="majorEastAsia" w:cstheme="majorBidi"/>
       <w:b/>
       <w:bCs/>
-      <w:sz w:val="24"/>
+      <w:sz w:val="22"/>
       <w:szCs w:val="28"/>
     </w:rPr>
   </w:style>
@@ -12129,20 +12163,20 @@
     <w:uiPriority w:val="9"/>
     <w:unhideWhenUsed/>
     <w:qFormat/>
-    <w:rsid w:val="005F717C"/>
+    <w:rsid w:val="00A30F65"/>
     <w:pPr>
       <w:numPr>
         <w:ilvl w:val="1"/>
         <w:numId w:val="7"/>
       </w:numPr>
-      <w:spacing w:before="200" w:after="120"/>
+      <w:spacing w:before="200"/>
       <w:outlineLvl w:val="1"/>
     </w:pPr>
     <w:rPr>
       <w:rFonts w:eastAsiaTheme="majorEastAsia" w:cstheme="majorBidi"/>
-      <w:b/>
       <w:bCs/>
-      <w:sz w:val="24"/>
+      <w:i/>
+      <w:sz w:val="22"/>
       <w:szCs w:val="26"/>
     </w:rPr>
   </w:style>
@@ -12154,19 +12188,19 @@
     <w:uiPriority w:val="9"/>
     <w:unhideWhenUsed/>
     <w:qFormat/>
-    <w:rsid w:val="009B5A59"/>
+    <w:rsid w:val="00A30F65"/>
     <w:pPr>
       <w:numPr>
         <w:ilvl w:val="2"/>
         <w:numId w:val="7"/>
       </w:numPr>
-      <w:spacing w:before="200" w:after="120" w:line="271" w:lineRule="auto"/>
+      <w:spacing w:before="200" w:line="271" w:lineRule="auto"/>
       <w:outlineLvl w:val="2"/>
     </w:pPr>
     <w:rPr>
       <w:rFonts w:eastAsiaTheme="majorEastAsia" w:cstheme="majorBidi"/>
-      <w:b/>
       <w:bCs/>
+      <w:i/>
     </w:rPr>
   </w:style>
   <w:style w:type="paragraph" w:styleId="Heading4">
@@ -12291,7 +12325,6 @@
     </w:pPr>
     <w:rPr>
       <w:rFonts w:asciiTheme="majorHAnsi" w:eastAsiaTheme="majorEastAsia" w:hAnsiTheme="majorHAnsi" w:cstheme="majorBidi"/>
-      <w:sz w:val="20"/>
       <w:szCs w:val="20"/>
     </w:rPr>
   </w:style>
@@ -12318,13 +12351,13 @@
       <w:i/>
       <w:iCs/>
       <w:spacing w:val="5"/>
-      <w:sz w:val="20"/>
       <w:szCs w:val="20"/>
     </w:rPr>
   </w:style>
   <w:style w:type="character" w:default="1" w:styleId="DefaultParagraphFont">
     <w:name w:val="Default Paragraph Font"/>
     <w:uiPriority w:val="1"/>
+    <w:semiHidden/>
     <w:unhideWhenUsed/>
   </w:style>
   <w:style w:type="table" w:default="1" w:styleId="TableNormal">
@@ -12354,12 +12387,11 @@
     <w:basedOn w:val="DefaultParagraphFont"/>
     <w:link w:val="Heading1"/>
     <w:uiPriority w:val="9"/>
-    <w:rsid w:val="00A74D53"/>
+    <w:rsid w:val="00A30F65"/>
     <w:rPr>
       <w:rFonts w:ascii="Times New Roman" w:eastAsiaTheme="majorEastAsia" w:hAnsi="Times New Roman" w:cstheme="majorBidi"/>
       <w:b/>
       <w:bCs/>
-      <w:sz w:val="24"/>
       <w:szCs w:val="28"/>
     </w:rPr>
   </w:style>
@@ -12368,12 +12400,11 @@
     <w:basedOn w:val="DefaultParagraphFont"/>
     <w:link w:val="Heading2"/>
     <w:uiPriority w:val="9"/>
-    <w:rsid w:val="005F717C"/>
+    <w:rsid w:val="00A30F65"/>
     <w:rPr>
       <w:rFonts w:ascii="Times New Roman" w:eastAsiaTheme="majorEastAsia" w:hAnsi="Times New Roman" w:cstheme="majorBidi"/>
-      <w:b/>
       <w:bCs/>
-      <w:sz w:val="24"/>
+      <w:i/>
       <w:szCs w:val="26"/>
     </w:rPr>
   </w:style>
@@ -12382,11 +12413,12 @@
     <w:basedOn w:val="DefaultParagraphFont"/>
     <w:link w:val="Heading3"/>
     <w:uiPriority w:val="9"/>
-    <w:rsid w:val="009B5A59"/>
+    <w:rsid w:val="00A30F65"/>
     <w:rPr>
       <w:rFonts w:ascii="Times New Roman" w:eastAsiaTheme="majorEastAsia" w:hAnsi="Times New Roman" w:cstheme="majorBidi"/>
-      <w:b/>
       <w:bCs/>
+      <w:i/>
+      <w:sz w:val="20"/>
     </w:rPr>
   </w:style>
   <w:style w:type="paragraph" w:styleId="Title">
@@ -12448,7 +12480,6 @@
       <w:spacing w:after="0" w:line="240" w:lineRule="auto"/>
     </w:pPr>
     <w:rPr>
-      <w:sz w:val="20"/>
       <w:szCs w:val="20"/>
     </w:rPr>
   </w:style>
@@ -12545,7 +12576,6 @@
     <w:name w:val="Hyperlink"/>
     <w:basedOn w:val="DefaultParagraphFont"/>
     <w:uiPriority w:val="99"/>
-    <w:semiHidden/>
     <w:unhideWhenUsed/>
     <w:rsid w:val="008D4E0D"/>
     <w:rPr>
@@ -12647,14 +12677,14 @@
     <w:uiPriority w:val="35"/>
     <w:unhideWhenUsed/>
     <w:qFormat/>
-    <w:rsid w:val="005D0686"/>
+    <w:rsid w:val="00A30F65"/>
     <w:pPr>
       <w:spacing w:line="240" w:lineRule="auto"/>
       <w:jc w:val="center"/>
     </w:pPr>
     <w:rPr>
       <w:bCs/>
-      <w:sz w:val="20"/>
+      <w:sz w:val="18"/>
       <w:szCs w:val="18"/>
     </w:rPr>
   </w:style>
@@ -12846,7 +12876,6 @@
     </w:pPr>
     <w:rPr>
       <w:rFonts w:eastAsia="Times New Roman" w:cs="Times New Roman"/>
-      <w:sz w:val="20"/>
       <w:szCs w:val="20"/>
       <w:lang w:bidi="ar-SA"/>
     </w:rPr>
@@ -12861,6 +12890,60 @@
       <w:sz w:val="20"/>
       <w:szCs w:val="20"/>
       <w:lang w:bidi="ar-SA"/>
+    </w:rPr>
+  </w:style>
+  <w:style w:type="paragraph" w:styleId="Header">
+    <w:name w:val="header"/>
+    <w:basedOn w:val="Normal"/>
+    <w:link w:val="HeaderChar"/>
+    <w:uiPriority w:val="99"/>
+    <w:semiHidden/>
+    <w:unhideWhenUsed/>
+    <w:rsid w:val="009A624B"/>
+    <w:pPr>
+      <w:tabs>
+        <w:tab w:val="center" w:pos="4252"/>
+        <w:tab w:val="right" w:pos="8504"/>
+      </w:tabs>
+      <w:spacing w:after="0" w:line="240" w:lineRule="auto"/>
+    </w:pPr>
+  </w:style>
+  <w:style w:type="character" w:customStyle="1" w:styleId="HeaderChar">
+    <w:name w:val="Header Char"/>
+    <w:basedOn w:val="DefaultParagraphFont"/>
+    <w:link w:val="Header"/>
+    <w:uiPriority w:val="99"/>
+    <w:semiHidden/>
+    <w:rsid w:val="009A624B"/>
+    <w:rPr>
+      <w:rFonts w:ascii="Times New Roman" w:hAnsi="Times New Roman"/>
+    </w:rPr>
+  </w:style>
+  <w:style w:type="paragraph" w:styleId="Footer">
+    <w:name w:val="footer"/>
+    <w:basedOn w:val="Normal"/>
+    <w:link w:val="FooterChar"/>
+    <w:uiPriority w:val="99"/>
+    <w:semiHidden/>
+    <w:unhideWhenUsed/>
+    <w:rsid w:val="009A624B"/>
+    <w:pPr>
+      <w:tabs>
+        <w:tab w:val="center" w:pos="4252"/>
+        <w:tab w:val="right" w:pos="8504"/>
+      </w:tabs>
+      <w:spacing w:after="0" w:line="240" w:lineRule="auto"/>
+    </w:pPr>
+  </w:style>
+  <w:style w:type="character" w:customStyle="1" w:styleId="FooterChar">
+    <w:name w:val="Footer Char"/>
+    <w:basedOn w:val="DefaultParagraphFont"/>
+    <w:link w:val="Footer"/>
+    <w:uiPriority w:val="99"/>
+    <w:semiHidden/>
+    <w:rsid w:val="009A624B"/>
+    <w:rPr>
+      <w:rFonts w:ascii="Times New Roman" w:hAnsi="Times New Roman"/>
     </w:rPr>
   </w:style>
 </w:styles>
@@ -13707,7 +13790,7 @@
 </file>
 
 <file path=customXml/itemProps1.xml><?xml version="1.0" encoding="utf-8"?>
-<ds:datastoreItem xmlns:ds="http://schemas.openxmlformats.org/officeDocument/2006/customXml" ds:itemID="{3BF3BA7A-9AAE-4F0D-A597-AF709BC08B63}">
+<ds:datastoreItem xmlns:ds="http://schemas.openxmlformats.org/officeDocument/2006/customXml" ds:itemID="{54AEFDAC-C71D-488F-BC75-CA9A41E28AB3}">
   <ds:schemaRefs>
     <ds:schemaRef ds:uri="http://schemas.openxmlformats.org/officeDocument/2006/bibliography"/>
   </ds:schemaRefs>
